--- a/Documenti/Relazione Wireframe.docx
+++ b/Documenti/Relazione Wireframe.docx
@@ -1,1587 +1,39 @@
 
 <file path=word/document.xml><?xml version="1.0" encoding="utf-8"?>
-<w:document xmlns:mc="http://schemas.openxmlformats.org/markup-compatibility/2006" xmlns:o="urn:schemas-microsoft-com:office:office" xmlns:r="http://schemas.openxmlformats.org/officeDocument/2006/relationships" xmlns:m="http://schemas.openxmlformats.org/officeDocument/2006/math" xmlns:v="urn:schemas-microsoft-com:vml" xmlns:wp="http://schemas.openxmlformats.org/drawingml/2006/wordprocessingDrawing" xmlns:w10="urn:schemas-microsoft-com:office:word" xmlns:w="http://schemas.openxmlformats.org/wordprocessingml/2006/main" xmlns:wne="http://schemas.microsoft.com/office/word/2006/wordml" xmlns:sl="http://schemas.openxmlformats.org/schemaLibrary/2006/main" xmlns:a="http://schemas.openxmlformats.org/drawingml/2006/main" xmlns:pic="http://schemas.openxmlformats.org/drawingml/2006/picture" xmlns:c="http://schemas.openxmlformats.org/drawingml/2006/chart" xmlns:lc="http://schemas.openxmlformats.org/drawingml/2006/lockedCanvas" xmlns:dgm="http://schemas.openxmlformats.org/drawingml/2006/diagram" xmlns:wps="http://schemas.microsoft.com/office/word/2010/wordprocessingShape" xmlns:wpg="http://schemas.microsoft.com/office/word/2010/wordprocessingGroup" xmlns:w14="http://schemas.microsoft.com/office/word/2010/wordml" xmlns:w15="http://schemas.microsoft.com/office/word/2012/wordml" xmlns:w16="http://schemas.microsoft.com/office/word/2018/wordml" xmlns:w16cex="http://schemas.microsoft.com/office/word/2018/wordml/cex" xmlns:w16cid="http://schemas.microsoft.com/office/word/2016/wordml/cid" xmlns="http://schemas.microsoft.com/office/tasks/2019/documenttasks" xmlns:cr="http://schemas.microsoft.com/office/comments/2020/reactions">
+<w:document xmlns:wpc="http://schemas.microsoft.com/office/word/2010/wordprocessingCanvas" xmlns:cx="http://schemas.microsoft.com/office/drawing/2014/chartex" xmlns:cx1="http://schemas.microsoft.com/office/drawing/2015/9/8/chartex" xmlns:cx2="http://schemas.microsoft.com/office/drawing/2015/10/21/chartex" xmlns:cx3="http://schemas.microsoft.com/office/drawing/2016/5/9/chartex" xmlns:cx4="http://schemas.microsoft.com/office/drawing/2016/5/10/chartex" xmlns:cx5="http://schemas.microsoft.com/office/drawing/2016/5/11/chartex" xmlns:cx6="http://schemas.microsoft.com/office/drawing/2016/5/12/chartex" xmlns:cx7="http://schemas.microsoft.com/office/drawing/2016/5/13/chartex" xmlns:cx8="http://schemas.microsoft.com/office/drawing/2016/5/14/chartex" xmlns:mc="http://schemas.openxmlformats.org/markup-compatibility/2006" xmlns:aink="http://schemas.microsoft.com/office/drawing/2016/ink" xmlns:am3d="http://schemas.microsoft.com/office/drawing/2017/model3d" xmlns:o="urn:schemas-microsoft-com:office:office" xmlns:oel="http://schemas.microsoft.com/office/2019/extlst" xmlns:r="http://schemas.openxmlformats.org/officeDocument/2006/relationships" xmlns:m="http://schemas.openxmlformats.org/officeDocument/2006/math" xmlns:v="urn:schemas-microsoft-com:vml" xmlns:wp14="http://schemas.microsoft.com/office/word/2010/wordprocessingDrawing" xmlns:wp="http://schemas.openxmlformats.org/drawingml/2006/wordprocessingDrawing" xmlns:w10="urn:schemas-microsoft-com:office:word" xmlns:w="http://schemas.openxmlformats.org/wordprocessingml/2006/main" xmlns:w14="http://schemas.microsoft.com/office/word/2010/wordml" xmlns:w15="http://schemas.microsoft.com/office/word/2012/wordml" xmlns:w16cex="http://schemas.microsoft.com/office/word/2018/wordml/cex" xmlns:w16cid="http://schemas.microsoft.com/office/word/2016/wordml/cid" xmlns:w16="http://schemas.microsoft.com/office/word/2018/wordml" xmlns:w16du="http://schemas.microsoft.com/office/word/2023/wordml/word16du" xmlns:w16sdtdh="http://schemas.microsoft.com/office/word/2020/wordml/sdtdatahash" xmlns:w16sdtfl="http://schemas.microsoft.com/office/word/2024/wordml/sdtformatlock" xmlns:w16se="http://schemas.microsoft.com/office/word/2015/wordml/symex" xmlns:wpg="http://schemas.microsoft.com/office/word/2010/wordprocessingGroup" xmlns:wpi="http://schemas.microsoft.com/office/word/2010/wordprocessingInk" xmlns:wne="http://schemas.microsoft.com/office/word/2006/wordml" xmlns:wps="http://schemas.microsoft.com/office/word/2010/wordprocessingShape" mc:Ignorable="w14 w15 w16se w16cid w16 w16cex w16sdtdh w16sdtfl w16du wp14">
   <w:background w:color="EFEFEF"/>
   <w:body>
     <w:p>
       <w:pPr>
-        <w:pStyle w:val="Heading2"/>
-        <w:rPr/>
-      </w:pPr>
-      <w:bookmarkStart w:colFirst="0" w:colLast="0" w:name="_u5r40q16j14z" w:id="0"/>
+        <w:pStyle w:val="Titolo2"/>
+      </w:pPr>
+      <w:bookmarkStart w:id="0" w:name="_g1dy4meaktqa" w:colFirst="0" w:colLast="0"/>
       <w:bookmarkEnd w:id="0"/>
       <w:r>
+        <w:t>Componenti Applicazione</w:t>
+      </w:r>
+    </w:p>
+    <w:p>
+      <w:r>
         <w:rPr>
-          <w:rtl w:val="0"/>
+          <w:noProof/>
         </w:rPr>
-        <w:t xml:space="preserve">Flusso Applicazione</w:t>
-      </w:r>
-    </w:p>
-    <w:p>
-      <w:pPr>
-        <w:rPr/>
-      </w:pPr>
-      <w:r>
-        <w:rPr/>
         <w:drawing>
-          <wp:inline distB="114300" distT="114300" distL="114300" distR="114300">
-            <wp:extent cx="5731200" cy="4267200"/>
-            <wp:effectExtent b="0" l="0" r="0" t="0"/>
-            <wp:docPr id="1" name="image1.png"/>
-            <a:graphic>
+          <wp:inline distT="114300" distB="114300" distL="114300" distR="114300" wp14:anchorId="1930EB34" wp14:editId="04BBDCFF">
+            <wp:extent cx="5731200" cy="5562600"/>
+            <wp:effectExtent l="0" t="0" r="0" b="0"/>
+            <wp:docPr id="2" name="image2.png"/>
+            <wp:cNvGraphicFramePr/>
+            <a:graphic xmlns:a="http://schemas.openxmlformats.org/drawingml/2006/main">
               <a:graphicData uri="http://schemas.openxmlformats.org/drawingml/2006/picture">
-                <pic:pic>
-                  <pic:nvPicPr>
-                    <pic:cNvPr id="0" name="image1.png"/>
-                    <pic:cNvPicPr preferRelativeResize="0"/>
-                  </pic:nvPicPr>
-                  <pic:blipFill>
-                    <a:blip r:embed="rId6"/>
-                    <a:srcRect b="0" l="0" r="0" t="0"/>
-                    <a:stretch>
-                      <a:fillRect/>
-                    </a:stretch>
-                  </pic:blipFill>
-                  <pic:spPr>
-                    <a:xfrm>
-                      <a:off x="0" y="0"/>
-                      <a:ext cx="5731200" cy="4267200"/>
-                    </a:xfrm>
-                    <a:prstGeom prst="rect"/>
-                    <a:ln/>
-                  </pic:spPr>
-                </pic:pic>
-              </a:graphicData>
-            </a:graphic>
-          </wp:inline>
-        </w:drawing>
-      </w:r>
-      <w:r>
-        <w:rPr>
-          <w:rtl w:val="0"/>
-        </w:rPr>
-      </w:r>
-    </w:p>
-    <w:p>
-      <w:pPr>
-        <w:numPr>
-          <w:ilvl w:val="0"/>
-          <w:numId w:val="19"/>
-        </w:numPr>
-        <w:ind w:left="720" w:hanging="360"/>
-        <w:rPr/>
-      </w:pPr>
-      <w:r>
-        <w:rPr>
-          <w:rtl w:val="0"/>
-        </w:rPr>
-        <w:t xml:space="preserve">Activity - Home page</w:t>
-      </w:r>
-    </w:p>
-    <w:p>
-      <w:pPr>
-        <w:numPr>
-          <w:ilvl w:val="1"/>
-          <w:numId w:val="19"/>
-        </w:numPr>
-        <w:ind w:left="1440" w:hanging="360"/>
-        <w:rPr/>
-      </w:pPr>
-      <w:r>
-        <w:rPr>
-          <w:rtl w:val="0"/>
-        </w:rPr>
-        <w:t xml:space="preserve">Pulsante profilo utente</w:t>
-      </w:r>
-    </w:p>
-    <w:p>
-      <w:pPr>
-        <w:numPr>
-          <w:ilvl w:val="2"/>
-          <w:numId w:val="19"/>
-        </w:numPr>
-        <w:ind w:left="2160" w:hanging="360"/>
-        <w:rPr/>
-      </w:pPr>
-      <w:r>
-        <w:rPr>
-          <w:rtl w:val="0"/>
-        </w:rPr>
-        <w:t xml:space="preserve">Porta alla pagina profilo utente</w:t>
-      </w:r>
-    </w:p>
-    <w:p>
-      <w:pPr>
-        <w:numPr>
-          <w:ilvl w:val="1"/>
-          <w:numId w:val="19"/>
-        </w:numPr>
-        <w:ind w:left="1440" w:hanging="360"/>
-        <w:rPr/>
-      </w:pPr>
-      <w:r>
-        <w:rPr>
-          <w:rtl w:val="0"/>
-        </w:rPr>
-        <w:t xml:space="preserve">Pulsante Lista animali</w:t>
-      </w:r>
-    </w:p>
-    <w:p>
-      <w:pPr>
-        <w:numPr>
-          <w:ilvl w:val="2"/>
-          <w:numId w:val="19"/>
-        </w:numPr>
-        <w:ind w:left="2160" w:hanging="360"/>
-        <w:rPr/>
-      </w:pPr>
-      <w:r>
-        <w:rPr>
-          <w:rtl w:val="0"/>
-        </w:rPr>
-        <w:t xml:space="preserve">Porta alla pagina lista animali</w:t>
-      </w:r>
-    </w:p>
-    <w:p>
-      <w:pPr>
-        <w:numPr>
-          <w:ilvl w:val="1"/>
-          <w:numId w:val="19"/>
-        </w:numPr>
-        <w:ind w:left="1440" w:hanging="360"/>
-        <w:rPr/>
-      </w:pPr>
-      <w:r>
-        <w:rPr>
-          <w:rtl w:val="0"/>
-        </w:rPr>
-        <w:t xml:space="preserve">Pulsante Profilo animale</w:t>
-      </w:r>
-    </w:p>
-    <w:p>
-      <w:pPr>
-        <w:numPr>
-          <w:ilvl w:val="2"/>
-          <w:numId w:val="19"/>
-        </w:numPr>
-        <w:ind w:left="2160" w:hanging="360"/>
-        <w:rPr/>
-      </w:pPr>
-      <w:r>
-        <w:rPr>
-          <w:rtl w:val="0"/>
-        </w:rPr>
-        <w:t xml:space="preserve">Porta alla pagina specifica del singolo animale</w:t>
-      </w:r>
-    </w:p>
-    <w:p>
-      <w:pPr>
-        <w:numPr>
-          <w:ilvl w:val="1"/>
-          <w:numId w:val="19"/>
-        </w:numPr>
-        <w:ind w:left="1440" w:hanging="360"/>
-        <w:rPr/>
-      </w:pPr>
-      <w:r>
-        <w:rPr>
-          <w:rtl w:val="0"/>
-        </w:rPr>
-        <w:t xml:space="preserve">Pulsante Cerca servizi</w:t>
-      </w:r>
-    </w:p>
-    <w:p>
-      <w:pPr>
-        <w:numPr>
-          <w:ilvl w:val="2"/>
-          <w:numId w:val="19"/>
-        </w:numPr>
-        <w:ind w:left="2160" w:hanging="360"/>
-        <w:rPr/>
-      </w:pPr>
-      <w:r>
-        <w:rPr>
-          <w:rtl w:val="0"/>
-        </w:rPr>
-        <w:t xml:space="preserve">Si divide in:</w:t>
-      </w:r>
-    </w:p>
-    <w:p>
-      <w:pPr>
-        <w:numPr>
-          <w:ilvl w:val="3"/>
-          <w:numId w:val="19"/>
-        </w:numPr>
-        <w:ind w:left="2880" w:hanging="360"/>
-        <w:rPr/>
-      </w:pPr>
-      <w:r>
-        <w:rPr>
-          <w:rtl w:val="0"/>
-        </w:rPr>
-        <w:t xml:space="preserve">Pulsante cerca servizi </w:t>
-      </w:r>
-    </w:p>
-    <w:p>
-      <w:pPr>
-        <w:numPr>
-          <w:ilvl w:val="4"/>
-          <w:numId w:val="19"/>
-        </w:numPr>
-        <w:ind w:left="3600" w:hanging="360"/>
-        <w:rPr/>
-      </w:pPr>
-      <w:r>
-        <w:rPr>
-          <w:rtl w:val="0"/>
-        </w:rPr>
-        <w:t xml:space="preserve">Porta alla pagina ricerca servizio con filtro attivo su servizi</w:t>
-      </w:r>
-    </w:p>
-    <w:p>
-      <w:pPr>
-        <w:numPr>
-          <w:ilvl w:val="3"/>
-          <w:numId w:val="19"/>
-        </w:numPr>
-        <w:ind w:left="2880" w:hanging="360"/>
-        <w:rPr/>
-      </w:pPr>
-      <w:r>
-        <w:rPr>
-          <w:rtl w:val="0"/>
-        </w:rPr>
-        <w:t xml:space="preserve">Pulsante cerca prodotti</w:t>
-      </w:r>
-    </w:p>
-    <w:p>
-      <w:pPr>
-        <w:numPr>
-          <w:ilvl w:val="4"/>
-          <w:numId w:val="19"/>
-        </w:numPr>
-        <w:ind w:left="3600" w:hanging="360"/>
-        <w:rPr/>
-      </w:pPr>
-      <w:r>
-        <w:rPr>
-          <w:rtl w:val="0"/>
-        </w:rPr>
-        <w:t xml:space="preserve">Porta alla pagina ricerca servizio con filtro attivo su prodotti</w:t>
-      </w:r>
-    </w:p>
-    <w:p>
-      <w:pPr>
-        <w:numPr>
-          <w:ilvl w:val="1"/>
-          <w:numId w:val="19"/>
-        </w:numPr>
-        <w:ind w:left="1440" w:hanging="360"/>
-        <w:rPr/>
-      </w:pPr>
-      <w:r>
-        <w:rPr>
-          <w:rtl w:val="0"/>
-        </w:rPr>
-        <w:t xml:space="preserve">Pulsante Calendario</w:t>
-      </w:r>
-    </w:p>
-    <w:p>
-      <w:pPr>
-        <w:numPr>
-          <w:ilvl w:val="2"/>
-          <w:numId w:val="19"/>
-        </w:numPr>
-        <w:ind w:left="2160" w:hanging="360"/>
-        <w:rPr/>
-      </w:pPr>
-      <w:r>
-        <w:rPr>
-          <w:rtl w:val="0"/>
-        </w:rPr>
-        <w:t xml:space="preserve">Porta alla pagina calendario</w:t>
-      </w:r>
-    </w:p>
-    <w:p>
-      <w:pPr>
-        <w:numPr>
-          <w:ilvl w:val="1"/>
-          <w:numId w:val="19"/>
-        </w:numPr>
-        <w:ind w:left="1440" w:hanging="360"/>
-        <w:rPr/>
-      </w:pPr>
-      <w:r>
-        <w:rPr>
-          <w:rtl w:val="0"/>
-        </w:rPr>
-        <w:t xml:space="preserve">Pulsante Aggiungi attività odierna</w:t>
-      </w:r>
-    </w:p>
-    <w:p>
-      <w:pPr>
-        <w:numPr>
-          <w:ilvl w:val="2"/>
-          <w:numId w:val="19"/>
-        </w:numPr>
-        <w:ind w:left="2160" w:hanging="360"/>
-        <w:rPr/>
-      </w:pPr>
-      <w:r>
-        <w:rPr>
-          <w:rtl w:val="0"/>
-        </w:rPr>
-        <w:t xml:space="preserve">Porta alla pagina Aggiungi attività, impostando la data con la data odierna</w:t>
-      </w:r>
-    </w:p>
-    <w:p>
-      <w:pPr>
-        <w:numPr>
-          <w:ilvl w:val="1"/>
-          <w:numId w:val="19"/>
-        </w:numPr>
-        <w:ind w:left="1440" w:hanging="360"/>
-        <w:rPr/>
-      </w:pPr>
-      <w:r>
-        <w:rPr>
-          <w:rtl w:val="0"/>
-        </w:rPr>
-        <w:t xml:space="preserve">Pulsante aggiungi spesa</w:t>
-      </w:r>
-    </w:p>
-    <w:p>
-      <w:pPr>
-        <w:numPr>
-          <w:ilvl w:val="2"/>
-          <w:numId w:val="19"/>
-        </w:numPr>
-        <w:ind w:left="2160" w:hanging="360"/>
-        <w:rPr/>
-      </w:pPr>
-      <w:r>
-        <w:rPr>
-          <w:rtl w:val="0"/>
-        </w:rPr>
-        <w:t xml:space="preserve">Apre un edit text per aggiungere la spesa</w:t>
-      </w:r>
-    </w:p>
-    <w:p>
-      <w:pPr>
-        <w:numPr>
-          <w:ilvl w:val="3"/>
-          <w:numId w:val="19"/>
-        </w:numPr>
-        <w:ind w:left="2880" w:hanging="360"/>
-        <w:rPr/>
-      </w:pPr>
-      <w:r>
-        <w:rPr>
-          <w:rtl w:val="0"/>
-        </w:rPr>
-        <w:t xml:space="preserve">Premere di nuovo il pulsante conferma l’aggiunta</w:t>
-      </w:r>
-    </w:p>
-    <w:p>
-      <w:pPr>
-        <w:rPr/>
-      </w:pPr>
-      <w:r>
-        <w:rPr>
-          <w:rtl w:val="0"/>
-        </w:rPr>
-      </w:r>
-    </w:p>
-    <w:p>
-      <w:pPr>
-        <w:numPr>
-          <w:ilvl w:val="0"/>
-          <w:numId w:val="19"/>
-        </w:numPr>
-        <w:ind w:left="720" w:hanging="360"/>
-        <w:rPr/>
-      </w:pPr>
-      <w:r>
-        <w:rPr>
-          <w:rtl w:val="0"/>
-        </w:rPr>
-        <w:t xml:space="preserve">Activity - Login</w:t>
-      </w:r>
-    </w:p>
-    <w:p>
-      <w:pPr>
-        <w:numPr>
-          <w:ilvl w:val="1"/>
-          <w:numId w:val="19"/>
-        </w:numPr>
-        <w:ind w:left="1440" w:hanging="360"/>
-        <w:rPr/>
-      </w:pPr>
-      <w:r>
-        <w:rPr>
-          <w:rtl w:val="0"/>
-        </w:rPr>
-        <w:t xml:space="preserve">Edit text username</w:t>
-      </w:r>
-    </w:p>
-    <w:p>
-      <w:pPr>
-        <w:numPr>
-          <w:ilvl w:val="1"/>
-          <w:numId w:val="19"/>
-        </w:numPr>
-        <w:ind w:left="1440" w:hanging="360"/>
-        <w:rPr/>
-      </w:pPr>
-      <w:r>
-        <w:rPr>
-          <w:rtl w:val="0"/>
-        </w:rPr>
-        <w:t xml:space="preserve">Edit text password</w:t>
-      </w:r>
-    </w:p>
-    <w:p>
-      <w:pPr>
-        <w:numPr>
-          <w:ilvl w:val="1"/>
-          <w:numId w:val="19"/>
-        </w:numPr>
-        <w:ind w:left="1440" w:hanging="360"/>
-        <w:rPr/>
-      </w:pPr>
-      <w:r>
-        <w:rPr>
-          <w:rtl w:val="0"/>
-        </w:rPr>
-        <w:t xml:space="preserve">Pulsante login</w:t>
-      </w:r>
-    </w:p>
-    <w:p>
-      <w:pPr>
-        <w:numPr>
-          <w:ilvl w:val="2"/>
-          <w:numId w:val="19"/>
-        </w:numPr>
-        <w:ind w:left="2160" w:hanging="360"/>
-        <w:rPr/>
-      </w:pPr>
-      <w:r>
-        <w:rPr>
-          <w:rtl w:val="0"/>
-        </w:rPr>
-        <w:t xml:space="preserve">Se credenziali corrette porta alla home page</w:t>
-      </w:r>
-    </w:p>
-    <w:p>
-      <w:pPr>
-        <w:numPr>
-          <w:ilvl w:val="0"/>
-          <w:numId w:val="19"/>
-        </w:numPr>
-        <w:ind w:left="720" w:hanging="360"/>
-        <w:rPr/>
-      </w:pPr>
-      <w:r>
-        <w:rPr>
-          <w:rtl w:val="0"/>
-        </w:rPr>
-        <w:t xml:space="preserve">Activity - Registrazione</w:t>
-      </w:r>
-    </w:p>
-    <w:p>
-      <w:pPr>
-        <w:numPr>
-          <w:ilvl w:val="1"/>
-          <w:numId w:val="19"/>
-        </w:numPr>
-        <w:ind w:left="1440" w:hanging="360"/>
-        <w:rPr/>
-      </w:pPr>
-      <w:r>
-        <w:rPr>
-          <w:rtl w:val="0"/>
-        </w:rPr>
-        <w:t xml:space="preserve">Web view registra utente</w:t>
-      </w:r>
-    </w:p>
-    <w:p>
-      <w:pPr>
-        <w:rPr/>
-      </w:pPr>
-      <w:r>
-        <w:rPr>
-          <w:rtl w:val="0"/>
-        </w:rPr>
-      </w:r>
-    </w:p>
-    <w:p>
-      <w:pPr>
-        <w:numPr>
-          <w:ilvl w:val="0"/>
-          <w:numId w:val="19"/>
-        </w:numPr>
-        <w:ind w:left="720" w:hanging="360"/>
-        <w:rPr/>
-      </w:pPr>
-      <w:r>
-        <w:rPr>
-          <w:rtl w:val="0"/>
-        </w:rPr>
-        <w:t xml:space="preserve">Activity - Lista animali</w:t>
-      </w:r>
-    </w:p>
-    <w:p>
-      <w:pPr>
-        <w:numPr>
-          <w:ilvl w:val="1"/>
-          <w:numId w:val="19"/>
-        </w:numPr>
-        <w:ind w:left="1440" w:hanging="360"/>
-        <w:rPr/>
-      </w:pPr>
-      <w:r>
-        <w:rPr>
-          <w:rtl w:val="0"/>
-        </w:rPr>
-        <w:t xml:space="preserve">Pulsante animale</w:t>
-      </w:r>
-    </w:p>
-    <w:p>
-      <w:pPr>
-        <w:numPr>
-          <w:ilvl w:val="2"/>
-          <w:numId w:val="19"/>
-        </w:numPr>
-        <w:ind w:left="2160" w:hanging="360"/>
-        <w:rPr/>
-      </w:pPr>
-      <w:r>
-        <w:rPr>
-          <w:rtl w:val="0"/>
-        </w:rPr>
-        <w:t xml:space="preserve">Porta all’animale specifico</w:t>
-      </w:r>
-    </w:p>
-    <w:p>
-      <w:pPr>
-        <w:numPr>
-          <w:ilvl w:val="0"/>
-          <w:numId w:val="19"/>
-        </w:numPr>
-        <w:ind w:left="720" w:hanging="360"/>
-        <w:rPr/>
-      </w:pPr>
-      <w:r>
-        <w:rPr>
-          <w:rtl w:val="0"/>
-        </w:rPr>
-        <w:t xml:space="preserve">Activity - Profilo animale</w:t>
-      </w:r>
-    </w:p>
-    <w:p>
-      <w:pPr>
-        <w:numPr>
-          <w:ilvl w:val="1"/>
-          <w:numId w:val="19"/>
-        </w:numPr>
-        <w:ind w:left="1440" w:hanging="360"/>
-        <w:rPr/>
-      </w:pPr>
-      <w:r>
-        <w:rPr>
-          <w:rtl w:val="0"/>
-        </w:rPr>
-        <w:t xml:space="preserve">Pulsante cartella clinica</w:t>
-      </w:r>
-    </w:p>
-    <w:p>
-      <w:pPr>
-        <w:numPr>
-          <w:ilvl w:val="2"/>
-          <w:numId w:val="19"/>
-        </w:numPr>
-        <w:ind w:left="2160" w:hanging="360"/>
-        <w:rPr/>
-      </w:pPr>
-      <w:r>
-        <w:rPr>
-          <w:rtl w:val="0"/>
-        </w:rPr>
-        <w:t xml:space="preserve">Porta all’Activity cartella clinica</w:t>
-      </w:r>
-    </w:p>
-    <w:p>
-      <w:pPr>
-        <w:numPr>
-          <w:ilvl w:val="1"/>
-          <w:numId w:val="19"/>
-        </w:numPr>
-        <w:ind w:left="1440" w:hanging="360"/>
-        <w:rPr/>
-      </w:pPr>
-      <w:r>
-        <w:rPr>
-          <w:rtl w:val="0"/>
-        </w:rPr>
-        <w:t xml:space="preserve">Pulsante calendario emotivo</w:t>
-      </w:r>
-    </w:p>
-    <w:p>
-      <w:pPr>
-        <w:numPr>
-          <w:ilvl w:val="2"/>
-          <w:numId w:val="19"/>
-        </w:numPr>
-        <w:ind w:left="2160" w:hanging="360"/>
-        <w:rPr/>
-      </w:pPr>
-      <w:r>
-        <w:rPr>
-          <w:rtl w:val="0"/>
-        </w:rPr>
-        <w:t xml:space="preserve">Porta all’Activity calendario emotivo</w:t>
-      </w:r>
-    </w:p>
-    <w:p>
-      <w:pPr>
-        <w:numPr>
-          <w:ilvl w:val="0"/>
-          <w:numId w:val="19"/>
-        </w:numPr>
-        <w:ind w:left="720" w:hanging="360"/>
-        <w:rPr/>
-      </w:pPr>
-      <w:r>
-        <w:rPr>
-          <w:rtl w:val="0"/>
-        </w:rPr>
-        <w:t xml:space="preserve">Activity - Cartella clinica</w:t>
-      </w:r>
-    </w:p>
-    <w:p>
-      <w:pPr>
-        <w:numPr>
-          <w:ilvl w:val="1"/>
-          <w:numId w:val="19"/>
-        </w:numPr>
-        <w:ind w:left="1440" w:hanging="360"/>
-        <w:rPr/>
-      </w:pPr>
-      <w:r>
-        <w:rPr>
-          <w:rtl w:val="0"/>
-        </w:rPr>
-        <w:t xml:space="preserve">Edit text inserimento data</w:t>
-      </w:r>
-    </w:p>
-    <w:p>
-      <w:pPr>
-        <w:numPr>
-          <w:ilvl w:val="1"/>
-          <w:numId w:val="19"/>
-        </w:numPr>
-        <w:ind w:left="1440" w:hanging="360"/>
-        <w:rPr/>
-      </w:pPr>
-      <w:r>
-        <w:rPr>
-          <w:rtl w:val="0"/>
-        </w:rPr>
-        <w:t xml:space="preserve">Edit text inserimento descrizione</w:t>
-      </w:r>
-    </w:p>
-    <w:p>
-      <w:pPr>
-        <w:numPr>
-          <w:ilvl w:val="1"/>
-          <w:numId w:val="19"/>
-        </w:numPr>
-        <w:ind w:left="1440" w:hanging="360"/>
-        <w:rPr/>
-      </w:pPr>
-      <w:r>
-        <w:rPr>
-          <w:rtl w:val="0"/>
-        </w:rPr>
-        <w:t xml:space="preserve">Pulsante aggiungi elemento</w:t>
-      </w:r>
-    </w:p>
-    <w:p>
-      <w:pPr>
-        <w:numPr>
-          <w:ilvl w:val="2"/>
-          <w:numId w:val="19"/>
-        </w:numPr>
-        <w:ind w:left="2160" w:hanging="360"/>
-        <w:rPr/>
-      </w:pPr>
-      <w:r>
-        <w:rPr>
-          <w:rtl w:val="0"/>
-        </w:rPr>
-        <w:t xml:space="preserve">Aggiunge l’elemento</w:t>
-      </w:r>
-    </w:p>
-    <w:p>
-      <w:pPr>
-        <w:rPr/>
-      </w:pPr>
-      <w:r>
-        <w:rPr>
-          <w:rtl w:val="0"/>
-        </w:rPr>
-      </w:r>
-    </w:p>
-    <w:p>
-      <w:pPr>
-        <w:numPr>
-          <w:ilvl w:val="0"/>
-          <w:numId w:val="19"/>
-        </w:numPr>
-        <w:ind w:left="720" w:hanging="360"/>
-        <w:rPr/>
-      </w:pPr>
-      <w:r>
-        <w:rPr>
-          <w:rtl w:val="0"/>
-        </w:rPr>
-        <w:t xml:space="preserve">Activity - Calendario</w:t>
-      </w:r>
-    </w:p>
-    <w:p>
-      <w:pPr>
-        <w:numPr>
-          <w:ilvl w:val="1"/>
-          <w:numId w:val="19"/>
-        </w:numPr>
-        <w:ind w:left="1440" w:hanging="360"/>
-        <w:rPr/>
-      </w:pPr>
-      <w:r>
-        <w:rPr>
-          <w:rtl w:val="0"/>
-        </w:rPr>
-        <w:t xml:space="preserve">Pulsante aggiungi attività</w:t>
-      </w:r>
-    </w:p>
-    <w:p>
-      <w:pPr>
-        <w:numPr>
-          <w:ilvl w:val="2"/>
-          <w:numId w:val="19"/>
-        </w:numPr>
-        <w:ind w:left="2160" w:hanging="360"/>
-        <w:rPr/>
-      </w:pPr>
-      <w:r>
-        <w:rPr>
-          <w:rtl w:val="0"/>
-        </w:rPr>
-        <w:t xml:space="preserve">Porta all’Activity aggiungi attività</w:t>
-      </w:r>
-    </w:p>
-    <w:p>
-      <w:pPr>
-        <w:numPr>
-          <w:ilvl w:val="0"/>
-          <w:numId w:val="19"/>
-        </w:numPr>
-        <w:ind w:left="720" w:hanging="360"/>
-        <w:rPr/>
-      </w:pPr>
-      <w:r>
-        <w:rPr>
-          <w:rtl w:val="0"/>
-        </w:rPr>
-        <w:t xml:space="preserve">Activity - Aggiungi attività</w:t>
-      </w:r>
-    </w:p>
-    <w:p>
-      <w:pPr>
-        <w:numPr>
-          <w:ilvl w:val="1"/>
-          <w:numId w:val="19"/>
-        </w:numPr>
-        <w:ind w:left="1440" w:hanging="360"/>
-        <w:rPr/>
-      </w:pPr>
-      <w:r>
-        <w:rPr>
-          <w:rtl w:val="0"/>
-        </w:rPr>
-        <w:t xml:space="preserve">Edit text nome attività</w:t>
-      </w:r>
-    </w:p>
-    <w:p>
-      <w:pPr>
-        <w:numPr>
-          <w:ilvl w:val="1"/>
-          <w:numId w:val="19"/>
-        </w:numPr>
-        <w:ind w:left="1440" w:hanging="360"/>
-        <w:rPr/>
-      </w:pPr>
-      <w:r>
-        <w:rPr>
-          <w:rtl w:val="0"/>
-        </w:rPr>
-        <w:t xml:space="preserve">Inserimento data</w:t>
-      </w:r>
-    </w:p>
-    <w:p>
-      <w:pPr>
-        <w:numPr>
-          <w:ilvl w:val="1"/>
-          <w:numId w:val="19"/>
-        </w:numPr>
-        <w:ind w:left="1440" w:hanging="360"/>
-        <w:rPr/>
-      </w:pPr>
-      <w:r>
-        <w:rPr>
-          <w:rtl w:val="0"/>
-        </w:rPr>
-        <w:t xml:space="preserve">Inserimento ora</w:t>
-      </w:r>
-    </w:p>
-    <w:p>
-      <w:pPr>
-        <w:numPr>
-          <w:ilvl w:val="1"/>
-          <w:numId w:val="19"/>
-        </w:numPr>
-        <w:ind w:left="1440" w:hanging="360"/>
-        <w:rPr/>
-      </w:pPr>
-      <w:r>
-        <w:rPr>
-          <w:rtl w:val="0"/>
-        </w:rPr>
-        <w:t xml:space="preserve">Pulsante aggiungi</w:t>
-      </w:r>
-    </w:p>
-    <w:p>
-      <w:pPr>
-        <w:numPr>
-          <w:ilvl w:val="2"/>
-          <w:numId w:val="19"/>
-        </w:numPr>
-        <w:ind w:left="2160" w:hanging="360"/>
-        <w:rPr/>
-      </w:pPr>
-      <w:r>
-        <w:rPr>
-          <w:rtl w:val="0"/>
-        </w:rPr>
-        <w:t xml:space="preserve">Aggiunge l’elemento</w:t>
-      </w:r>
-    </w:p>
-    <w:p>
-      <w:pPr>
-        <w:rPr/>
-      </w:pPr>
-      <w:r>
-        <w:rPr>
-          <w:rtl w:val="0"/>
-        </w:rPr>
-      </w:r>
-    </w:p>
-    <w:p>
-      <w:pPr>
-        <w:numPr>
-          <w:ilvl w:val="0"/>
-          <w:numId w:val="19"/>
-        </w:numPr>
-        <w:ind w:left="720" w:hanging="360"/>
-        <w:rPr/>
-      </w:pPr>
-      <w:r>
-        <w:rPr>
-          <w:rtl w:val="0"/>
-        </w:rPr>
-        <w:t xml:space="preserve">Activity - Cerca servizi/prodotti</w:t>
-      </w:r>
-    </w:p>
-    <w:p>
-      <w:pPr>
-        <w:numPr>
-          <w:ilvl w:val="1"/>
-          <w:numId w:val="19"/>
-        </w:numPr>
-        <w:ind w:left="1440" w:hanging="360"/>
-        <w:rPr/>
-      </w:pPr>
-      <w:r>
-        <w:rPr>
-          <w:rtl w:val="0"/>
-        </w:rPr>
-        <w:t xml:space="preserve">Pulsante ricerca</w:t>
-      </w:r>
-    </w:p>
-    <w:p>
-      <w:pPr>
-        <w:numPr>
-          <w:ilvl w:val="2"/>
-          <w:numId w:val="19"/>
-        </w:numPr>
-        <w:ind w:left="2160" w:hanging="360"/>
-        <w:rPr/>
-      </w:pPr>
-      <w:r>
-        <w:rPr>
-          <w:rtl w:val="0"/>
-        </w:rPr>
-        <w:t xml:space="preserve">Avvia la ricerca</w:t>
-      </w:r>
-    </w:p>
-    <w:p>
-      <w:pPr>
-        <w:numPr>
-          <w:ilvl w:val="1"/>
-          <w:numId w:val="19"/>
-        </w:numPr>
-        <w:ind w:left="1440" w:hanging="360"/>
-        <w:rPr/>
-      </w:pPr>
-      <w:r>
-        <w:rPr>
-          <w:rtl w:val="0"/>
-        </w:rPr>
-        <w:t xml:space="preserve">Edit text inserimento ricerca</w:t>
-      </w:r>
-    </w:p>
-    <w:p>
-      <w:pPr>
-        <w:numPr>
-          <w:ilvl w:val="1"/>
-          <w:numId w:val="19"/>
-        </w:numPr>
-        <w:ind w:left="1440" w:hanging="360"/>
-        <w:rPr/>
-      </w:pPr>
-      <w:r>
-        <w:rPr>
-          <w:rtl w:val="0"/>
-        </w:rPr>
-        <w:t xml:space="preserve">Pulsante filtro</w:t>
-      </w:r>
-    </w:p>
-    <w:p>
-      <w:pPr>
-        <w:numPr>
-          <w:ilvl w:val="2"/>
-          <w:numId w:val="19"/>
-        </w:numPr>
-        <w:ind w:left="2160" w:hanging="360"/>
-        <w:rPr/>
-      </w:pPr>
-      <w:r>
-        <w:rPr>
-          <w:rtl w:val="0"/>
-        </w:rPr>
-        <w:t xml:space="preserve">Apre le opzioni dei filtri</w:t>
-      </w:r>
-    </w:p>
-    <w:p>
-      <w:pPr>
-        <w:numPr>
-          <w:ilvl w:val="3"/>
-          <w:numId w:val="19"/>
-        </w:numPr>
-        <w:ind w:left="2880" w:hanging="360"/>
-        <w:rPr/>
-      </w:pPr>
-      <w:r>
-        <w:rPr>
-          <w:rtl w:val="0"/>
-        </w:rPr>
-        <w:t xml:space="preserve">Edit text inserimento CAP</w:t>
-      </w:r>
-    </w:p>
-    <w:p>
-      <w:pPr>
-        <w:numPr>
-          <w:ilvl w:val="3"/>
-          <w:numId w:val="19"/>
-        </w:numPr>
-        <w:ind w:left="2880" w:hanging="360"/>
-        <w:rPr/>
-      </w:pPr>
-      <w:r>
-        <w:rPr>
-          <w:rtl w:val="0"/>
-        </w:rPr>
-        <w:t xml:space="preserve">Selezione rating</w:t>
-      </w:r>
-    </w:p>
-    <w:p>
-      <w:pPr>
-        <w:numPr>
-          <w:ilvl w:val="3"/>
-          <w:numId w:val="19"/>
-        </w:numPr>
-        <w:ind w:left="2880" w:hanging="360"/>
-        <w:rPr/>
-      </w:pPr>
-      <w:r>
-        <w:rPr>
-          <w:rtl w:val="0"/>
-        </w:rPr>
-        <w:t xml:space="preserve">Toggle servizi/prodotti</w:t>
-      </w:r>
-    </w:p>
-    <w:p>
-      <w:pPr>
-        <w:numPr>
-          <w:ilvl w:val="3"/>
-          <w:numId w:val="19"/>
-        </w:numPr>
-        <w:ind w:left="2880" w:hanging="360"/>
-        <w:rPr/>
-      </w:pPr>
-      <w:r>
-        <w:rPr>
-          <w:rtl w:val="0"/>
-        </w:rPr>
-        <w:t xml:space="preserve">Pulsante conferma filtri</w:t>
-      </w:r>
-    </w:p>
-    <w:p>
-      <w:pPr>
-        <w:numPr>
-          <w:ilvl w:val="3"/>
-          <w:numId w:val="19"/>
-        </w:numPr>
-        <w:ind w:left="2880" w:hanging="360"/>
-        <w:rPr/>
-      </w:pPr>
-      <w:r>
-        <w:rPr>
-          <w:rtl w:val="0"/>
-        </w:rPr>
-        <w:t xml:space="preserve">Pulsante resetta filtri</w:t>
-      </w:r>
-    </w:p>
-    <w:p>
-      <w:pPr>
-        <w:numPr>
-          <w:ilvl w:val="1"/>
-          <w:numId w:val="19"/>
-        </w:numPr>
-        <w:ind w:left="1440" w:hanging="360"/>
-        <w:rPr/>
-      </w:pPr>
-      <w:r>
-        <w:rPr>
-          <w:rtl w:val="0"/>
-        </w:rPr>
-        <w:t xml:space="preserve">Pulsante singola attività</w:t>
-      </w:r>
-    </w:p>
-    <w:p>
-      <w:pPr>
-        <w:numPr>
-          <w:ilvl w:val="2"/>
-          <w:numId w:val="19"/>
-        </w:numPr>
-        <w:ind w:left="2160" w:hanging="360"/>
-        <w:rPr/>
-      </w:pPr>
-      <w:r>
-        <w:rPr>
-          <w:rtl w:val="0"/>
-        </w:rPr>
-        <w:t xml:space="preserve">Porta alla pagina dell’attività</w:t>
-      </w:r>
-    </w:p>
-    <w:p>
-      <w:pPr>
-        <w:numPr>
-          <w:ilvl w:val="0"/>
-          <w:numId w:val="19"/>
-        </w:numPr>
-        <w:ind w:left="720" w:hanging="360"/>
-        <w:rPr/>
-      </w:pPr>
-      <w:r>
-        <w:rPr>
-          <w:rtl w:val="0"/>
-        </w:rPr>
-        <w:t xml:space="preserve">Activity - Profilo attività</w:t>
-      </w:r>
-    </w:p>
-    <w:p>
-      <w:pPr>
-        <w:numPr>
-          <w:ilvl w:val="1"/>
-          <w:numId w:val="19"/>
-        </w:numPr>
-        <w:ind w:left="1440" w:hanging="360"/>
-        <w:rPr/>
-      </w:pPr>
-      <w:r>
-        <w:rPr>
-          <w:rtl w:val="0"/>
-        </w:rPr>
-        <w:t xml:space="preserve">Edit text inserimento recensione</w:t>
-      </w:r>
-    </w:p>
-    <w:p>
-      <w:pPr>
-        <w:numPr>
-          <w:ilvl w:val="1"/>
-          <w:numId w:val="19"/>
-        </w:numPr>
-        <w:ind w:left="1440" w:hanging="360"/>
-        <w:rPr/>
-      </w:pPr>
-      <w:r>
-        <w:rPr>
-          <w:rtl w:val="0"/>
-        </w:rPr>
-        <w:t xml:space="preserve">Selezione rating</w:t>
-      </w:r>
-    </w:p>
-    <w:p>
-      <w:pPr>
-        <w:numPr>
-          <w:ilvl w:val="1"/>
-          <w:numId w:val="19"/>
-        </w:numPr>
-        <w:ind w:left="1440" w:hanging="360"/>
-        <w:rPr/>
-      </w:pPr>
-      <w:r>
-        <w:rPr>
-          <w:rtl w:val="0"/>
-        </w:rPr>
-        <w:t xml:space="preserve">Pulsante conferma</w:t>
-      </w:r>
-    </w:p>
-    <w:p>
-      <w:pPr>
-        <w:numPr>
-          <w:ilvl w:val="2"/>
-          <w:numId w:val="19"/>
-        </w:numPr>
-        <w:ind w:left="2160" w:hanging="360"/>
-        <w:rPr/>
-      </w:pPr>
-      <w:r>
-        <w:rPr>
-          <w:rtl w:val="0"/>
-        </w:rPr>
-        <w:t xml:space="preserve">Aggiunge la recensione all’attività</w:t>
-      </w:r>
-    </w:p>
-    <w:p>
-      <w:pPr>
-        <w:rPr/>
-      </w:pPr>
-      <w:r>
-        <w:rPr>
-          <w:rtl w:val="0"/>
-        </w:rPr>
-      </w:r>
-    </w:p>
-    <w:p>
-      <w:pPr>
-        <w:numPr>
-          <w:ilvl w:val="0"/>
-          <w:numId w:val="19"/>
-        </w:numPr>
-        <w:ind w:left="720" w:hanging="360"/>
-        <w:rPr/>
-      </w:pPr>
-      <w:r>
-        <w:rPr>
-          <w:rtl w:val="0"/>
-        </w:rPr>
-        <w:t xml:space="preserve">Activity - Profilo utente</w:t>
-      </w:r>
-    </w:p>
-    <w:p>
-      <w:pPr>
-        <w:numPr>
-          <w:ilvl w:val="1"/>
-          <w:numId w:val="19"/>
-        </w:numPr>
-        <w:ind w:left="1440" w:hanging="360"/>
-        <w:rPr/>
-      </w:pPr>
-      <w:r>
-        <w:rPr>
-          <w:rtl w:val="0"/>
-        </w:rPr>
-        <w:t xml:space="preserve">Pulsante diventa un fornitore</w:t>
-      </w:r>
-    </w:p>
-    <w:p>
-      <w:pPr>
-        <w:numPr>
-          <w:ilvl w:val="2"/>
-          <w:numId w:val="19"/>
-        </w:numPr>
-        <w:ind w:left="2160" w:hanging="360"/>
-        <w:rPr/>
-      </w:pPr>
-      <w:r>
-        <w:rPr>
-          <w:rtl w:val="0"/>
-        </w:rPr>
-        <w:t xml:space="preserve">Porta alla pagina inserimento dati fornitore</w:t>
-      </w:r>
-    </w:p>
-    <w:p>
-      <w:pPr>
-        <w:numPr>
-          <w:ilvl w:val="1"/>
-          <w:numId w:val="19"/>
-        </w:numPr>
-        <w:ind w:left="1440" w:hanging="360"/>
-        <w:rPr/>
-      </w:pPr>
-      <w:r>
-        <w:rPr>
-          <w:rtl w:val="0"/>
-        </w:rPr>
-        <w:t xml:space="preserve">Pulsante modifica dati</w:t>
-      </w:r>
-    </w:p>
-    <w:p>
-      <w:pPr>
-        <w:numPr>
-          <w:ilvl w:val="2"/>
-          <w:numId w:val="19"/>
-        </w:numPr>
-        <w:ind w:left="2160" w:hanging="360"/>
-        <w:rPr/>
-      </w:pPr>
-      <w:r>
-        <w:rPr>
-          <w:rtl w:val="0"/>
-        </w:rPr>
-        <w:t xml:space="preserve">i dati diventano modificabili tramite edit text</w:t>
-      </w:r>
-    </w:p>
-    <w:p>
-      <w:pPr>
-        <w:numPr>
-          <w:ilvl w:val="2"/>
-          <w:numId w:val="19"/>
-        </w:numPr>
-        <w:ind w:left="2160" w:hanging="360"/>
-        <w:rPr/>
-      </w:pPr>
-      <w:r>
-        <w:rPr>
-          <w:rtl w:val="0"/>
-        </w:rPr>
-        <w:t xml:space="preserve">premendo di nuovo si confermano le modifiche</w:t>
-      </w:r>
-    </w:p>
-    <w:p>
-      <w:pPr>
-        <w:numPr>
-          <w:ilvl w:val="1"/>
-          <w:numId w:val="19"/>
-        </w:numPr>
-        <w:ind w:left="1440" w:hanging="360"/>
-        <w:rPr/>
-      </w:pPr>
-      <w:r>
-        <w:rPr>
-          <w:rtl w:val="0"/>
-        </w:rPr>
-        <w:t xml:space="preserve">Pulsante esci dall’account</w:t>
-      </w:r>
-    </w:p>
-    <w:p>
-      <w:pPr>
-        <w:numPr>
-          <w:ilvl w:val="2"/>
-          <w:numId w:val="19"/>
-        </w:numPr>
-        <w:ind w:left="2160" w:hanging="360"/>
-        <w:rPr/>
-      </w:pPr>
-      <w:r>
-        <w:rPr>
-          <w:rtl w:val="0"/>
-        </w:rPr>
-        <w:t xml:space="preserve">Disconnette l’utente e porta all’Activity Login</w:t>
-      </w:r>
-    </w:p>
-    <w:p>
-      <w:pPr>
-        <w:numPr>
-          <w:ilvl w:val="0"/>
-          <w:numId w:val="19"/>
-        </w:numPr>
-        <w:ind w:left="720" w:hanging="360"/>
-        <w:rPr/>
-      </w:pPr>
-      <w:r>
-        <w:rPr>
-          <w:rtl w:val="0"/>
-        </w:rPr>
-        <w:t xml:space="preserve">Activity - Profilo utente</w:t>
-      </w:r>
-    </w:p>
-    <w:p>
-      <w:pPr>
-        <w:numPr>
-          <w:ilvl w:val="1"/>
-          <w:numId w:val="19"/>
-        </w:numPr>
-        <w:ind w:left="1440" w:hanging="360"/>
-        <w:rPr/>
-      </w:pPr>
-      <w:r>
-        <w:rPr>
-          <w:rtl w:val="0"/>
-        </w:rPr>
-        <w:t xml:space="preserve">Pulsante diventa un fornitore</w:t>
-      </w:r>
-    </w:p>
-    <w:p>
-      <w:pPr>
-        <w:numPr>
-          <w:ilvl w:val="2"/>
-          <w:numId w:val="19"/>
-        </w:numPr>
-        <w:ind w:left="2160" w:hanging="360"/>
-        <w:rPr/>
-      </w:pPr>
-      <w:r>
-        <w:rPr>
-          <w:rtl w:val="0"/>
-        </w:rPr>
-        <w:t xml:space="preserve">Porta alla pagina inserimento dati fornitore</w:t>
-      </w:r>
-    </w:p>
-    <w:p>
-      <w:pPr>
-        <w:numPr>
-          <w:ilvl w:val="1"/>
-          <w:numId w:val="19"/>
-        </w:numPr>
-        <w:ind w:left="1440" w:hanging="360"/>
-        <w:rPr/>
-      </w:pPr>
-      <w:r>
-        <w:rPr>
-          <w:rtl w:val="0"/>
-        </w:rPr>
-        <w:t xml:space="preserve">Pulsante modifica dati</w:t>
-      </w:r>
-    </w:p>
-    <w:p>
-      <w:pPr>
-        <w:numPr>
-          <w:ilvl w:val="2"/>
-          <w:numId w:val="19"/>
-        </w:numPr>
-        <w:ind w:left="2160" w:hanging="360"/>
-        <w:rPr/>
-      </w:pPr>
-      <w:r>
-        <w:rPr>
-          <w:rtl w:val="0"/>
-        </w:rPr>
-        <w:t xml:space="preserve">i dati diventano modificabili tramite edit text</w:t>
-      </w:r>
-    </w:p>
-    <w:p>
-      <w:pPr>
-        <w:numPr>
-          <w:ilvl w:val="2"/>
-          <w:numId w:val="19"/>
-        </w:numPr>
-        <w:ind w:left="2160" w:hanging="360"/>
-        <w:rPr/>
-      </w:pPr>
-      <w:r>
-        <w:rPr>
-          <w:rtl w:val="0"/>
-        </w:rPr>
-        <w:t xml:space="preserve">premendo di nuovo si confermano le modifiche</w:t>
-      </w:r>
-    </w:p>
-    <w:p>
-      <w:pPr>
-        <w:numPr>
-          <w:ilvl w:val="1"/>
-          <w:numId w:val="19"/>
-        </w:numPr>
-        <w:ind w:left="1440" w:hanging="360"/>
-        <w:rPr/>
-      </w:pPr>
-      <w:r>
-        <w:rPr>
-          <w:rtl w:val="0"/>
-        </w:rPr>
-        <w:t xml:space="preserve">Pulsante modifica dati attività</w:t>
-      </w:r>
-    </w:p>
-    <w:p>
-      <w:pPr>
-        <w:numPr>
-          <w:ilvl w:val="2"/>
-          <w:numId w:val="19"/>
-        </w:numPr>
-        <w:ind w:left="2160" w:hanging="360"/>
-        <w:rPr/>
-      </w:pPr>
-      <w:r>
-        <w:rPr>
-          <w:rtl w:val="0"/>
-        </w:rPr>
-        <w:t xml:space="preserve">i dati diventano modificabili tramite edit text</w:t>
-      </w:r>
-    </w:p>
-    <w:p>
-      <w:pPr>
-        <w:numPr>
-          <w:ilvl w:val="2"/>
-          <w:numId w:val="19"/>
-        </w:numPr>
-        <w:ind w:left="2160" w:hanging="360"/>
-        <w:rPr/>
-      </w:pPr>
-      <w:r>
-        <w:rPr>
-          <w:rtl w:val="0"/>
-        </w:rPr>
-        <w:t xml:space="preserve">premendo di nuovo si confermano le modifiche</w:t>
-      </w:r>
-    </w:p>
-    <w:p>
-      <w:pPr>
-        <w:numPr>
-          <w:ilvl w:val="1"/>
-          <w:numId w:val="19"/>
-        </w:numPr>
-        <w:ind w:left="1440" w:hanging="360"/>
-        <w:rPr/>
-      </w:pPr>
-      <w:r>
-        <w:rPr>
-          <w:rtl w:val="0"/>
-        </w:rPr>
-        <w:t xml:space="preserve">Pulsante esci dall’account</w:t>
-      </w:r>
-    </w:p>
-    <w:p>
-      <w:pPr>
-        <w:numPr>
-          <w:ilvl w:val="2"/>
-          <w:numId w:val="19"/>
-        </w:numPr>
-        <w:ind w:left="2160" w:hanging="360"/>
-        <w:rPr/>
-      </w:pPr>
-      <w:r>
-        <w:rPr>
-          <w:rtl w:val="0"/>
-        </w:rPr>
-        <w:t xml:space="preserve">Disconnette l’utente e porta all’Activity Login</w:t>
-      </w:r>
-    </w:p>
-    <w:p>
-      <w:pPr>
-        <w:numPr>
-          <w:ilvl w:val="0"/>
-          <w:numId w:val="19"/>
-        </w:numPr>
-        <w:ind w:left="720" w:hanging="360"/>
-        <w:rPr/>
-      </w:pPr>
-      <w:r>
-        <w:rPr>
-          <w:rtl w:val="0"/>
-        </w:rPr>
-        <w:t xml:space="preserve">Activity - Inserimento dati fornitore</w:t>
-      </w:r>
-    </w:p>
-    <w:p>
-      <w:pPr>
-        <w:numPr>
-          <w:ilvl w:val="1"/>
-          <w:numId w:val="19"/>
-        </w:numPr>
-        <w:ind w:left="1440" w:hanging="360"/>
-        <w:rPr/>
-      </w:pPr>
-      <w:r>
-        <w:rPr>
-          <w:rtl w:val="0"/>
-        </w:rPr>
-        <w:t xml:space="preserve">Web view inserimento dati fornitore</w:t>
-      </w:r>
-    </w:p>
-    <w:p>
-      <w:pPr>
-        <w:ind w:left="0" w:firstLine="0"/>
-        <w:rPr/>
-      </w:pPr>
-      <w:r>
-        <w:rPr>
-          <w:rtl w:val="0"/>
-        </w:rPr>
-      </w:r>
-    </w:p>
-    <w:p>
-      <w:pPr>
-        <w:pStyle w:val="Heading2"/>
-        <w:rPr/>
-      </w:pPr>
-      <w:bookmarkStart w:colFirst="0" w:colLast="0" w:name="_ev11ndud0wqw" w:id="1"/>
-      <w:bookmarkEnd w:id="1"/>
-      <w:r>
-        <w:br w:type="page"/>
-      </w:r>
-      <w:r>
-        <w:rPr>
-          <w:rtl w:val="0"/>
-        </w:rPr>
-      </w:r>
-    </w:p>
-    <w:p>
-      <w:pPr>
-        <w:pStyle w:val="Heading2"/>
-        <w:rPr/>
-      </w:pPr>
-      <w:bookmarkStart w:colFirst="0" w:colLast="0" w:name="_g1dy4meaktqa" w:id="2"/>
-      <w:bookmarkEnd w:id="2"/>
-      <w:r>
-        <w:rPr>
-          <w:rtl w:val="0"/>
-        </w:rPr>
-        <w:t xml:space="preserve">Componenti Applicazione</w:t>
-      </w:r>
-    </w:p>
-    <w:p>
-      <w:pPr>
-        <w:rPr/>
-      </w:pPr>
-      <w:r>
-        <w:rPr/>
-        <w:drawing>
-          <wp:inline distB="114300" distT="114300" distL="114300" distR="114300">
-            <wp:extent cx="5731200" cy="5562600"/>
-            <wp:effectExtent b="0" l="0" r="0" t="0"/>
-            <wp:docPr id="2" name="image2.png"/>
-            <a:graphic>
-              <a:graphicData uri="http://schemas.openxmlformats.org/drawingml/2006/picture">
-                <pic:pic>
+                <pic:pic xmlns:pic="http://schemas.openxmlformats.org/drawingml/2006/picture">
                   <pic:nvPicPr>
                     <pic:cNvPr id="0" name="image2.png"/>
                     <pic:cNvPicPr preferRelativeResize="0"/>
                   </pic:nvPicPr>
                   <pic:blipFill>
-                    <a:blip r:embed="rId7"/>
-                    <a:srcRect b="0" l="0" r="0" t="0"/>
+                    <a:blip r:embed="rId5"/>
+                    <a:srcRect/>
                     <a:stretch>
                       <a:fillRect/>
                     </a:stretch>
@@ -1591,7 +43,9 @@
                       <a:off x="0" y="0"/>
                       <a:ext cx="5731200" cy="5562600"/>
                     </a:xfrm>
-                    <a:prstGeom prst="rect"/>
+                    <a:prstGeom prst="rect">
+                      <a:avLst/>
+                    </a:prstGeom>
                     <a:ln/>
                   </pic:spPr>
                 </pic:pic>
@@ -1600,147 +54,91 @@
           </wp:inline>
         </w:drawing>
       </w:r>
-      <w:r>
-        <w:rPr>
-          <w:rtl w:val="0"/>
-        </w:rPr>
-      </w:r>
-    </w:p>
-    <w:p>
-      <w:pPr>
-        <w:rPr/>
-      </w:pPr>
-      <w:r>
-        <w:rPr>
-          <w:rtl w:val="0"/>
-        </w:rPr>
-      </w:r>
-    </w:p>
+    </w:p>
+    <w:p/>
     <w:p>
       <w:pPr>
         <w:numPr>
           <w:ilvl w:val="0"/>
           <w:numId w:val="7"/>
         </w:numPr>
-        <w:ind w:left="720" w:hanging="360"/>
-        <w:rPr/>
-      </w:pPr>
-      <w:r>
-        <w:rPr>
-          <w:rtl w:val="0"/>
-        </w:rPr>
-        <w:t xml:space="preserve">HOMEPAGE:</w:t>
-      </w:r>
-    </w:p>
-    <w:p>
-      <w:pPr>
-        <w:ind w:left="0" w:firstLine="0"/>
-        <w:rPr/>
-      </w:pPr>
-      <w:r>
-        <w:rPr>
-          <w:rtl w:val="0"/>
-        </w:rPr>
-        <w:t xml:space="preserve">All’interno della homepage troveremo in primis un logo che rappresenterà il brand. Successivamente,troveremo tutte le funzionalità principali dell’applicazione: </w:t>
-      </w:r>
-    </w:p>
-    <w:p>
-      <w:pPr>
-        <w:ind w:left="0" w:firstLine="0"/>
-        <w:rPr/>
-      </w:pPr>
-      <w:r>
-        <w:rPr>
-          <w:rtl w:val="0"/>
-        </w:rPr>
-        <w:t xml:space="preserve">Bottone Lista animali: ci sarà l’immagine dell’animale che porterà all’activity dell’animale nello specifico</w:t>
-      </w:r>
-    </w:p>
-    <w:p>
-      <w:pPr>
-        <w:ind w:left="0" w:firstLine="0"/>
-        <w:rPr/>
-      </w:pPr>
-      <w:r>
-        <w:rPr>
-          <w:rtl w:val="0"/>
-        </w:rPr>
-        <w:t xml:space="preserve">Bottone Calendario: porta direttamente all’interno del calendario principale dell’app</w:t>
-      </w:r>
-    </w:p>
-    <w:p>
-      <w:pPr>
-        <w:ind w:left="0" w:firstLine="0"/>
-        <w:rPr/>
-      </w:pPr>
-      <w:r>
-        <w:rPr>
-          <w:rtl w:val="0"/>
-        </w:rPr>
-        <w:t xml:space="preserve">Bottone Servizi: mostrerà un insieme delle ultime ricerche in termini di servizio per renderne facile il riutilizzo all’utente</w:t>
-      </w:r>
-    </w:p>
-    <w:p>
-      <w:pPr>
-        <w:ind w:left="0" w:firstLine="0"/>
-        <w:rPr/>
-      </w:pPr>
-      <w:r>
-        <w:rPr>
-          <w:rtl w:val="0"/>
-        </w:rPr>
+      </w:pPr>
+      <w:r>
+        <w:t>HOMEPAGE:</w:t>
+      </w:r>
+    </w:p>
+    <w:p>
+      <w:r>
+        <w:t xml:space="preserve">All’interno della homepage troveremo in primis un logo che rappresenterà il </w:t>
+      </w:r>
+      <w:proofErr w:type="gramStart"/>
+      <w:r>
+        <w:t>brand</w:t>
+      </w:r>
+      <w:proofErr w:type="gramEnd"/>
+      <w:r>
+        <w:t xml:space="preserve">. </w:t>
+      </w:r>
+      <w:proofErr w:type="spellStart"/>
+      <w:proofErr w:type="gramStart"/>
+      <w:r>
+        <w:t>Successivamente,troveremo</w:t>
+      </w:r>
+      <w:proofErr w:type="spellEnd"/>
+      <w:proofErr w:type="gramEnd"/>
+      <w:r>
+        <w:t xml:space="preserve"> tutte le funzionalità principali dell’applicazione: </w:t>
+      </w:r>
+    </w:p>
+    <w:p>
+      <w:r>
+        <w:t>Bottone Lista animali: ci sarà l’immagine dell’animale che porterà all’activity dell’animale nello specifico</w:t>
+      </w:r>
+    </w:p>
+    <w:p>
+      <w:r>
+        <w:t>Bottone Calendario: porta direttamente all’interno del calendario principale dell’app</w:t>
+      </w:r>
+    </w:p>
+    <w:p>
+      <w:r>
+        <w:t>Bottone Servizi: mostrerà un insieme delle ultime ricerche in termini di servizio per renderne facile il riutilizzo all’utente</w:t>
+      </w:r>
+    </w:p>
+    <w:p>
+      <w:r>
         <w:t xml:space="preserve">Bottone Spese: vi saranno all’interno le spese dell’utente </w:t>
       </w:r>
     </w:p>
     <w:p>
-      <w:pPr>
-        <w:ind w:left="0" w:firstLine="0"/>
-        <w:rPr/>
-      </w:pPr>
-      <w:r>
-        <w:rPr>
-          <w:rtl w:val="0"/>
-        </w:rPr>
-        <w:t xml:space="preserve">Bottone ricerca: bottone che si divide in due altri pulsanti, uno di RICERCA SERVIZI ed uno di RICERCA PRODOTTI (filtrando in automatico)</w:t>
-      </w:r>
-    </w:p>
-    <w:p>
-      <w:pPr>
-        <w:ind w:left="0" w:firstLine="0"/>
-        <w:rPr/>
-      </w:pPr>
-      <w:r>
-        <w:rPr>
-          <w:rtl w:val="0"/>
-        </w:rPr>
-      </w:r>
-    </w:p>
+      <w:r>
+        <w:t>Bottone ricerca: bottone che si divide in due altri pulsanti, uno di RICERCA SERVIZI ed uno di RICERCA PRODOTTI (filtrando in automatico)</w:t>
+      </w:r>
+    </w:p>
+    <w:p/>
     <w:p>
       <w:pPr>
         <w:numPr>
           <w:ilvl w:val="0"/>
           <w:numId w:val="20"/>
         </w:numPr>
-        <w:ind w:left="720" w:hanging="360"/>
-        <w:rPr/>
-      </w:pPr>
-      <w:r>
-        <w:rPr>
-          <w:rtl w:val="0"/>
-        </w:rPr>
-        <w:t xml:space="preserve">PROFILO UTENTE:</w:t>
-      </w:r>
-    </w:p>
-    <w:p>
-      <w:pPr>
-        <w:ind w:left="0" w:firstLine="0"/>
-        <w:rPr/>
-      </w:pPr>
-      <w:r>
-        <w:rPr>
-          <w:rtl w:val="0"/>
-        </w:rPr>
-        <w:t xml:space="preserve">All’interno del profilo utente troveremo un activity in grado di gestire i seguenti componenti:</w:t>
+      </w:pPr>
+      <w:r>
+        <w:t>PROFILO UTENTE:</w:t>
+      </w:r>
+    </w:p>
+    <w:p>
+      <w:r>
+        <w:lastRenderedPageBreak/>
+        <w:t xml:space="preserve">All’interno del profilo utente troveremo </w:t>
+      </w:r>
+      <w:proofErr w:type="gramStart"/>
+      <w:r>
+        <w:t>un activity</w:t>
+      </w:r>
+      <w:proofErr w:type="gramEnd"/>
+      <w:r>
+        <w:t xml:space="preserve"> in grado di gestire i seguenti componenti:</w:t>
       </w:r>
     </w:p>
     <w:p>
@@ -1749,15 +147,23 @@
           <w:ilvl w:val="0"/>
           <w:numId w:val="6"/>
         </w:numPr>
-        <w:ind w:left="720" w:hanging="360"/>
-        <w:rPr/>
-      </w:pPr>
-      <w:r>
-        <w:rPr>
-          <w:rtl w:val="0"/>
-        </w:rPr>
-        <w:t xml:space="preserve">Dati utente : facilmente modificabili (anche credenziali di accesso) toccando l’edit</w:t>
-      </w:r>
+      </w:pPr>
+      <w:r>
+        <w:t xml:space="preserve">Dati </w:t>
+      </w:r>
+      <w:proofErr w:type="gramStart"/>
+      <w:r>
+        <w:t>utente :</w:t>
+      </w:r>
+      <w:proofErr w:type="gramEnd"/>
+      <w:r>
+        <w:t xml:space="preserve"> facilmente modificabili (anche credenziali di accesso) toccando </w:t>
+      </w:r>
+      <w:proofErr w:type="spellStart"/>
+      <w:r>
+        <w:t>l’edit</w:t>
+      </w:r>
+      <w:proofErr w:type="spellEnd"/>
     </w:p>
     <w:p>
       <w:pPr>
@@ -1765,14 +171,17 @@
           <w:ilvl w:val="0"/>
           <w:numId w:val="6"/>
         </w:numPr>
-        <w:ind w:left="720" w:hanging="360"/>
-        <w:rPr/>
-      </w:pPr>
-      <w:r>
-        <w:rPr>
-          <w:rtl w:val="0"/>
-        </w:rPr>
-        <w:t xml:space="preserve">Bottone “Diventa fornitore” : ci si sposta in una pagina di registrazione fornitore con le qualità di utente ma con la possibilità di gestire la parte da freelance</w:t>
+      </w:pPr>
+      <w:r>
+        <w:t>Bottone “Diventa fornitore</w:t>
+      </w:r>
+      <w:proofErr w:type="gramStart"/>
+      <w:r>
+        <w:t>” :</w:t>
+      </w:r>
+      <w:proofErr w:type="gramEnd"/>
+      <w:r>
+        <w:t xml:space="preserve"> ci si sposta in una pagina di registrazione fornitore con le qualità di utente ma con la possibilità di gestire la parte da freelance</w:t>
       </w:r>
     </w:p>
     <w:p>
@@ -1781,52 +190,28 @@
           <w:ilvl w:val="0"/>
           <w:numId w:val="6"/>
         </w:numPr>
-        <w:ind w:left="720" w:hanging="360"/>
-        <w:rPr/>
-      </w:pPr>
-      <w:r>
-        <w:rPr>
-          <w:rtl w:val="0"/>
-        </w:rPr>
-        <w:t xml:space="preserve">Bottone uscita dal profilo</w:t>
-      </w:r>
-    </w:p>
-    <w:p>
-      <w:pPr>
-        <w:rPr/>
-      </w:pPr>
-      <w:r>
-        <w:rPr>
-          <w:rtl w:val="0"/>
-        </w:rPr>
-      </w:r>
-    </w:p>
+      </w:pPr>
+      <w:r>
+        <w:t>Bottone uscita dal profilo</w:t>
+      </w:r>
+    </w:p>
+    <w:p/>
     <w:p>
       <w:pPr>
         <w:numPr>
           <w:ilvl w:val="0"/>
           <w:numId w:val="1"/>
         </w:numPr>
-        <w:ind w:left="720" w:hanging="360"/>
-        <w:rPr/>
-      </w:pPr>
-      <w:r>
-        <w:rPr>
-          <w:rtl w:val="0"/>
-        </w:rPr>
-        <w:t xml:space="preserve">LISTA ANIMALI:</w:t>
+      </w:pPr>
+      <w:r>
+        <w:t>LISTA ANIMALI:</w:t>
+      </w:r>
+      <w:r>
         <w:tab/>
       </w:r>
     </w:p>
     <w:p>
-      <w:pPr>
-        <w:ind w:left="0" w:firstLine="0"/>
-        <w:rPr/>
-      </w:pPr>
-      <w:r>
-        <w:rPr>
-          <w:rtl w:val="0"/>
-        </w:rPr>
+      <w:r>
         <w:t xml:space="preserve">  Questo sarà il settore che gestirà le funzioni riguardanti:</w:t>
       </w:r>
     </w:p>
@@ -1836,14 +221,9 @@
           <w:ilvl w:val="0"/>
           <w:numId w:val="15"/>
         </w:numPr>
-        <w:ind w:left="720" w:hanging="360"/>
-        <w:rPr/>
-      </w:pPr>
-      <w:r>
-        <w:rPr>
-          <w:rtl w:val="0"/>
-        </w:rPr>
-        <w:t xml:space="preserve">Lista animali registrati: gli animali saranno rappresentati dal loro nome e dalla relativa immagine</w:t>
+      </w:pPr>
+      <w:r>
+        <w:t>Lista animali registrati: gli animali saranno rappresentati dal loro nome e dalla relativa immagine</w:t>
       </w:r>
     </w:p>
     <w:p>
@@ -1852,14 +232,9 @@
           <w:ilvl w:val="0"/>
           <w:numId w:val="15"/>
         </w:numPr>
-        <w:ind w:left="720" w:hanging="360"/>
-        <w:rPr/>
-      </w:pPr>
-      <w:r>
-        <w:rPr>
-          <w:rtl w:val="0"/>
-        </w:rPr>
-        <w:t xml:space="preserve">Aggiungi animale: bottone con la funzionalità di aggiungere un animale. Porterà quindi all’interno della pagina relativa alla registrazione animale.</w:t>
+      </w:pPr>
+      <w:r>
+        <w:t>Aggiungi animale: bottone con la funzionalità di aggiungere un animale. Porterà quindi all’interno della pagina relativa alla registrazione animale.</w:t>
       </w:r>
     </w:p>
     <w:p>
@@ -1868,26 +243,15 @@
           <w:ilvl w:val="0"/>
           <w:numId w:val="15"/>
         </w:numPr>
-        <w:ind w:left="720" w:hanging="360"/>
-        <w:rPr/>
-      </w:pPr>
-      <w:r>
-        <w:rPr>
-          <w:rtl w:val="0"/>
-        </w:rPr>
+      </w:pPr>
+      <w:r>
         <w:t xml:space="preserve">Swipe per eliminare una casella e l’animale relativo </w:t>
       </w:r>
     </w:p>
     <w:p>
       <w:pPr>
-        <w:ind w:left="720" w:firstLine="0"/>
-        <w:rPr/>
-      </w:pPr>
-      <w:r>
-        <w:rPr>
-          <w:rtl w:val="0"/>
-        </w:rPr>
-      </w:r>
+        <w:ind w:left="720"/>
+      </w:pPr>
     </w:p>
     <w:p>
       <w:pPr>
@@ -1895,25 +259,13 @@
           <w:ilvl w:val="0"/>
           <w:numId w:val="17"/>
         </w:numPr>
-        <w:ind w:left="720" w:hanging="360"/>
-        <w:rPr/>
-      </w:pPr>
-      <w:r>
-        <w:rPr>
-          <w:rtl w:val="0"/>
-        </w:rPr>
-        <w:t xml:space="preserve">PROFILO ANIMALE:</w:t>
-      </w:r>
-    </w:p>
-    <w:p>
-      <w:pPr>
-        <w:ind w:left="0" w:firstLine="0"/>
-        <w:rPr/>
-      </w:pPr>
-      <w:r>
-        <w:rPr>
-          <w:rtl w:val="0"/>
-        </w:rPr>
+      </w:pPr>
+      <w:r>
+        <w:t>PROFILO ANIMALE:</w:t>
+      </w:r>
+    </w:p>
+    <w:p>
+      <w:r>
         <w:t xml:space="preserve">   Questa sezione sarà dedicata alla personalizzazione dell’animale e delle sue specifiche caratteristiche. Avremo, dunque:</w:t>
       </w:r>
     </w:p>
@@ -1923,14 +275,17 @@
           <w:ilvl w:val="0"/>
           <w:numId w:val="12"/>
         </w:numPr>
-        <w:ind w:left="720" w:hanging="360"/>
-        <w:rPr/>
-      </w:pPr>
-      <w:r>
-        <w:rPr>
-          <w:rtl w:val="0"/>
-        </w:rPr>
-        <w:t xml:space="preserve">Immagine animale : Risorsa da inserire dall’utente con foto animale</w:t>
+      </w:pPr>
+      <w:r>
+        <w:t xml:space="preserve">Immagine </w:t>
+      </w:r>
+      <w:proofErr w:type="gramStart"/>
+      <w:r>
+        <w:t>animale :</w:t>
+      </w:r>
+      <w:proofErr w:type="gramEnd"/>
+      <w:r>
+        <w:t xml:space="preserve"> Risorsa da inserire dall’utente con foto animale</w:t>
       </w:r>
     </w:p>
     <w:p>
@@ -1939,14 +294,9 @@
           <w:ilvl w:val="0"/>
           <w:numId w:val="12"/>
         </w:numPr>
-        <w:ind w:left="720" w:hanging="360"/>
-        <w:rPr/>
-      </w:pPr>
-      <w:r>
-        <w:rPr>
-          <w:rtl w:val="0"/>
-        </w:rPr>
-        <w:t xml:space="preserve">Nome animale</w:t>
+      </w:pPr>
+      <w:r>
+        <w:t>Nome animale</w:t>
       </w:r>
     </w:p>
     <w:p>
@@ -1955,14 +305,30 @@
           <w:ilvl w:val="0"/>
           <w:numId w:val="12"/>
         </w:numPr>
-        <w:ind w:left="720" w:hanging="360"/>
-        <w:rPr/>
-      </w:pPr>
-      <w:r>
-        <w:rPr>
-          <w:rtl w:val="0"/>
-        </w:rPr>
-        <w:t xml:space="preserve">Caratteristiche animale (peso,altezza,razza etc…)</w:t>
+      </w:pPr>
+      <w:r>
+        <w:t>Caratteristiche animale (</w:t>
+      </w:r>
+      <w:proofErr w:type="spellStart"/>
+      <w:proofErr w:type="gramStart"/>
+      <w:r>
+        <w:t>peso,altezza</w:t>
+      </w:r>
+      <w:proofErr w:type="gramEnd"/>
+      <w:r>
+        <w:t>,razza</w:t>
+      </w:r>
+      <w:proofErr w:type="spellEnd"/>
+      <w:r>
+        <w:t xml:space="preserve"> </w:t>
+      </w:r>
+      <w:proofErr w:type="spellStart"/>
+      <w:r>
+        <w:t>etc</w:t>
+      </w:r>
+      <w:proofErr w:type="spellEnd"/>
+      <w:r>
+        <w:t>…)</w:t>
       </w:r>
     </w:p>
     <w:p>
@@ -1971,14 +337,9 @@
           <w:ilvl w:val="0"/>
           <w:numId w:val="12"/>
         </w:numPr>
-        <w:ind w:left="720" w:hanging="360"/>
-        <w:rPr/>
-      </w:pPr>
-      <w:r>
-        <w:rPr>
-          <w:rtl w:val="0"/>
-        </w:rPr>
-        <w:t xml:space="preserve">Bottone cartella clinica (aprirà l’activity cartella clinica)</w:t>
+      </w:pPr>
+      <w:r>
+        <w:t>Bottone cartella clinica (aprirà l’activity cartella clinica)</w:t>
       </w:r>
     </w:p>
     <w:p>
@@ -1987,51 +348,25 @@
           <w:ilvl w:val="0"/>
           <w:numId w:val="12"/>
         </w:numPr>
-        <w:ind w:left="720" w:hanging="360"/>
-        <w:rPr/>
-      </w:pPr>
-      <w:r>
-        <w:rPr>
-          <w:rtl w:val="0"/>
-        </w:rPr>
-        <w:t xml:space="preserve">Bottone cartella emotiva: permette di personalizzare l’emotività dell’animale (feedback)</w:t>
-      </w:r>
-    </w:p>
-    <w:p>
-      <w:pPr>
-        <w:rPr/>
-      </w:pPr>
-      <w:r>
-        <w:rPr>
-          <w:rtl w:val="0"/>
-        </w:rPr>
-      </w:r>
-    </w:p>
+      </w:pPr>
+      <w:r>
+        <w:t>Bottone cartella emotiva: permette di personalizzare l’emotività dell’animale (feedback)</w:t>
+      </w:r>
+    </w:p>
+    <w:p/>
     <w:p>
       <w:pPr>
         <w:numPr>
           <w:ilvl w:val="0"/>
           <w:numId w:val="2"/>
         </w:numPr>
-        <w:ind w:left="720" w:hanging="360"/>
-        <w:rPr/>
-      </w:pPr>
-      <w:r>
-        <w:rPr>
-          <w:rtl w:val="0"/>
-        </w:rPr>
-        <w:t xml:space="preserve">CARTELLA CLINICA:</w:t>
-      </w:r>
-    </w:p>
-    <w:p>
-      <w:pPr>
-        <w:ind w:left="0" w:firstLine="0"/>
-        <w:rPr/>
-      </w:pPr>
-      <w:r>
-        <w:rPr>
-          <w:rtl w:val="0"/>
-        </w:rPr>
+      </w:pPr>
+      <w:r>
+        <w:t>CARTELLA CLINICA:</w:t>
+      </w:r>
+    </w:p>
+    <w:p>
+      <w:r>
         <w:t xml:space="preserve">    Avrà al suo interno:</w:t>
       </w:r>
     </w:p>
@@ -2041,14 +376,9 @@
           <w:ilvl w:val="0"/>
           <w:numId w:val="18"/>
         </w:numPr>
-        <w:ind w:left="720" w:hanging="360"/>
-        <w:rPr/>
-      </w:pPr>
-      <w:r>
-        <w:rPr>
-          <w:rtl w:val="0"/>
-        </w:rPr>
-        <w:t xml:space="preserve">Lista vaccinazioni e date relative</w:t>
+      </w:pPr>
+      <w:r>
+        <w:t>Lista vaccinazioni e date relative</w:t>
       </w:r>
     </w:p>
     <w:p>
@@ -2057,51 +387,25 @@
           <w:ilvl w:val="0"/>
           <w:numId w:val="18"/>
         </w:numPr>
-        <w:ind w:left="720" w:hanging="360"/>
-        <w:rPr/>
-      </w:pPr>
-      <w:r>
-        <w:rPr>
-          <w:rtl w:val="0"/>
-        </w:rPr>
+      </w:pPr>
+      <w:r>
         <w:t xml:space="preserve">Edit della cartella clinica, con eventuale rimuovi </w:t>
       </w:r>
     </w:p>
-    <w:p>
-      <w:pPr>
-        <w:rPr/>
-      </w:pPr>
-      <w:r>
-        <w:rPr>
-          <w:rtl w:val="0"/>
-        </w:rPr>
-      </w:r>
-    </w:p>
+    <w:p/>
     <w:p>
       <w:pPr>
         <w:numPr>
           <w:ilvl w:val="0"/>
           <w:numId w:val="3"/>
         </w:numPr>
-        <w:ind w:left="720" w:hanging="360"/>
-        <w:rPr/>
-      </w:pPr>
-      <w:r>
-        <w:rPr>
-          <w:rtl w:val="0"/>
-        </w:rPr>
-        <w:t xml:space="preserve">CALENDARIO EMOTIVO</w:t>
-      </w:r>
-    </w:p>
-    <w:p>
-      <w:pPr>
-        <w:ind w:left="0" w:firstLine="0"/>
-        <w:rPr/>
-      </w:pPr>
-      <w:r>
-        <w:rPr>
-          <w:rtl w:val="0"/>
-        </w:rPr>
+      </w:pPr>
+      <w:r>
+        <w:t>CALENDARIO EMOTIVO</w:t>
+      </w:r>
+    </w:p>
+    <w:p>
+      <w:r>
         <w:t xml:space="preserve">    Conterrà a sua volta: </w:t>
       </w:r>
     </w:p>
@@ -2111,52 +415,26 @@
           <w:ilvl w:val="0"/>
           <w:numId w:val="8"/>
         </w:numPr>
-        <w:ind w:left="720" w:hanging="360"/>
-        <w:rPr/>
-      </w:pPr>
-      <w:r>
-        <w:rPr>
-          <w:rtl w:val="0"/>
-        </w:rPr>
+      </w:pPr>
+      <w:r>
         <w:t xml:space="preserve">Calendario con all’interno la valutazione dell’emotività del cane nella data specifica </w:t>
       </w:r>
     </w:p>
-    <w:p>
-      <w:pPr>
-        <w:ind w:left="0" w:firstLine="0"/>
-        <w:rPr/>
-      </w:pPr>
-      <w:r>
-        <w:rPr>
-          <w:rtl w:val="0"/>
-        </w:rPr>
-      </w:r>
-    </w:p>
+    <w:p/>
     <w:p>
       <w:pPr>
         <w:numPr>
           <w:ilvl w:val="0"/>
           <w:numId w:val="16"/>
         </w:numPr>
-        <w:ind w:left="720" w:hanging="360"/>
-        <w:rPr/>
-      </w:pPr>
-      <w:r>
-        <w:rPr>
-          <w:rtl w:val="0"/>
-        </w:rPr>
-        <w:t xml:space="preserve">CERCA SERVIZI</w:t>
-      </w:r>
-    </w:p>
-    <w:p>
-      <w:pPr>
-        <w:rPr/>
-      </w:pPr>
-      <w:r>
-        <w:rPr>
-          <w:rtl w:val="0"/>
-        </w:rPr>
-        <w:t xml:space="preserve">Nella pagina si troveranno:</w:t>
+      </w:pPr>
+      <w:r>
+        <w:t>CERCA SERVIZI</w:t>
+      </w:r>
+    </w:p>
+    <w:p>
+      <w:r>
+        <w:t>Nella pagina si troveranno:</w:t>
       </w:r>
     </w:p>
     <w:p>
@@ -2165,14 +443,9 @@
           <w:ilvl w:val="0"/>
           <w:numId w:val="9"/>
         </w:numPr>
-        <w:ind w:left="720" w:hanging="360"/>
-        <w:rPr/>
-      </w:pPr>
-      <w:r>
-        <w:rPr>
-          <w:rtl w:val="0"/>
-        </w:rPr>
-        <w:t xml:space="preserve">Barra di ricerca per cercare tramite nome delle attività</w:t>
+      </w:pPr>
+      <w:r>
+        <w:t>Barra di ricerca per cercare tramite nome delle attività</w:t>
       </w:r>
     </w:p>
     <w:p>
@@ -2181,14 +454,17 @@
           <w:ilvl w:val="0"/>
           <w:numId w:val="9"/>
         </w:numPr>
-        <w:ind w:left="720" w:hanging="360"/>
-        <w:rPr/>
-      </w:pPr>
-      <w:r>
-        <w:rPr>
-          <w:rtl w:val="0"/>
-        </w:rPr>
-        <w:t xml:space="preserve">Pulsante filtri che apre in sovrimpressione la sezione filtri contenente: filtro per CAP, filtro per rating, toggle servizi/prodotti, pulsante conferma filtri e pulsante resetta filtri.</w:t>
+      </w:pPr>
+      <w:r>
+        <w:t xml:space="preserve">Pulsante filtri che apre in sovrimpressione la sezione filtri contenente: filtro per CAP, filtro per rating, </w:t>
+      </w:r>
+      <w:proofErr w:type="spellStart"/>
+      <w:r>
+        <w:t>toggle</w:t>
+      </w:r>
+      <w:proofErr w:type="spellEnd"/>
+      <w:r>
+        <w:t xml:space="preserve"> servizi/prodotti, pulsante conferma filtri e pulsante resetta filtri.</w:t>
       </w:r>
     </w:p>
     <w:p>
@@ -2197,14 +473,9 @@
           <w:ilvl w:val="0"/>
           <w:numId w:val="9"/>
         </w:numPr>
-        <w:ind w:left="720" w:hanging="360"/>
-        <w:rPr/>
-      </w:pPr>
-      <w:r>
-        <w:rPr>
-          <w:rtl w:val="0"/>
-        </w:rPr>
-        <w:t xml:space="preserve">Dopo aver inserito la ricerca nella pagina vengono visualizzati sotto forma di elenco tutte le attività che corrispondono ai criteri di ricerca.</w:t>
+      </w:pPr>
+      <w:r>
+        <w:t>Dopo aver inserito la ricerca nella pagina vengono visualizzati sotto forma di elenco tutte le attività che corrispondono ai criteri di ricerca.</w:t>
       </w:r>
     </w:p>
     <w:p>
@@ -2213,51 +484,26 @@
           <w:ilvl w:val="0"/>
           <w:numId w:val="9"/>
         </w:numPr>
-        <w:ind w:left="720" w:hanging="360"/>
-        <w:rPr/>
-      </w:pPr>
-      <w:r>
-        <w:rPr>
-          <w:rtl w:val="0"/>
-        </w:rPr>
-        <w:t xml:space="preserve">Le singole attività sono rappresentate da un'immagine, il nome, una breve descrizione, l’indirizzo e il rating. Cliccando su quest’area si apre la pagina relativa all’attività selezionata.</w:t>
-      </w:r>
-    </w:p>
-    <w:p>
-      <w:pPr>
-        <w:rPr/>
-      </w:pPr>
-      <w:r>
-        <w:rPr>
-          <w:rtl w:val="0"/>
-        </w:rPr>
-      </w:r>
-    </w:p>
+      </w:pPr>
+      <w:r>
+        <w:t>Le singole attività sono rappresentate da un'immagine, il nome, una breve descrizione, l’indirizzo e il rating. Cliccando su quest’area si apre la pagina relativa all’attività selezionata.</w:t>
+      </w:r>
+    </w:p>
+    <w:p/>
     <w:p>
       <w:pPr>
         <w:numPr>
           <w:ilvl w:val="0"/>
           <w:numId w:val="4"/>
         </w:numPr>
-        <w:ind w:left="720" w:hanging="360"/>
-        <w:rPr/>
-      </w:pPr>
-      <w:r>
-        <w:rPr>
-          <w:rtl w:val="0"/>
-        </w:rPr>
-        <w:t xml:space="preserve">PAGINA SERVIZIO</w:t>
-      </w:r>
-    </w:p>
-    <w:p>
-      <w:pPr>
-        <w:rPr/>
-      </w:pPr>
-      <w:r>
-        <w:rPr>
-          <w:rtl w:val="0"/>
-        </w:rPr>
-        <w:t xml:space="preserve">In questa pagina vengono visualizzati i seguenti elementi:</w:t>
+      </w:pPr>
+      <w:r>
+        <w:t>PAGINA SERVIZIO</w:t>
+      </w:r>
+    </w:p>
+    <w:p>
+      <w:r>
+        <w:t>In questa pagina vengono visualizzati i seguenti elementi:</w:t>
       </w:r>
     </w:p>
     <w:p>
@@ -2266,14 +512,9 @@
           <w:ilvl w:val="0"/>
           <w:numId w:val="11"/>
         </w:numPr>
-        <w:ind w:left="720" w:hanging="360"/>
-        <w:rPr/>
-      </w:pPr>
-      <w:r>
-        <w:rPr>
-          <w:rtl w:val="0"/>
-        </w:rPr>
-        <w:t xml:space="preserve">Immagine dell’attività</w:t>
+      </w:pPr>
+      <w:r>
+        <w:t>Immagine dell’attività</w:t>
       </w:r>
     </w:p>
     <w:p>
@@ -2282,14 +523,9 @@
           <w:ilvl w:val="0"/>
           <w:numId w:val="11"/>
         </w:numPr>
-        <w:ind w:left="720" w:hanging="360"/>
-        <w:rPr/>
-      </w:pPr>
-      <w:r>
-        <w:rPr>
-          <w:rtl w:val="0"/>
-        </w:rPr>
-        <w:t xml:space="preserve">Nome dell’attività</w:t>
+      </w:pPr>
+      <w:r>
+        <w:t>Nome dell’attività</w:t>
       </w:r>
     </w:p>
     <w:p>
@@ -2298,14 +534,10 @@
           <w:ilvl w:val="0"/>
           <w:numId w:val="11"/>
         </w:numPr>
-        <w:ind w:left="720" w:hanging="360"/>
-        <w:rPr/>
-      </w:pPr>
-      <w:r>
-        <w:rPr>
-          <w:rtl w:val="0"/>
-        </w:rPr>
-        <w:t xml:space="preserve">Indirizzo</w:t>
+      </w:pPr>
+      <w:r>
+        <w:lastRenderedPageBreak/>
+        <w:t>Indirizzo</w:t>
       </w:r>
     </w:p>
     <w:p>
@@ -2314,14 +546,9 @@
           <w:ilvl w:val="0"/>
           <w:numId w:val="11"/>
         </w:numPr>
-        <w:ind w:left="720" w:hanging="360"/>
-        <w:rPr/>
-      </w:pPr>
-      <w:r>
-        <w:rPr>
-          <w:rtl w:val="0"/>
-        </w:rPr>
-        <w:t xml:space="preserve">Valutazione</w:t>
+      </w:pPr>
+      <w:r>
+        <w:t>Valutazione</w:t>
       </w:r>
     </w:p>
     <w:p>
@@ -2330,14 +557,9 @@
           <w:ilvl w:val="0"/>
           <w:numId w:val="11"/>
         </w:numPr>
-        <w:ind w:left="720" w:hanging="360"/>
-        <w:rPr/>
-      </w:pPr>
-      <w:r>
-        <w:rPr>
-          <w:rtl w:val="0"/>
-        </w:rPr>
-        <w:t xml:space="preserve">Descrizione / informazioni dell’attività</w:t>
+      </w:pPr>
+      <w:r>
+        <w:t>Descrizione / informazioni dell’attività</w:t>
       </w:r>
     </w:p>
     <w:p>
@@ -2346,14 +568,9 @@
           <w:ilvl w:val="0"/>
           <w:numId w:val="11"/>
         </w:numPr>
-        <w:ind w:left="720" w:hanging="360"/>
-        <w:rPr/>
-      </w:pPr>
-      <w:r>
-        <w:rPr>
-          <w:rtl w:val="0"/>
-        </w:rPr>
-        <w:t xml:space="preserve">Sezione recensioni con il testo della recensione, il nome utente di chi ha creato la recensione il rating della recensione e la data di creazione.</w:t>
+      </w:pPr>
+      <w:r>
+        <w:t>Sezione recensioni con il testo della recensione, il nome utente di chi ha creato la recensione il rating della recensione e la data di creazione.</w:t>
       </w:r>
     </w:p>
     <w:p>
@@ -2362,14 +579,9 @@
           <w:ilvl w:val="0"/>
           <w:numId w:val="11"/>
         </w:numPr>
-        <w:ind w:left="720" w:hanging="360"/>
-        <w:rPr/>
-      </w:pPr>
-      <w:r>
-        <w:rPr>
-          <w:rtl w:val="0"/>
-        </w:rPr>
-        <w:t xml:space="preserve">Orari dell’attività</w:t>
+      </w:pPr>
+      <w:r>
+        <w:t>Orari dell’attività</w:t>
       </w:r>
     </w:p>
     <w:p>
@@ -2378,52 +590,42 @@
           <w:ilvl w:val="0"/>
           <w:numId w:val="11"/>
         </w:numPr>
-        <w:ind w:left="720" w:hanging="360"/>
-        <w:rPr/>
-      </w:pPr>
-      <w:r>
-        <w:rPr>
-          <w:rtl w:val="0"/>
-        </w:rPr>
-        <w:t xml:space="preserve">Pulsante lascia una recensione che apre in sovrimpressione una selezione del rating.</w:t>
-      </w:r>
-    </w:p>
-    <w:p>
-      <w:pPr>
-        <w:rPr/>
-      </w:pPr>
-      <w:r>
-        <w:rPr>
-          <w:rtl w:val="0"/>
-        </w:rPr>
-      </w:r>
-    </w:p>
+      </w:pPr>
+      <w:r>
+        <w:t>Pulsante lascia una recensione che apre in sovrimpressione una selezione del rating.</w:t>
+      </w:r>
+    </w:p>
+    <w:p/>
     <w:p>
       <w:pPr>
         <w:numPr>
           <w:ilvl w:val="0"/>
           <w:numId w:val="10"/>
         </w:numPr>
-        <w:ind w:left="720" w:hanging="360"/>
-        <w:rPr/>
-      </w:pPr>
-      <w:r>
-        <w:rPr>
-          <w:rtl w:val="0"/>
-        </w:rPr>
-        <w:t xml:space="preserve">CALENDARIO</w:t>
-      </w:r>
-    </w:p>
-    <w:p>
-      <w:pPr>
-        <w:ind w:left="0" w:firstLine="0"/>
-        <w:rPr/>
-      </w:pPr>
-      <w:r>
-        <w:rPr>
-          <w:rtl w:val="0"/>
-        </w:rPr>
-        <w:t xml:space="preserve">Sarà un activity a parte che conterrà un diario con all’interno il resume di tutte le attività svolte con al suo interno i seguenti componenti:</w:t>
+      </w:pPr>
+      <w:r>
+        <w:t>CALENDARIO</w:t>
+      </w:r>
+    </w:p>
+    <w:p>
+      <w:r>
+        <w:t xml:space="preserve">Sarà </w:t>
+      </w:r>
+      <w:proofErr w:type="gramStart"/>
+      <w:r>
+        <w:t>un activity</w:t>
+      </w:r>
+      <w:proofErr w:type="gramEnd"/>
+      <w:r>
+        <w:t xml:space="preserve"> a parte che conterrà un diario con all’interno il </w:t>
+      </w:r>
+      <w:proofErr w:type="spellStart"/>
+      <w:r>
+        <w:t>resume</w:t>
+      </w:r>
+      <w:proofErr w:type="spellEnd"/>
+      <w:r>
+        <w:t xml:space="preserve"> di tutte le attività svolte con al suo interno i seguenti componenti:</w:t>
       </w:r>
     </w:p>
     <w:p>
@@ -2432,13 +634,8 @@
           <w:ilvl w:val="0"/>
           <w:numId w:val="13"/>
         </w:numPr>
-        <w:ind w:left="720" w:hanging="360"/>
-        <w:rPr/>
-      </w:pPr>
-      <w:r>
-        <w:rPr>
-          <w:rtl w:val="0"/>
-        </w:rPr>
+      </w:pPr>
+      <w:r>
         <w:t xml:space="preserve">Bottone aggiungi attività: porta all’activity AGGIUNTA ATTIVITÀ </w:t>
       </w:r>
     </w:p>
@@ -2448,52 +645,26 @@
           <w:ilvl w:val="0"/>
           <w:numId w:val="13"/>
         </w:numPr>
-        <w:ind w:left="720" w:hanging="360"/>
-        <w:rPr/>
-      </w:pPr>
-      <w:r>
-        <w:rPr>
-          <w:rtl w:val="0"/>
-        </w:rPr>
-        <w:t xml:space="preserve">Bottone rimuovi attività</w:t>
-      </w:r>
-    </w:p>
-    <w:p>
-      <w:pPr>
-        <w:rPr/>
-      </w:pPr>
-      <w:r>
-        <w:rPr>
-          <w:rtl w:val="0"/>
-        </w:rPr>
-      </w:r>
-    </w:p>
+      </w:pPr>
+      <w:r>
+        <w:t>Bottone rimuovi attività</w:t>
+      </w:r>
+    </w:p>
+    <w:p/>
     <w:p>
       <w:pPr>
         <w:numPr>
           <w:ilvl w:val="0"/>
           <w:numId w:val="14"/>
         </w:numPr>
-        <w:ind w:left="720" w:hanging="360"/>
-        <w:rPr/>
-      </w:pPr>
-      <w:r>
-        <w:rPr>
-          <w:rtl w:val="0"/>
-        </w:rPr>
-        <w:t xml:space="preserve">AGGIUNTA ATTIVITÀ</w:t>
-      </w:r>
-    </w:p>
-    <w:p>
-      <w:pPr>
-        <w:ind w:left="0" w:firstLine="0"/>
-        <w:rPr/>
-      </w:pPr>
-      <w:r>
-        <w:rPr>
-          <w:rtl w:val="0"/>
-        </w:rPr>
-        <w:t xml:space="preserve">Ci saranno questi ultimi componenti:</w:t>
+      </w:pPr>
+      <w:r>
+        <w:t>AGGIUNTA ATTIVITÀ</w:t>
+      </w:r>
+    </w:p>
+    <w:p>
+      <w:r>
+        <w:t>Ci saranno questi ultimi componenti:</w:t>
       </w:r>
     </w:p>
     <w:p>
@@ -2502,14 +673,9 @@
           <w:ilvl w:val="0"/>
           <w:numId w:val="5"/>
         </w:numPr>
-        <w:ind w:left="720" w:hanging="360"/>
-        <w:rPr/>
-      </w:pPr>
-      <w:r>
-        <w:rPr>
-          <w:rtl w:val="0"/>
-        </w:rPr>
-        <w:t xml:space="preserve">Selezione dell’attività tra quelle di default</w:t>
+      </w:pPr>
+      <w:r>
+        <w:t>Selezione dell’attività tra quelle di default</w:t>
       </w:r>
     </w:p>
     <w:p>
@@ -2518,14 +684,9 @@
           <w:ilvl w:val="0"/>
           <w:numId w:val="5"/>
         </w:numPr>
-        <w:ind w:left="720" w:hanging="360"/>
-        <w:rPr/>
-      </w:pPr>
-      <w:r>
-        <w:rPr>
-          <w:rtl w:val="0"/>
-        </w:rPr>
-        <w:t xml:space="preserve">Inserimento orario dell’attività</w:t>
+      </w:pPr>
+      <w:r>
+        <w:t>Inserimento orario dell’attività</w:t>
       </w:r>
     </w:p>
     <w:p>
@@ -2534,14 +695,9 @@
           <w:ilvl w:val="0"/>
           <w:numId w:val="5"/>
         </w:numPr>
-        <w:ind w:left="720" w:hanging="360"/>
-        <w:rPr/>
-      </w:pPr>
-      <w:r>
-        <w:rPr>
-          <w:rtl w:val="0"/>
-        </w:rPr>
-        <w:t xml:space="preserve">Inserimento data attività</w:t>
+      </w:pPr>
+      <w:r>
+        <w:t>Inserimento data attività</w:t>
       </w:r>
     </w:p>
     <w:p>
@@ -2550,28 +706,1068 @@
           <w:ilvl w:val="0"/>
           <w:numId w:val="5"/>
         </w:numPr>
-        <w:ind w:left="720" w:hanging="360"/>
-        <w:rPr/>
-      </w:pPr>
-      <w:r>
-        <w:rPr>
-          <w:rtl w:val="0"/>
-        </w:rPr>
-        <w:t xml:space="preserve">Pulsante di conferma della creazione dell’attività</w:t>
-      </w:r>
-    </w:p>
+      </w:pPr>
+      <w:r>
+        <w:t>Pulsante di conferma della creazione dell’attività</w:t>
+      </w:r>
+    </w:p>
+    <w:p/>
+    <w:p>
+      <w:pPr>
+        <w:pStyle w:val="Titolo2"/>
+      </w:pPr>
+      <w:bookmarkStart w:id="1" w:name="_u5r40q16j14z" w:colFirst="0" w:colLast="0"/>
+      <w:bookmarkEnd w:id="1"/>
+      <w:r>
+        <w:t>Flusso Applicazione</w:t>
+      </w:r>
+    </w:p>
+    <w:p>
+      <w:pPr>
+        <w:numPr>
+          <w:ilvl w:val="0"/>
+          <w:numId w:val="19"/>
+        </w:numPr>
+      </w:pPr>
+      <w:r>
+        <w:t>Activity - Home page</w:t>
+      </w:r>
+    </w:p>
+    <w:p>
+      <w:pPr>
+        <w:numPr>
+          <w:ilvl w:val="1"/>
+          <w:numId w:val="19"/>
+        </w:numPr>
+      </w:pPr>
+      <w:r>
+        <w:t>Pulsante profilo utente</w:t>
+      </w:r>
+    </w:p>
+    <w:p>
+      <w:pPr>
+        <w:numPr>
+          <w:ilvl w:val="2"/>
+          <w:numId w:val="19"/>
+        </w:numPr>
+      </w:pPr>
+      <w:r>
+        <w:t>Porta alla pagina profilo utente</w:t>
+      </w:r>
+    </w:p>
+    <w:p>
+      <w:pPr>
+        <w:numPr>
+          <w:ilvl w:val="1"/>
+          <w:numId w:val="19"/>
+        </w:numPr>
+      </w:pPr>
+      <w:r>
+        <w:t>Pulsante Lista animali</w:t>
+      </w:r>
+    </w:p>
+    <w:p>
+      <w:pPr>
+        <w:numPr>
+          <w:ilvl w:val="2"/>
+          <w:numId w:val="19"/>
+        </w:numPr>
+      </w:pPr>
+      <w:r>
+        <w:t>Porta alla pagina lista animali</w:t>
+      </w:r>
+    </w:p>
+    <w:p>
+      <w:pPr>
+        <w:numPr>
+          <w:ilvl w:val="1"/>
+          <w:numId w:val="19"/>
+        </w:numPr>
+      </w:pPr>
+      <w:r>
+        <w:t>Pulsante Profilo animale</w:t>
+      </w:r>
+    </w:p>
+    <w:p>
+      <w:pPr>
+        <w:numPr>
+          <w:ilvl w:val="2"/>
+          <w:numId w:val="19"/>
+        </w:numPr>
+      </w:pPr>
+      <w:r>
+        <w:t>Porta alla pagina specifica del singolo animale</w:t>
+      </w:r>
+    </w:p>
+    <w:p>
+      <w:pPr>
+        <w:numPr>
+          <w:ilvl w:val="1"/>
+          <w:numId w:val="19"/>
+        </w:numPr>
+      </w:pPr>
+      <w:r>
+        <w:t>Pulsante Cerca servizi</w:t>
+      </w:r>
+    </w:p>
+    <w:p>
+      <w:pPr>
+        <w:numPr>
+          <w:ilvl w:val="2"/>
+          <w:numId w:val="19"/>
+        </w:numPr>
+      </w:pPr>
+      <w:r>
+        <w:t>Si divide in:</w:t>
+      </w:r>
+    </w:p>
+    <w:p>
+      <w:pPr>
+        <w:numPr>
+          <w:ilvl w:val="3"/>
+          <w:numId w:val="19"/>
+        </w:numPr>
+      </w:pPr>
+      <w:r>
+        <w:t xml:space="preserve">Pulsante cerca servizi </w:t>
+      </w:r>
+    </w:p>
+    <w:p>
+      <w:pPr>
+        <w:numPr>
+          <w:ilvl w:val="4"/>
+          <w:numId w:val="19"/>
+        </w:numPr>
+      </w:pPr>
+      <w:r>
+        <w:t>Porta alla pagina ricerca servizio con filtro attivo su servizi</w:t>
+      </w:r>
+    </w:p>
+    <w:p>
+      <w:pPr>
+        <w:numPr>
+          <w:ilvl w:val="3"/>
+          <w:numId w:val="19"/>
+        </w:numPr>
+      </w:pPr>
+      <w:r>
+        <w:t>Pulsante cerca prodotti</w:t>
+      </w:r>
+    </w:p>
+    <w:p>
+      <w:pPr>
+        <w:numPr>
+          <w:ilvl w:val="4"/>
+          <w:numId w:val="19"/>
+        </w:numPr>
+      </w:pPr>
+      <w:r>
+        <w:t>Porta alla pagina ricerca servizio con filtro attivo su prodotti</w:t>
+      </w:r>
+    </w:p>
+    <w:p>
+      <w:pPr>
+        <w:numPr>
+          <w:ilvl w:val="1"/>
+          <w:numId w:val="19"/>
+        </w:numPr>
+      </w:pPr>
+      <w:r>
+        <w:t>Pulsante Calendario</w:t>
+      </w:r>
+    </w:p>
+    <w:p>
+      <w:pPr>
+        <w:numPr>
+          <w:ilvl w:val="2"/>
+          <w:numId w:val="19"/>
+        </w:numPr>
+      </w:pPr>
+      <w:r>
+        <w:t>Porta alla pagina calendario</w:t>
+      </w:r>
+    </w:p>
+    <w:p>
+      <w:pPr>
+        <w:numPr>
+          <w:ilvl w:val="1"/>
+          <w:numId w:val="19"/>
+        </w:numPr>
+      </w:pPr>
+      <w:r>
+        <w:t>Pulsante Aggiungi attività odierna</w:t>
+      </w:r>
+    </w:p>
+    <w:p>
+      <w:pPr>
+        <w:numPr>
+          <w:ilvl w:val="2"/>
+          <w:numId w:val="19"/>
+        </w:numPr>
+      </w:pPr>
+      <w:r>
+        <w:t>Porta alla pagina Aggiungi attività, impostando la data con la data odierna</w:t>
+      </w:r>
+    </w:p>
+    <w:p>
+      <w:pPr>
+        <w:numPr>
+          <w:ilvl w:val="1"/>
+          <w:numId w:val="19"/>
+        </w:numPr>
+      </w:pPr>
+      <w:r>
+        <w:t>Pulsante aggiungi spesa</w:t>
+      </w:r>
+    </w:p>
+    <w:p>
+      <w:pPr>
+        <w:numPr>
+          <w:ilvl w:val="2"/>
+          <w:numId w:val="19"/>
+        </w:numPr>
+      </w:pPr>
+      <w:r>
+        <w:t xml:space="preserve">Apre un </w:t>
+      </w:r>
+      <w:proofErr w:type="spellStart"/>
+      <w:r>
+        <w:t>edit</w:t>
+      </w:r>
+      <w:proofErr w:type="spellEnd"/>
+      <w:r>
+        <w:t xml:space="preserve"> text per aggiungere la spesa</w:t>
+      </w:r>
+    </w:p>
+    <w:p>
+      <w:pPr>
+        <w:numPr>
+          <w:ilvl w:val="3"/>
+          <w:numId w:val="19"/>
+        </w:numPr>
+      </w:pPr>
+      <w:r>
+        <w:t>Premere di nuovo il pulsante conferma l’aggiunta</w:t>
+      </w:r>
+    </w:p>
+    <w:p/>
+    <w:p>
+      <w:pPr>
+        <w:numPr>
+          <w:ilvl w:val="0"/>
+          <w:numId w:val="19"/>
+        </w:numPr>
+      </w:pPr>
+      <w:r>
+        <w:lastRenderedPageBreak/>
+        <w:t>Activity - Login</w:t>
+      </w:r>
+    </w:p>
+    <w:p>
+      <w:pPr>
+        <w:numPr>
+          <w:ilvl w:val="1"/>
+          <w:numId w:val="19"/>
+        </w:numPr>
+      </w:pPr>
+      <w:r>
+        <w:t>Edit text username</w:t>
+      </w:r>
+    </w:p>
+    <w:p>
+      <w:pPr>
+        <w:numPr>
+          <w:ilvl w:val="1"/>
+          <w:numId w:val="19"/>
+        </w:numPr>
+      </w:pPr>
+      <w:r>
+        <w:t>Edit text password</w:t>
+      </w:r>
+    </w:p>
+    <w:p>
+      <w:pPr>
+        <w:numPr>
+          <w:ilvl w:val="1"/>
+          <w:numId w:val="19"/>
+        </w:numPr>
+      </w:pPr>
+      <w:r>
+        <w:t>Pulsante login</w:t>
+      </w:r>
+    </w:p>
+    <w:p>
+      <w:pPr>
+        <w:numPr>
+          <w:ilvl w:val="2"/>
+          <w:numId w:val="19"/>
+        </w:numPr>
+      </w:pPr>
+      <w:r>
+        <w:t>Se credenziali corrette porta alla home page</w:t>
+      </w:r>
+    </w:p>
+    <w:p>
+      <w:pPr>
+        <w:numPr>
+          <w:ilvl w:val="0"/>
+          <w:numId w:val="19"/>
+        </w:numPr>
+      </w:pPr>
+      <w:r>
+        <w:t>Activity - Registrazione</w:t>
+      </w:r>
+    </w:p>
+    <w:p>
+      <w:pPr>
+        <w:numPr>
+          <w:ilvl w:val="1"/>
+          <w:numId w:val="19"/>
+        </w:numPr>
+      </w:pPr>
+      <w:r>
+        <w:t xml:space="preserve">Web </w:t>
+      </w:r>
+      <w:proofErr w:type="spellStart"/>
+      <w:r>
+        <w:t>view</w:t>
+      </w:r>
+      <w:proofErr w:type="spellEnd"/>
+      <w:r>
+        <w:t xml:space="preserve"> registra utente</w:t>
+      </w:r>
+    </w:p>
+    <w:p/>
+    <w:p>
+      <w:pPr>
+        <w:numPr>
+          <w:ilvl w:val="0"/>
+          <w:numId w:val="19"/>
+        </w:numPr>
+      </w:pPr>
+      <w:r>
+        <w:t>Activity - Lista animali</w:t>
+      </w:r>
+    </w:p>
+    <w:p>
+      <w:pPr>
+        <w:numPr>
+          <w:ilvl w:val="1"/>
+          <w:numId w:val="19"/>
+        </w:numPr>
+      </w:pPr>
+      <w:r>
+        <w:t>Pulsante animale</w:t>
+      </w:r>
+    </w:p>
+    <w:p>
+      <w:pPr>
+        <w:numPr>
+          <w:ilvl w:val="2"/>
+          <w:numId w:val="19"/>
+        </w:numPr>
+      </w:pPr>
+      <w:r>
+        <w:t>Porta all’animale specifico</w:t>
+      </w:r>
+    </w:p>
+    <w:p>
+      <w:pPr>
+        <w:numPr>
+          <w:ilvl w:val="0"/>
+          <w:numId w:val="19"/>
+        </w:numPr>
+      </w:pPr>
+      <w:r>
+        <w:t>Activity - Profilo animale</w:t>
+      </w:r>
+    </w:p>
+    <w:p>
+      <w:pPr>
+        <w:numPr>
+          <w:ilvl w:val="1"/>
+          <w:numId w:val="19"/>
+        </w:numPr>
+      </w:pPr>
+      <w:r>
+        <w:t>Pulsante cartella clinica</w:t>
+      </w:r>
+    </w:p>
+    <w:p>
+      <w:pPr>
+        <w:numPr>
+          <w:ilvl w:val="2"/>
+          <w:numId w:val="19"/>
+        </w:numPr>
+      </w:pPr>
+      <w:r>
+        <w:t>Porta all’Activity cartella clinica</w:t>
+      </w:r>
+    </w:p>
+    <w:p>
+      <w:pPr>
+        <w:numPr>
+          <w:ilvl w:val="1"/>
+          <w:numId w:val="19"/>
+        </w:numPr>
+      </w:pPr>
+      <w:r>
+        <w:t>Pulsante calendario emotivo</w:t>
+      </w:r>
+    </w:p>
+    <w:p>
+      <w:pPr>
+        <w:numPr>
+          <w:ilvl w:val="2"/>
+          <w:numId w:val="19"/>
+        </w:numPr>
+      </w:pPr>
+      <w:r>
+        <w:t>Porta all’Activity calendario emotivo</w:t>
+      </w:r>
+    </w:p>
+    <w:p>
+      <w:pPr>
+        <w:numPr>
+          <w:ilvl w:val="0"/>
+          <w:numId w:val="19"/>
+        </w:numPr>
+      </w:pPr>
+      <w:r>
+        <w:t>Activity - Cartella clinica</w:t>
+      </w:r>
+    </w:p>
+    <w:p>
+      <w:pPr>
+        <w:numPr>
+          <w:ilvl w:val="1"/>
+          <w:numId w:val="19"/>
+        </w:numPr>
+      </w:pPr>
+      <w:r>
+        <w:t>Edit text inserimento data</w:t>
+      </w:r>
+    </w:p>
+    <w:p>
+      <w:pPr>
+        <w:numPr>
+          <w:ilvl w:val="1"/>
+          <w:numId w:val="19"/>
+        </w:numPr>
+      </w:pPr>
+      <w:r>
+        <w:t>Edit text inserimento descrizione</w:t>
+      </w:r>
+    </w:p>
+    <w:p>
+      <w:pPr>
+        <w:numPr>
+          <w:ilvl w:val="1"/>
+          <w:numId w:val="19"/>
+        </w:numPr>
+      </w:pPr>
+      <w:r>
+        <w:t>Pulsante aggiungi elemento</w:t>
+      </w:r>
+    </w:p>
+    <w:p>
+      <w:pPr>
+        <w:numPr>
+          <w:ilvl w:val="2"/>
+          <w:numId w:val="19"/>
+        </w:numPr>
+      </w:pPr>
+      <w:r>
+        <w:t>Aggiunge l’elemento</w:t>
+      </w:r>
+    </w:p>
+    <w:p/>
+    <w:p>
+      <w:pPr>
+        <w:numPr>
+          <w:ilvl w:val="0"/>
+          <w:numId w:val="19"/>
+        </w:numPr>
+      </w:pPr>
+      <w:r>
+        <w:t>Activity - Calendario</w:t>
+      </w:r>
+    </w:p>
+    <w:p>
+      <w:pPr>
+        <w:numPr>
+          <w:ilvl w:val="1"/>
+          <w:numId w:val="19"/>
+        </w:numPr>
+      </w:pPr>
+      <w:r>
+        <w:t>Pulsante aggiungi attività</w:t>
+      </w:r>
+    </w:p>
+    <w:p>
+      <w:pPr>
+        <w:numPr>
+          <w:ilvl w:val="2"/>
+          <w:numId w:val="19"/>
+        </w:numPr>
+      </w:pPr>
+      <w:r>
+        <w:t>Porta all’Activity aggiungi attività</w:t>
+      </w:r>
+    </w:p>
+    <w:p>
+      <w:pPr>
+        <w:numPr>
+          <w:ilvl w:val="0"/>
+          <w:numId w:val="19"/>
+        </w:numPr>
+      </w:pPr>
+      <w:r>
+        <w:t>Activity - Aggiungi attività</w:t>
+      </w:r>
+    </w:p>
+    <w:p>
+      <w:pPr>
+        <w:numPr>
+          <w:ilvl w:val="1"/>
+          <w:numId w:val="19"/>
+        </w:numPr>
+      </w:pPr>
+      <w:r>
+        <w:t>Edit text nome attività</w:t>
+      </w:r>
+    </w:p>
+    <w:p>
+      <w:pPr>
+        <w:numPr>
+          <w:ilvl w:val="1"/>
+          <w:numId w:val="19"/>
+        </w:numPr>
+      </w:pPr>
+      <w:r>
+        <w:t>Inserimento data</w:t>
+      </w:r>
+    </w:p>
+    <w:p>
+      <w:pPr>
+        <w:numPr>
+          <w:ilvl w:val="1"/>
+          <w:numId w:val="19"/>
+        </w:numPr>
+      </w:pPr>
+      <w:r>
+        <w:t>Inserimento ora</w:t>
+      </w:r>
+    </w:p>
+    <w:p>
+      <w:pPr>
+        <w:numPr>
+          <w:ilvl w:val="1"/>
+          <w:numId w:val="19"/>
+        </w:numPr>
+      </w:pPr>
+      <w:r>
+        <w:t>Pulsante aggiungi</w:t>
+      </w:r>
+    </w:p>
+    <w:p>
+      <w:pPr>
+        <w:numPr>
+          <w:ilvl w:val="2"/>
+          <w:numId w:val="19"/>
+        </w:numPr>
+      </w:pPr>
+      <w:r>
+        <w:t>Aggiunge l’elemento</w:t>
+      </w:r>
+    </w:p>
+    <w:p/>
+    <w:p>
+      <w:pPr>
+        <w:numPr>
+          <w:ilvl w:val="0"/>
+          <w:numId w:val="19"/>
+        </w:numPr>
+      </w:pPr>
+      <w:r>
+        <w:t>Activity - Cerca servizi/prodotti</w:t>
+      </w:r>
+    </w:p>
+    <w:p>
+      <w:pPr>
+        <w:numPr>
+          <w:ilvl w:val="1"/>
+          <w:numId w:val="19"/>
+        </w:numPr>
+      </w:pPr>
+      <w:r>
+        <w:t>Pulsante ricerca</w:t>
+      </w:r>
+    </w:p>
+    <w:p>
+      <w:pPr>
+        <w:numPr>
+          <w:ilvl w:val="2"/>
+          <w:numId w:val="19"/>
+        </w:numPr>
+      </w:pPr>
+      <w:r>
+        <w:t>Avvia la ricerca</w:t>
+      </w:r>
+    </w:p>
+    <w:p>
+      <w:pPr>
+        <w:numPr>
+          <w:ilvl w:val="1"/>
+          <w:numId w:val="19"/>
+        </w:numPr>
+      </w:pPr>
+      <w:r>
+        <w:t>Edit text inserimento ricerca</w:t>
+      </w:r>
+    </w:p>
+    <w:p>
+      <w:pPr>
+        <w:numPr>
+          <w:ilvl w:val="1"/>
+          <w:numId w:val="19"/>
+        </w:numPr>
+      </w:pPr>
+      <w:r>
+        <w:t>Pulsante filtro</w:t>
+      </w:r>
+    </w:p>
+    <w:p>
+      <w:pPr>
+        <w:numPr>
+          <w:ilvl w:val="2"/>
+          <w:numId w:val="19"/>
+        </w:numPr>
+      </w:pPr>
+      <w:r>
+        <w:t>Apre le opzioni dei filtri</w:t>
+      </w:r>
+    </w:p>
+    <w:p>
+      <w:pPr>
+        <w:numPr>
+          <w:ilvl w:val="3"/>
+          <w:numId w:val="19"/>
+        </w:numPr>
+      </w:pPr>
+      <w:r>
+        <w:t>Edit text inserimento CAP</w:t>
+      </w:r>
+    </w:p>
+    <w:p>
+      <w:pPr>
+        <w:numPr>
+          <w:ilvl w:val="3"/>
+          <w:numId w:val="19"/>
+        </w:numPr>
+      </w:pPr>
+      <w:r>
+        <w:t>Selezione rating</w:t>
+      </w:r>
+    </w:p>
+    <w:p>
+      <w:pPr>
+        <w:numPr>
+          <w:ilvl w:val="3"/>
+          <w:numId w:val="19"/>
+        </w:numPr>
+      </w:pPr>
+      <w:proofErr w:type="spellStart"/>
+      <w:r>
+        <w:t>Toggle</w:t>
+      </w:r>
+      <w:proofErr w:type="spellEnd"/>
+      <w:r>
+        <w:t xml:space="preserve"> servizi/prodotti</w:t>
+      </w:r>
+    </w:p>
+    <w:p>
+      <w:pPr>
+        <w:numPr>
+          <w:ilvl w:val="3"/>
+          <w:numId w:val="19"/>
+        </w:numPr>
+      </w:pPr>
+      <w:r>
+        <w:t>Pulsante conferma filtri</w:t>
+      </w:r>
+    </w:p>
+    <w:p>
+      <w:pPr>
+        <w:numPr>
+          <w:ilvl w:val="3"/>
+          <w:numId w:val="19"/>
+        </w:numPr>
+      </w:pPr>
+      <w:r>
+        <w:t>Pulsante resetta filtri</w:t>
+      </w:r>
+    </w:p>
+    <w:p>
+      <w:pPr>
+        <w:numPr>
+          <w:ilvl w:val="1"/>
+          <w:numId w:val="19"/>
+        </w:numPr>
+      </w:pPr>
+      <w:r>
+        <w:t>Pulsante singola attività</w:t>
+      </w:r>
+    </w:p>
+    <w:p>
+      <w:pPr>
+        <w:numPr>
+          <w:ilvl w:val="2"/>
+          <w:numId w:val="19"/>
+        </w:numPr>
+      </w:pPr>
+      <w:r>
+        <w:t>Porta alla pagina dell’attività</w:t>
+      </w:r>
+    </w:p>
+    <w:p>
+      <w:pPr>
+        <w:numPr>
+          <w:ilvl w:val="0"/>
+          <w:numId w:val="19"/>
+        </w:numPr>
+      </w:pPr>
+      <w:r>
+        <w:t>Activity - Profilo attività</w:t>
+      </w:r>
+    </w:p>
+    <w:p>
+      <w:pPr>
+        <w:numPr>
+          <w:ilvl w:val="1"/>
+          <w:numId w:val="19"/>
+        </w:numPr>
+      </w:pPr>
+      <w:r>
+        <w:t>Edit text inserimento recensione</w:t>
+      </w:r>
+    </w:p>
+    <w:p>
+      <w:pPr>
+        <w:numPr>
+          <w:ilvl w:val="1"/>
+          <w:numId w:val="19"/>
+        </w:numPr>
+      </w:pPr>
+      <w:r>
+        <w:t>Selezione rating</w:t>
+      </w:r>
+    </w:p>
+    <w:p>
+      <w:pPr>
+        <w:numPr>
+          <w:ilvl w:val="1"/>
+          <w:numId w:val="19"/>
+        </w:numPr>
+      </w:pPr>
+      <w:r>
+        <w:lastRenderedPageBreak/>
+        <w:t>Pulsante conferma</w:t>
+      </w:r>
+    </w:p>
+    <w:p>
+      <w:pPr>
+        <w:numPr>
+          <w:ilvl w:val="2"/>
+          <w:numId w:val="19"/>
+        </w:numPr>
+      </w:pPr>
+      <w:r>
+        <w:t>Aggiunge la recensione all’attività</w:t>
+      </w:r>
+    </w:p>
+    <w:p/>
+    <w:p>
+      <w:pPr>
+        <w:numPr>
+          <w:ilvl w:val="0"/>
+          <w:numId w:val="19"/>
+        </w:numPr>
+      </w:pPr>
+      <w:r>
+        <w:t>Activity - Profilo utente</w:t>
+      </w:r>
+    </w:p>
+    <w:p>
+      <w:pPr>
+        <w:numPr>
+          <w:ilvl w:val="1"/>
+          <w:numId w:val="19"/>
+        </w:numPr>
+      </w:pPr>
+      <w:r>
+        <w:t>Pulsante diventa un fornitore</w:t>
+      </w:r>
+    </w:p>
+    <w:p>
+      <w:pPr>
+        <w:numPr>
+          <w:ilvl w:val="2"/>
+          <w:numId w:val="19"/>
+        </w:numPr>
+      </w:pPr>
+      <w:r>
+        <w:t>Porta alla pagina inserimento dati fornitore</w:t>
+      </w:r>
+    </w:p>
+    <w:p>
+      <w:pPr>
+        <w:numPr>
+          <w:ilvl w:val="1"/>
+          <w:numId w:val="19"/>
+        </w:numPr>
+      </w:pPr>
+      <w:r>
+        <w:t>Pulsante modifica dati</w:t>
+      </w:r>
+    </w:p>
+    <w:p>
+      <w:pPr>
+        <w:numPr>
+          <w:ilvl w:val="2"/>
+          <w:numId w:val="19"/>
+        </w:numPr>
+      </w:pPr>
+      <w:r>
+        <w:t xml:space="preserve">i dati diventano modificabili tramite </w:t>
+      </w:r>
+      <w:proofErr w:type="spellStart"/>
+      <w:r>
+        <w:t>edit</w:t>
+      </w:r>
+      <w:proofErr w:type="spellEnd"/>
+      <w:r>
+        <w:t xml:space="preserve"> text</w:t>
+      </w:r>
+    </w:p>
+    <w:p>
+      <w:pPr>
+        <w:numPr>
+          <w:ilvl w:val="2"/>
+          <w:numId w:val="19"/>
+        </w:numPr>
+      </w:pPr>
+      <w:r>
+        <w:t>premendo di nuovo si confermano le modifiche</w:t>
+      </w:r>
+    </w:p>
+    <w:p>
+      <w:pPr>
+        <w:numPr>
+          <w:ilvl w:val="1"/>
+          <w:numId w:val="19"/>
+        </w:numPr>
+      </w:pPr>
+      <w:r>
+        <w:t>Pulsante esci dall’account</w:t>
+      </w:r>
+    </w:p>
+    <w:p>
+      <w:pPr>
+        <w:numPr>
+          <w:ilvl w:val="2"/>
+          <w:numId w:val="19"/>
+        </w:numPr>
+      </w:pPr>
+      <w:r>
+        <w:t>Disconnette l’utente e porta all’Activity Login</w:t>
+      </w:r>
+    </w:p>
+    <w:p>
+      <w:pPr>
+        <w:numPr>
+          <w:ilvl w:val="0"/>
+          <w:numId w:val="19"/>
+        </w:numPr>
+      </w:pPr>
+      <w:r>
+        <w:t>Activity - Profilo utente</w:t>
+      </w:r>
+    </w:p>
+    <w:p>
+      <w:pPr>
+        <w:numPr>
+          <w:ilvl w:val="1"/>
+          <w:numId w:val="19"/>
+        </w:numPr>
+      </w:pPr>
+      <w:r>
+        <w:t>Pulsante diventa un fornitore</w:t>
+      </w:r>
+    </w:p>
+    <w:p>
+      <w:pPr>
+        <w:numPr>
+          <w:ilvl w:val="2"/>
+          <w:numId w:val="19"/>
+        </w:numPr>
+      </w:pPr>
+      <w:r>
+        <w:t>Porta alla pagina inserimento dati fornitore</w:t>
+      </w:r>
+    </w:p>
+    <w:p>
+      <w:pPr>
+        <w:numPr>
+          <w:ilvl w:val="1"/>
+          <w:numId w:val="19"/>
+        </w:numPr>
+      </w:pPr>
+      <w:r>
+        <w:t>Pulsante modifica dati</w:t>
+      </w:r>
+    </w:p>
+    <w:p>
+      <w:pPr>
+        <w:numPr>
+          <w:ilvl w:val="2"/>
+          <w:numId w:val="19"/>
+        </w:numPr>
+      </w:pPr>
+      <w:r>
+        <w:t xml:space="preserve">i dati diventano modificabili tramite </w:t>
+      </w:r>
+      <w:proofErr w:type="spellStart"/>
+      <w:r>
+        <w:t>edit</w:t>
+      </w:r>
+      <w:proofErr w:type="spellEnd"/>
+      <w:r>
+        <w:t xml:space="preserve"> text</w:t>
+      </w:r>
+    </w:p>
+    <w:p>
+      <w:pPr>
+        <w:numPr>
+          <w:ilvl w:val="2"/>
+          <w:numId w:val="19"/>
+        </w:numPr>
+      </w:pPr>
+      <w:r>
+        <w:t>premendo di nuovo si confermano le modifiche</w:t>
+      </w:r>
+    </w:p>
+    <w:p>
+      <w:pPr>
+        <w:numPr>
+          <w:ilvl w:val="1"/>
+          <w:numId w:val="19"/>
+        </w:numPr>
+      </w:pPr>
+      <w:r>
+        <w:t>Pulsante modifica dati attività</w:t>
+      </w:r>
+    </w:p>
+    <w:p>
+      <w:pPr>
+        <w:numPr>
+          <w:ilvl w:val="2"/>
+          <w:numId w:val="19"/>
+        </w:numPr>
+      </w:pPr>
+      <w:r>
+        <w:t xml:space="preserve">i dati diventano modificabili tramite </w:t>
+      </w:r>
+      <w:proofErr w:type="spellStart"/>
+      <w:r>
+        <w:t>edit</w:t>
+      </w:r>
+      <w:proofErr w:type="spellEnd"/>
+      <w:r>
+        <w:t xml:space="preserve"> text</w:t>
+      </w:r>
+    </w:p>
+    <w:p>
+      <w:pPr>
+        <w:numPr>
+          <w:ilvl w:val="2"/>
+          <w:numId w:val="19"/>
+        </w:numPr>
+      </w:pPr>
+      <w:r>
+        <w:t>premendo di nuovo si confermano le modifiche</w:t>
+      </w:r>
+    </w:p>
+    <w:p>
+      <w:pPr>
+        <w:numPr>
+          <w:ilvl w:val="1"/>
+          <w:numId w:val="19"/>
+        </w:numPr>
+      </w:pPr>
+      <w:r>
+        <w:t>Pulsante esci dall’account</w:t>
+      </w:r>
+    </w:p>
+    <w:p>
+      <w:pPr>
+        <w:numPr>
+          <w:ilvl w:val="2"/>
+          <w:numId w:val="19"/>
+        </w:numPr>
+      </w:pPr>
+      <w:r>
+        <w:t>Disconnette l’utente e porta all’Activity Login</w:t>
+      </w:r>
+    </w:p>
+    <w:p>
+      <w:pPr>
+        <w:numPr>
+          <w:ilvl w:val="0"/>
+          <w:numId w:val="19"/>
+        </w:numPr>
+      </w:pPr>
+      <w:r>
+        <w:t>Activity - Inserimento dati fornitore</w:t>
+      </w:r>
+    </w:p>
+    <w:p>
+      <w:pPr>
+        <w:numPr>
+          <w:ilvl w:val="1"/>
+          <w:numId w:val="19"/>
+        </w:numPr>
+      </w:pPr>
+      <w:r>
+        <w:t xml:space="preserve">Web </w:t>
+      </w:r>
+      <w:proofErr w:type="spellStart"/>
+      <w:r>
+        <w:t>view</w:t>
+      </w:r>
+      <w:proofErr w:type="spellEnd"/>
+      <w:r>
+        <w:t xml:space="preserve"> inserimento dati fornitore</w:t>
+      </w:r>
+    </w:p>
+    <w:p/>
+    <w:p/>
     <w:sectPr>
-      <w:pgSz w:h="16838" w:w="11906" w:orient="portrait"/>
-      <w:pgMar w:bottom="1440.0000000000002" w:top="1440.0000000000002" w:left="1440.0000000000002" w:right="1440.0000000000002" w:header="720" w:footer="720"/>
+      <w:pgSz w:w="11906" w:h="16838"/>
+      <w:pgMar w:top="1440" w:right="1440" w:bottom="1440" w:left="1440" w:header="720" w:footer="720" w:gutter="0"/>
       <w:pgNumType w:start="1"/>
+      <w:cols w:space="720"/>
     </w:sectPr>
   </w:body>
 </w:document>
 </file>
 
 <file path=word/numbering.xml><?xml version="1.0" encoding="utf-8"?>
-<w:numbering xmlns:mc="http://schemas.openxmlformats.org/markup-compatibility/2006" xmlns:o="urn:schemas-microsoft-com:office:office" xmlns:r="http://schemas.openxmlformats.org/officeDocument/2006/relationships" xmlns:m="http://schemas.openxmlformats.org/officeDocument/2006/math" xmlns:v="urn:schemas-microsoft-com:vml" xmlns:wp="http://schemas.openxmlformats.org/drawingml/2006/wordprocessingDrawing" xmlns:w10="urn:schemas-microsoft-com:office:word" xmlns:w="http://schemas.openxmlformats.org/wordprocessingml/2006/main" xmlns:wne="http://schemas.microsoft.com/office/word/2006/wordml" xmlns:sl="http://schemas.openxmlformats.org/schemaLibrary/2006/main" xmlns:a="http://schemas.openxmlformats.org/drawingml/2006/main" xmlns:pic="http://schemas.openxmlformats.org/drawingml/2006/picture" xmlns:c="http://schemas.openxmlformats.org/drawingml/2006/chart" xmlns:lc="http://schemas.openxmlformats.org/drawingml/2006/lockedCanvas" xmlns:dgm="http://schemas.openxmlformats.org/drawingml/2006/diagram" xmlns:wps="http://schemas.microsoft.com/office/word/2010/wordprocessingShape" xmlns:wpg="http://schemas.microsoft.com/office/word/2010/wordprocessingGroup" xmlns:w14="http://schemas.microsoft.com/office/word/2010/wordml" xmlns:w15="http://schemas.microsoft.com/office/word/2012/wordml" xmlns:w16="http://schemas.microsoft.com/office/word/2018/wordml" xmlns:w16cex="http://schemas.microsoft.com/office/word/2018/wordml/cex" xmlns:w16cid="http://schemas.microsoft.com/office/word/2016/wordml/cid" xmlns="http://schemas.microsoft.com/office/tasks/2019/documenttasks" xmlns:cr="http://schemas.microsoft.com/office/comments/2020/reactions">
-  <w:abstractNum w:abstractNumId="1">
+<w:numbering xmlns:wpc="http://schemas.microsoft.com/office/word/2010/wordprocessingCanvas" xmlns:cx="http://schemas.microsoft.com/office/drawing/2014/chartex" xmlns:cx1="http://schemas.microsoft.com/office/drawing/2015/9/8/chartex" xmlns:cx2="http://schemas.microsoft.com/office/drawing/2015/10/21/chartex" xmlns:cx3="http://schemas.microsoft.com/office/drawing/2016/5/9/chartex" xmlns:cx4="http://schemas.microsoft.com/office/drawing/2016/5/10/chartex" xmlns:cx5="http://schemas.microsoft.com/office/drawing/2016/5/11/chartex" xmlns:cx6="http://schemas.microsoft.com/office/drawing/2016/5/12/chartex" xmlns:cx7="http://schemas.microsoft.com/office/drawing/2016/5/13/chartex" xmlns:cx8="http://schemas.microsoft.com/office/drawing/2016/5/14/chartex" xmlns:mc="http://schemas.openxmlformats.org/markup-compatibility/2006" xmlns:aink="http://schemas.microsoft.com/office/drawing/2016/ink" xmlns:am3d="http://schemas.microsoft.com/office/drawing/2017/model3d" xmlns:o="urn:schemas-microsoft-com:office:office" xmlns:oel="http://schemas.microsoft.com/office/2019/extlst" xmlns:r="http://schemas.openxmlformats.org/officeDocument/2006/relationships" xmlns:m="http://schemas.openxmlformats.org/officeDocument/2006/math" xmlns:v="urn:schemas-microsoft-com:vml" xmlns:wp14="http://schemas.microsoft.com/office/word/2010/wordprocessingDrawing" xmlns:wp="http://schemas.openxmlformats.org/drawingml/2006/wordprocessingDrawing" xmlns:w10="urn:schemas-microsoft-com:office:word" xmlns:w="http://schemas.openxmlformats.org/wordprocessingml/2006/main" xmlns:w14="http://schemas.microsoft.com/office/word/2010/wordml" xmlns:w15="http://schemas.microsoft.com/office/word/2012/wordml" xmlns:w16cex="http://schemas.microsoft.com/office/word/2018/wordml/cex" xmlns:w16cid="http://schemas.microsoft.com/office/word/2016/wordml/cid" xmlns:w16="http://schemas.microsoft.com/office/word/2018/wordml" xmlns:w16du="http://schemas.microsoft.com/office/word/2023/wordml/word16du" xmlns:w16sdtdh="http://schemas.microsoft.com/office/word/2020/wordml/sdtdatahash" xmlns:w16sdtfl="http://schemas.microsoft.com/office/word/2024/wordml/sdtformatlock" xmlns:w16se="http://schemas.microsoft.com/office/word/2015/wordml/symex" xmlns:wpg="http://schemas.microsoft.com/office/word/2010/wordprocessingGroup" xmlns:wpi="http://schemas.microsoft.com/office/word/2010/wordprocessingInk" xmlns:wne="http://schemas.microsoft.com/office/word/2006/wordml" xmlns:wps="http://schemas.microsoft.com/office/word/2010/wordprocessingShape" mc:Ignorable="w14 w15 w16se w16cid w16 w16cex w16sdtdh w16sdtfl w16du wp14">
+  <w:abstractNum w:abstractNumId="0" w15:restartNumberingAfterBreak="0">
+    <w:nsid w:val="03CF5022"/>
+    <w:multiLevelType w:val="multilevel"/>
+    <w:tmpl w:val="BC92A184"/>
     <w:lvl w:ilvl="0">
       <w:start w:val="1"/>
       <w:numFmt w:val="bullet"/>
@@ -2681,7 +1877,10 @@
       </w:rPr>
     </w:lvl>
   </w:abstractNum>
-  <w:abstractNum w:abstractNumId="2">
+  <w:abstractNum w:abstractNumId="1" w15:restartNumberingAfterBreak="0">
+    <w:nsid w:val="05BB045E"/>
+    <w:multiLevelType w:val="multilevel"/>
+    <w:tmpl w:val="7A488256"/>
     <w:lvl w:ilvl="0">
       <w:start w:val="1"/>
       <w:numFmt w:val="bullet"/>
@@ -2791,7 +1990,10 @@
       </w:rPr>
     </w:lvl>
   </w:abstractNum>
-  <w:abstractNum w:abstractNumId="3">
+  <w:abstractNum w:abstractNumId="2" w15:restartNumberingAfterBreak="0">
+    <w:nsid w:val="197C6940"/>
+    <w:multiLevelType w:val="multilevel"/>
+    <w:tmpl w:val="14F2D8C6"/>
     <w:lvl w:ilvl="0">
       <w:start w:val="1"/>
       <w:numFmt w:val="bullet"/>
@@ -2901,7 +2103,10 @@
       </w:rPr>
     </w:lvl>
   </w:abstractNum>
-  <w:abstractNum w:abstractNumId="4">
+  <w:abstractNum w:abstractNumId="3" w15:restartNumberingAfterBreak="0">
+    <w:nsid w:val="25350EEA"/>
+    <w:multiLevelType w:val="multilevel"/>
+    <w:tmpl w:val="BC3CDB12"/>
     <w:lvl w:ilvl="0">
       <w:start w:val="1"/>
       <w:numFmt w:val="bullet"/>
@@ -3011,7 +2216,10 @@
       </w:rPr>
     </w:lvl>
   </w:abstractNum>
-  <w:abstractNum w:abstractNumId="5">
+  <w:abstractNum w:abstractNumId="4" w15:restartNumberingAfterBreak="0">
+    <w:nsid w:val="255C720F"/>
+    <w:multiLevelType w:val="multilevel"/>
+    <w:tmpl w:val="09C05E38"/>
     <w:lvl w:ilvl="0">
       <w:start w:val="1"/>
       <w:numFmt w:val="bullet"/>
@@ -3121,7 +2329,10 @@
       </w:rPr>
     </w:lvl>
   </w:abstractNum>
-  <w:abstractNum w:abstractNumId="6">
+  <w:abstractNum w:abstractNumId="5" w15:restartNumberingAfterBreak="0">
+    <w:nsid w:val="296C5D68"/>
+    <w:multiLevelType w:val="multilevel"/>
+    <w:tmpl w:val="338E4F66"/>
     <w:lvl w:ilvl="0">
       <w:start w:val="1"/>
       <w:numFmt w:val="bullet"/>
@@ -3231,7 +2442,10 @@
       </w:rPr>
     </w:lvl>
   </w:abstractNum>
-  <w:abstractNum w:abstractNumId="7">
+  <w:abstractNum w:abstractNumId="6" w15:restartNumberingAfterBreak="0">
+    <w:nsid w:val="2C457D19"/>
+    <w:multiLevelType w:val="multilevel"/>
+    <w:tmpl w:val="04A226E4"/>
     <w:lvl w:ilvl="0">
       <w:start w:val="1"/>
       <w:numFmt w:val="bullet"/>
@@ -3341,7 +2555,10 @@
       </w:rPr>
     </w:lvl>
   </w:abstractNum>
-  <w:abstractNum w:abstractNumId="8">
+  <w:abstractNum w:abstractNumId="7" w15:restartNumberingAfterBreak="0">
+    <w:nsid w:val="3CB409D9"/>
+    <w:multiLevelType w:val="multilevel"/>
+    <w:tmpl w:val="DB1E8ABC"/>
     <w:lvl w:ilvl="0">
       <w:start w:val="1"/>
       <w:numFmt w:val="bullet"/>
@@ -3451,7 +2668,10 @@
       </w:rPr>
     </w:lvl>
   </w:abstractNum>
-  <w:abstractNum w:abstractNumId="9">
+  <w:abstractNum w:abstractNumId="8" w15:restartNumberingAfterBreak="0">
+    <w:nsid w:val="3DE2556B"/>
+    <w:multiLevelType w:val="multilevel"/>
+    <w:tmpl w:val="472E4746"/>
     <w:lvl w:ilvl="0">
       <w:start w:val="1"/>
       <w:numFmt w:val="bullet"/>
@@ -3561,7 +2781,10 @@
       </w:rPr>
     </w:lvl>
   </w:abstractNum>
-  <w:abstractNum w:abstractNumId="10">
+  <w:abstractNum w:abstractNumId="9" w15:restartNumberingAfterBreak="0">
+    <w:nsid w:val="44E01B49"/>
+    <w:multiLevelType w:val="multilevel"/>
+    <w:tmpl w:val="E556BBF8"/>
     <w:lvl w:ilvl="0">
       <w:start w:val="1"/>
       <w:numFmt w:val="bullet"/>
@@ -3671,7 +2894,10 @@
       </w:rPr>
     </w:lvl>
   </w:abstractNum>
-  <w:abstractNum w:abstractNumId="11">
+  <w:abstractNum w:abstractNumId="10" w15:restartNumberingAfterBreak="0">
+    <w:nsid w:val="538D08A9"/>
+    <w:multiLevelType w:val="multilevel"/>
+    <w:tmpl w:val="B72459C4"/>
     <w:lvl w:ilvl="0">
       <w:start w:val="1"/>
       <w:numFmt w:val="bullet"/>
@@ -3781,7 +3007,10 @@
       </w:rPr>
     </w:lvl>
   </w:abstractNum>
-  <w:abstractNum w:abstractNumId="12">
+  <w:abstractNum w:abstractNumId="11" w15:restartNumberingAfterBreak="0">
+    <w:nsid w:val="54FD450C"/>
+    <w:multiLevelType w:val="multilevel"/>
+    <w:tmpl w:val="21889EA4"/>
     <w:lvl w:ilvl="0">
       <w:start w:val="1"/>
       <w:numFmt w:val="bullet"/>
@@ -3891,7 +3120,10 @@
       </w:rPr>
     </w:lvl>
   </w:abstractNum>
-  <w:abstractNum w:abstractNumId="13">
+  <w:abstractNum w:abstractNumId="12" w15:restartNumberingAfterBreak="0">
+    <w:nsid w:val="5EC324C5"/>
+    <w:multiLevelType w:val="multilevel"/>
+    <w:tmpl w:val="C226ADA0"/>
     <w:lvl w:ilvl="0">
       <w:start w:val="1"/>
       <w:numFmt w:val="bullet"/>
@@ -4001,7 +3233,10 @@
       </w:rPr>
     </w:lvl>
   </w:abstractNum>
-  <w:abstractNum w:abstractNumId="14">
+  <w:abstractNum w:abstractNumId="13" w15:restartNumberingAfterBreak="0">
+    <w:nsid w:val="62727BA6"/>
+    <w:multiLevelType w:val="multilevel"/>
+    <w:tmpl w:val="DD581B06"/>
     <w:lvl w:ilvl="0">
       <w:start w:val="1"/>
       <w:numFmt w:val="bullet"/>
@@ -4111,7 +3346,10 @@
       </w:rPr>
     </w:lvl>
   </w:abstractNum>
-  <w:abstractNum w:abstractNumId="15">
+  <w:abstractNum w:abstractNumId="14" w15:restartNumberingAfterBreak="0">
+    <w:nsid w:val="637248BD"/>
+    <w:multiLevelType w:val="multilevel"/>
+    <w:tmpl w:val="82E86D48"/>
     <w:lvl w:ilvl="0">
       <w:start w:val="1"/>
       <w:numFmt w:val="bullet"/>
@@ -4221,7 +3459,10 @@
       </w:rPr>
     </w:lvl>
   </w:abstractNum>
-  <w:abstractNum w:abstractNumId="16">
+  <w:abstractNum w:abstractNumId="15" w15:restartNumberingAfterBreak="0">
+    <w:nsid w:val="64DE5900"/>
+    <w:multiLevelType w:val="multilevel"/>
+    <w:tmpl w:val="3F2266D4"/>
     <w:lvl w:ilvl="0">
       <w:start w:val="1"/>
       <w:numFmt w:val="bullet"/>
@@ -4331,7 +3572,10 @@
       </w:rPr>
     </w:lvl>
   </w:abstractNum>
-  <w:abstractNum w:abstractNumId="17">
+  <w:abstractNum w:abstractNumId="16" w15:restartNumberingAfterBreak="0">
+    <w:nsid w:val="68472FD4"/>
+    <w:multiLevelType w:val="multilevel"/>
+    <w:tmpl w:val="1840A310"/>
     <w:lvl w:ilvl="0">
       <w:start w:val="1"/>
       <w:numFmt w:val="bullet"/>
@@ -4441,7 +3685,10 @@
       </w:rPr>
     </w:lvl>
   </w:abstractNum>
-  <w:abstractNum w:abstractNumId="18">
+  <w:abstractNum w:abstractNumId="17" w15:restartNumberingAfterBreak="0">
+    <w:nsid w:val="72A0452F"/>
+    <w:multiLevelType w:val="multilevel"/>
+    <w:tmpl w:val="B49443F8"/>
     <w:lvl w:ilvl="0">
       <w:start w:val="1"/>
       <w:numFmt w:val="bullet"/>
@@ -4551,10 +3798,126 @@
       </w:rPr>
     </w:lvl>
   </w:abstractNum>
-  <w:abstractNum w:abstractNumId="19">
+  <w:abstractNum w:abstractNumId="18" w15:restartNumberingAfterBreak="0">
+    <w:nsid w:val="758E263D"/>
+    <w:multiLevelType w:val="multilevel"/>
+    <w:tmpl w:val="5A9EB7EE"/>
     <w:lvl w:ilvl="0">
       <w:start w:val="1"/>
       <w:numFmt w:val="bullet"/>
+      <w:lvlText w:val="-"/>
+      <w:lvlJc w:val="left"/>
+      <w:pPr>
+        <w:ind w:left="720" w:hanging="360"/>
+      </w:pPr>
+      <w:rPr>
+        <w:u w:val="none"/>
+      </w:rPr>
+    </w:lvl>
+    <w:lvl w:ilvl="1">
+      <w:start w:val="1"/>
+      <w:numFmt w:val="bullet"/>
+      <w:lvlText w:val="-"/>
+      <w:lvlJc w:val="left"/>
+      <w:pPr>
+        <w:ind w:left="1440" w:hanging="360"/>
+      </w:pPr>
+      <w:rPr>
+        <w:u w:val="none"/>
+      </w:rPr>
+    </w:lvl>
+    <w:lvl w:ilvl="2">
+      <w:start w:val="1"/>
+      <w:numFmt w:val="bullet"/>
+      <w:lvlText w:val="-"/>
+      <w:lvlJc w:val="left"/>
+      <w:pPr>
+        <w:ind w:left="2160" w:hanging="360"/>
+      </w:pPr>
+      <w:rPr>
+        <w:u w:val="none"/>
+      </w:rPr>
+    </w:lvl>
+    <w:lvl w:ilvl="3">
+      <w:start w:val="1"/>
+      <w:numFmt w:val="bullet"/>
+      <w:lvlText w:val="-"/>
+      <w:lvlJc w:val="left"/>
+      <w:pPr>
+        <w:ind w:left="2880" w:hanging="360"/>
+      </w:pPr>
+      <w:rPr>
+        <w:u w:val="none"/>
+      </w:rPr>
+    </w:lvl>
+    <w:lvl w:ilvl="4">
+      <w:start w:val="1"/>
+      <w:numFmt w:val="bullet"/>
+      <w:lvlText w:val="-"/>
+      <w:lvlJc w:val="left"/>
+      <w:pPr>
+        <w:ind w:left="3600" w:hanging="360"/>
+      </w:pPr>
+      <w:rPr>
+        <w:u w:val="none"/>
+      </w:rPr>
+    </w:lvl>
+    <w:lvl w:ilvl="5">
+      <w:start w:val="1"/>
+      <w:numFmt w:val="bullet"/>
+      <w:lvlText w:val="-"/>
+      <w:lvlJc w:val="left"/>
+      <w:pPr>
+        <w:ind w:left="4320" w:hanging="360"/>
+      </w:pPr>
+      <w:rPr>
+        <w:u w:val="none"/>
+      </w:rPr>
+    </w:lvl>
+    <w:lvl w:ilvl="6">
+      <w:start w:val="1"/>
+      <w:numFmt w:val="bullet"/>
+      <w:lvlText w:val="-"/>
+      <w:lvlJc w:val="left"/>
+      <w:pPr>
+        <w:ind w:left="5040" w:hanging="360"/>
+      </w:pPr>
+      <w:rPr>
+        <w:u w:val="none"/>
+      </w:rPr>
+    </w:lvl>
+    <w:lvl w:ilvl="7">
+      <w:start w:val="1"/>
+      <w:numFmt w:val="bullet"/>
+      <w:lvlText w:val="-"/>
+      <w:lvlJc w:val="left"/>
+      <w:pPr>
+        <w:ind w:left="5760" w:hanging="360"/>
+      </w:pPr>
+      <w:rPr>
+        <w:u w:val="none"/>
+      </w:rPr>
+    </w:lvl>
+    <w:lvl w:ilvl="8">
+      <w:start w:val="1"/>
+      <w:numFmt w:val="bullet"/>
+      <w:lvlText w:val="-"/>
+      <w:lvlJc w:val="left"/>
+      <w:pPr>
+        <w:ind w:left="6480" w:hanging="360"/>
+      </w:pPr>
+      <w:rPr>
+        <w:u w:val="none"/>
+      </w:rPr>
+    </w:lvl>
+  </w:abstractNum>
+  <w:abstractNum w:abstractNumId="19" w15:restartNumberingAfterBreak="0">
+    <w:nsid w:val="77820D89"/>
+    <w:multiLevelType w:val="multilevel"/>
+    <w:tmpl w:val="C7708776"/>
+    <w:lvl w:ilvl="0">
+      <w:start w:val="1"/>
+      <w:numFmt w:val="bullet"/>
       <w:lvlText w:val="●"/>
       <w:lvlJc w:val="left"/>
       <w:pPr>
@@ -4661,188 +4024,78 @@
       </w:rPr>
     </w:lvl>
   </w:abstractNum>
-  <w:abstractNum w:abstractNumId="20">
-    <w:lvl w:ilvl="0">
-      <w:start w:val="1"/>
-      <w:numFmt w:val="bullet"/>
-      <w:lvlText w:val="-"/>
-      <w:lvlJc w:val="left"/>
-      <w:pPr>
-        <w:ind w:left="720" w:hanging="360"/>
-      </w:pPr>
-      <w:rPr>
-        <w:u w:val="none"/>
-      </w:rPr>
-    </w:lvl>
-    <w:lvl w:ilvl="1">
-      <w:start w:val="1"/>
-      <w:numFmt w:val="bullet"/>
-      <w:lvlText w:val="-"/>
-      <w:lvlJc w:val="left"/>
-      <w:pPr>
-        <w:ind w:left="1440" w:hanging="360"/>
-      </w:pPr>
-      <w:rPr>
-        <w:u w:val="none"/>
-      </w:rPr>
-    </w:lvl>
-    <w:lvl w:ilvl="2">
-      <w:start w:val="1"/>
-      <w:numFmt w:val="bullet"/>
-      <w:lvlText w:val="-"/>
-      <w:lvlJc w:val="left"/>
-      <w:pPr>
-        <w:ind w:left="2160" w:hanging="360"/>
-      </w:pPr>
-      <w:rPr>
-        <w:u w:val="none"/>
-      </w:rPr>
-    </w:lvl>
-    <w:lvl w:ilvl="3">
-      <w:start w:val="1"/>
-      <w:numFmt w:val="bullet"/>
-      <w:lvlText w:val="-"/>
-      <w:lvlJc w:val="left"/>
-      <w:pPr>
-        <w:ind w:left="2880" w:hanging="360"/>
-      </w:pPr>
-      <w:rPr>
-        <w:u w:val="none"/>
-      </w:rPr>
-    </w:lvl>
-    <w:lvl w:ilvl="4">
-      <w:start w:val="1"/>
-      <w:numFmt w:val="bullet"/>
-      <w:lvlText w:val="-"/>
-      <w:lvlJc w:val="left"/>
-      <w:pPr>
-        <w:ind w:left="3600" w:hanging="360"/>
-      </w:pPr>
-      <w:rPr>
-        <w:u w:val="none"/>
-      </w:rPr>
-    </w:lvl>
-    <w:lvl w:ilvl="5">
-      <w:start w:val="1"/>
-      <w:numFmt w:val="bullet"/>
-      <w:lvlText w:val="-"/>
-      <w:lvlJc w:val="left"/>
-      <w:pPr>
-        <w:ind w:left="4320" w:hanging="360"/>
-      </w:pPr>
-      <w:rPr>
-        <w:u w:val="none"/>
-      </w:rPr>
-    </w:lvl>
-    <w:lvl w:ilvl="6">
-      <w:start w:val="1"/>
-      <w:numFmt w:val="bullet"/>
-      <w:lvlText w:val="-"/>
-      <w:lvlJc w:val="left"/>
-      <w:pPr>
-        <w:ind w:left="5040" w:hanging="360"/>
-      </w:pPr>
-      <w:rPr>
-        <w:u w:val="none"/>
-      </w:rPr>
-    </w:lvl>
-    <w:lvl w:ilvl="7">
-      <w:start w:val="1"/>
-      <w:numFmt w:val="bullet"/>
-      <w:lvlText w:val="-"/>
-      <w:lvlJc w:val="left"/>
-      <w:pPr>
-        <w:ind w:left="5760" w:hanging="360"/>
-      </w:pPr>
-      <w:rPr>
-        <w:u w:val="none"/>
-      </w:rPr>
-    </w:lvl>
-    <w:lvl w:ilvl="8">
-      <w:start w:val="1"/>
-      <w:numFmt w:val="bullet"/>
-      <w:lvlText w:val="-"/>
-      <w:lvlJc w:val="left"/>
-      <w:pPr>
-        <w:ind w:left="6480" w:hanging="360"/>
-      </w:pPr>
-      <w:rPr>
-        <w:u w:val="none"/>
-      </w:rPr>
-    </w:lvl>
-  </w:abstractNum>
-  <w:num w:numId="1">
+  <w:num w:numId="1" w16cid:durableId="677196161">
+    <w:abstractNumId w:val="4"/>
+  </w:num>
+  <w:num w:numId="2" w16cid:durableId="2000227239">
+    <w:abstractNumId w:val="11"/>
+  </w:num>
+  <w:num w:numId="3" w16cid:durableId="662247330">
+    <w:abstractNumId w:val="8"/>
+  </w:num>
+  <w:num w:numId="4" w16cid:durableId="23673447">
     <w:abstractNumId w:val="1"/>
   </w:num>
-  <w:num w:numId="2">
+  <w:num w:numId="5" w16cid:durableId="2020813762">
+    <w:abstractNumId w:val="13"/>
+  </w:num>
+  <w:num w:numId="6" w16cid:durableId="1970430528">
+    <w:abstractNumId w:val="0"/>
+  </w:num>
+  <w:num w:numId="7" w16cid:durableId="1152909490">
+    <w:abstractNumId w:val="3"/>
+  </w:num>
+  <w:num w:numId="8" w16cid:durableId="1989825248">
+    <w:abstractNumId w:val="10"/>
+  </w:num>
+  <w:num w:numId="9" w16cid:durableId="1363361494">
+    <w:abstractNumId w:val="7"/>
+  </w:num>
+  <w:num w:numId="10" w16cid:durableId="492255925">
+    <w:abstractNumId w:val="12"/>
+  </w:num>
+  <w:num w:numId="11" w16cid:durableId="2022003488">
+    <w:abstractNumId w:val="17"/>
+  </w:num>
+  <w:num w:numId="12" w16cid:durableId="1438257655">
     <w:abstractNumId w:val="2"/>
   </w:num>
-  <w:num w:numId="3">
-    <w:abstractNumId w:val="3"/>
+  <w:num w:numId="13" w16cid:durableId="248465290">
+    <w:abstractNumId w:val="18"/>
   </w:num>
-  <w:num w:numId="4">
-    <w:abstractNumId w:val="4"/>
+  <w:num w:numId="14" w16cid:durableId="1548833158">
+    <w:abstractNumId w:val="14"/>
   </w:num>
-  <w:num w:numId="5">
+  <w:num w:numId="15" w16cid:durableId="4788789">
+    <w:abstractNumId w:val="6"/>
+  </w:num>
+  <w:num w:numId="16" w16cid:durableId="1926374861">
+    <w:abstractNumId w:val="15"/>
+  </w:num>
+  <w:num w:numId="17" w16cid:durableId="1236625044">
+    <w:abstractNumId w:val="16"/>
+  </w:num>
+  <w:num w:numId="18" w16cid:durableId="1689795156">
     <w:abstractNumId w:val="5"/>
   </w:num>
-  <w:num w:numId="6">
-    <w:abstractNumId w:val="6"/>
-  </w:num>
-  <w:num w:numId="7">
-    <w:abstractNumId w:val="7"/>
-  </w:num>
-  <w:num w:numId="8">
-    <w:abstractNumId w:val="8"/>
-  </w:num>
-  <w:num w:numId="9">
-    <w:abstractNumId w:val="9"/>
-  </w:num>
-  <w:num w:numId="10">
-    <w:abstractNumId w:val="10"/>
-  </w:num>
-  <w:num w:numId="11">
-    <w:abstractNumId w:val="11"/>
-  </w:num>
-  <w:num w:numId="12">
-    <w:abstractNumId w:val="12"/>
-  </w:num>
-  <w:num w:numId="13">
-    <w:abstractNumId w:val="13"/>
-  </w:num>
-  <w:num w:numId="14">
-    <w:abstractNumId w:val="14"/>
-  </w:num>
-  <w:num w:numId="15">
-    <w:abstractNumId w:val="15"/>
-  </w:num>
-  <w:num w:numId="16">
-    <w:abstractNumId w:val="16"/>
-  </w:num>
-  <w:num w:numId="17">
-    <w:abstractNumId w:val="17"/>
-  </w:num>
-  <w:num w:numId="18">
-    <w:abstractNumId w:val="18"/>
-  </w:num>
-  <w:num w:numId="19">
+  <w:num w:numId="19" w16cid:durableId="1674869258">
     <w:abstractNumId w:val="19"/>
   </w:num>
-  <w:num w:numId="20">
-    <w:abstractNumId w:val="20"/>
+  <w:num w:numId="20" w16cid:durableId="1150320259">
+    <w:abstractNumId w:val="9"/>
   </w:num>
 </w:numbering>
 </file>
 
 <file path=word/styles.xml><?xml version="1.0" encoding="utf-8"?>
-<w:styles xmlns:mc="http://schemas.openxmlformats.org/markup-compatibility/2006" xmlns:o="urn:schemas-microsoft-com:office:office" xmlns:r="http://schemas.openxmlformats.org/officeDocument/2006/relationships" xmlns:m="http://schemas.openxmlformats.org/officeDocument/2006/math" xmlns:v="urn:schemas-microsoft-com:vml" xmlns:wp="http://schemas.openxmlformats.org/drawingml/2006/wordprocessingDrawing" xmlns:w10="urn:schemas-microsoft-com:office:word" xmlns:w="http://schemas.openxmlformats.org/wordprocessingml/2006/main" xmlns:wne="http://schemas.microsoft.com/office/word/2006/wordml" xmlns:sl="http://schemas.openxmlformats.org/schemaLibrary/2006/main" xmlns:a="http://schemas.openxmlformats.org/drawingml/2006/main" xmlns:pic="http://schemas.openxmlformats.org/drawingml/2006/picture" xmlns:c="http://schemas.openxmlformats.org/drawingml/2006/chart" xmlns:lc="http://schemas.openxmlformats.org/drawingml/2006/lockedCanvas" xmlns:dgm="http://schemas.openxmlformats.org/drawingml/2006/diagram" xmlns:wps="http://schemas.microsoft.com/office/word/2010/wordprocessingShape" xmlns:wpg="http://schemas.microsoft.com/office/word/2010/wordprocessingGroup" xmlns:w14="http://schemas.microsoft.com/office/word/2010/wordml" xmlns:w15="http://schemas.microsoft.com/office/word/2012/wordml" xmlns:w16="http://schemas.microsoft.com/office/word/2018/wordml" xmlns:w16cex="http://schemas.microsoft.com/office/word/2018/wordml/cex" xmlns:w16cid="http://schemas.microsoft.com/office/word/2016/wordml/cid" xmlns="http://schemas.microsoft.com/office/tasks/2019/documenttasks" xmlns:cr="http://schemas.microsoft.com/office/comments/2020/reactions">
+<w:styles xmlns:mc="http://schemas.openxmlformats.org/markup-compatibility/2006" xmlns:r="http://schemas.openxmlformats.org/officeDocument/2006/relationships" xmlns:w="http://schemas.openxmlformats.org/wordprocessingml/2006/main" xmlns:w14="http://schemas.microsoft.com/office/word/2010/wordml" xmlns:w15="http://schemas.microsoft.com/office/word/2012/wordml" xmlns:w16cex="http://schemas.microsoft.com/office/word/2018/wordml/cex" xmlns:w16cid="http://schemas.microsoft.com/office/word/2016/wordml/cid" xmlns:w16="http://schemas.microsoft.com/office/word/2018/wordml" xmlns:w16du="http://schemas.microsoft.com/office/word/2023/wordml/word16du" xmlns:w16sdtdh="http://schemas.microsoft.com/office/word/2020/wordml/sdtdatahash" xmlns:w16sdtfl="http://schemas.microsoft.com/office/word/2024/wordml/sdtformatlock" xmlns:w16se="http://schemas.microsoft.com/office/word/2015/wordml/symex" mc:Ignorable="w14 w15 w16se w16cid w16 w16cex w16sdtdh w16sdtfl w16du">
   <w:docDefaults>
     <w:rPrDefault>
       <w:rPr>
-        <w:rFonts w:ascii="Arial" w:cs="Arial" w:eastAsia="Arial" w:hAnsi="Arial"/>
+        <w:rFonts w:ascii="Arial" w:eastAsia="Arial" w:hAnsi="Arial" w:cs="Arial"/>
         <w:sz w:val="22"/>
         <w:szCs w:val="22"/>
-        <w:lang w:val="it"/>
+        <w:lang w:val="it" w:eastAsia="it-IT" w:bidi="ar-SA"/>
       </w:rPr>
     </w:rPrDefault>
     <w:pPrDefault>
@@ -4851,69 +4104,456 @@
       </w:pPr>
     </w:pPrDefault>
   </w:docDefaults>
-  <w:style w:type="paragraph" w:styleId="Normal" w:default="1">
-    <w:name w:val="normal"/>
+  <w:latentStyles w:defLockedState="0" w:defUIPriority="99" w:defSemiHidden="0" w:defUnhideWhenUsed="0" w:defQFormat="0" w:count="376">
+    <w:lsdException w:name="Normal" w:uiPriority="0" w:qFormat="1"/>
+    <w:lsdException w:name="heading 1" w:uiPriority="9" w:qFormat="1"/>
+    <w:lsdException w:name="heading 2" w:semiHidden="1" w:uiPriority="9" w:unhideWhenUsed="1" w:qFormat="1"/>
+    <w:lsdException w:name="heading 3" w:semiHidden="1" w:uiPriority="9" w:unhideWhenUsed="1" w:qFormat="1"/>
+    <w:lsdException w:name="heading 4" w:semiHidden="1" w:uiPriority="9" w:unhideWhenUsed="1" w:qFormat="1"/>
+    <w:lsdException w:name="heading 5" w:semiHidden="1" w:uiPriority="9" w:unhideWhenUsed="1" w:qFormat="1"/>
+    <w:lsdException w:name="heading 6" w:semiHidden="1" w:uiPriority="9" w:unhideWhenUsed="1" w:qFormat="1"/>
+    <w:lsdException w:name="heading 7" w:semiHidden="1" w:uiPriority="9" w:unhideWhenUsed="1" w:qFormat="1"/>
+    <w:lsdException w:name="heading 8" w:semiHidden="1" w:uiPriority="9" w:unhideWhenUsed="1" w:qFormat="1"/>
+    <w:lsdException w:name="heading 9" w:semiHidden="1" w:uiPriority="9" w:unhideWhenUsed="1" w:qFormat="1"/>
+    <w:lsdException w:name="index 1" w:semiHidden="1" w:unhideWhenUsed="1"/>
+    <w:lsdException w:name="index 2" w:semiHidden="1" w:unhideWhenUsed="1"/>
+    <w:lsdException w:name="index 3" w:semiHidden="1" w:unhideWhenUsed="1"/>
+    <w:lsdException w:name="index 4" w:semiHidden="1" w:unhideWhenUsed="1"/>
+    <w:lsdException w:name="index 5" w:semiHidden="1" w:unhideWhenUsed="1"/>
+    <w:lsdException w:name="index 6" w:semiHidden="1" w:unhideWhenUsed="1"/>
+    <w:lsdException w:name="index 7" w:semiHidden="1" w:unhideWhenUsed="1"/>
+    <w:lsdException w:name="index 8" w:semiHidden="1" w:unhideWhenUsed="1"/>
+    <w:lsdException w:name="index 9" w:semiHidden="1" w:unhideWhenUsed="1"/>
+    <w:lsdException w:name="toc 1" w:semiHidden="1" w:uiPriority="39" w:unhideWhenUsed="1"/>
+    <w:lsdException w:name="toc 2" w:semiHidden="1" w:uiPriority="39" w:unhideWhenUsed="1"/>
+    <w:lsdException w:name="toc 3" w:semiHidden="1" w:uiPriority="39" w:unhideWhenUsed="1"/>
+    <w:lsdException w:name="toc 4" w:semiHidden="1" w:uiPriority="39" w:unhideWhenUsed="1"/>
+    <w:lsdException w:name="toc 5" w:semiHidden="1" w:uiPriority="39" w:unhideWhenUsed="1"/>
+    <w:lsdException w:name="toc 6" w:semiHidden="1" w:uiPriority="39" w:unhideWhenUsed="1"/>
+    <w:lsdException w:name="toc 7" w:semiHidden="1" w:uiPriority="39" w:unhideWhenUsed="1"/>
+    <w:lsdException w:name="toc 8" w:semiHidden="1" w:uiPriority="39" w:unhideWhenUsed="1"/>
+    <w:lsdException w:name="toc 9" w:semiHidden="1" w:uiPriority="39" w:unhideWhenUsed="1"/>
+    <w:lsdException w:name="Normal Indent" w:semiHidden="1" w:unhideWhenUsed="1"/>
+    <w:lsdException w:name="footnote text" w:semiHidden="1" w:unhideWhenUsed="1"/>
+    <w:lsdException w:name="annotation text" w:semiHidden="1" w:unhideWhenUsed="1"/>
+    <w:lsdException w:name="header" w:semiHidden="1" w:unhideWhenUsed="1"/>
+    <w:lsdException w:name="footer" w:semiHidden="1" w:unhideWhenUsed="1"/>
+    <w:lsdException w:name="index heading" w:semiHidden="1" w:unhideWhenUsed="1"/>
+    <w:lsdException w:name="caption" w:semiHidden="1" w:uiPriority="35" w:unhideWhenUsed="1" w:qFormat="1"/>
+    <w:lsdException w:name="table of figures" w:semiHidden="1" w:unhideWhenUsed="1"/>
+    <w:lsdException w:name="envelope address" w:semiHidden="1" w:unhideWhenUsed="1"/>
+    <w:lsdException w:name="envelope return" w:semiHidden="1" w:unhideWhenUsed="1"/>
+    <w:lsdException w:name="footnote reference" w:semiHidden="1" w:unhideWhenUsed="1"/>
+    <w:lsdException w:name="annotation reference" w:semiHidden="1" w:unhideWhenUsed="1"/>
+    <w:lsdException w:name="line number" w:semiHidden="1" w:unhideWhenUsed="1"/>
+    <w:lsdException w:name="page number" w:semiHidden="1" w:unhideWhenUsed="1"/>
+    <w:lsdException w:name="endnote reference" w:semiHidden="1" w:unhideWhenUsed="1"/>
+    <w:lsdException w:name="endnote text" w:semiHidden="1" w:unhideWhenUsed="1"/>
+    <w:lsdException w:name="table of authorities" w:semiHidden="1" w:unhideWhenUsed="1"/>
+    <w:lsdException w:name="macro" w:semiHidden="1" w:unhideWhenUsed="1"/>
+    <w:lsdException w:name="toa heading" w:semiHidden="1" w:unhideWhenUsed="1"/>
+    <w:lsdException w:name="List" w:semiHidden="1" w:unhideWhenUsed="1"/>
+    <w:lsdException w:name="List Bullet" w:semiHidden="1" w:unhideWhenUsed="1"/>
+    <w:lsdException w:name="List Number" w:semiHidden="1" w:unhideWhenUsed="1"/>
+    <w:lsdException w:name="List 2" w:semiHidden="1" w:unhideWhenUsed="1"/>
+    <w:lsdException w:name="List 3" w:semiHidden="1" w:unhideWhenUsed="1"/>
+    <w:lsdException w:name="List 4" w:semiHidden="1" w:unhideWhenUsed="1"/>
+    <w:lsdException w:name="List 5" w:semiHidden="1" w:unhideWhenUsed="1"/>
+    <w:lsdException w:name="List Bullet 2" w:semiHidden="1" w:unhideWhenUsed="1"/>
+    <w:lsdException w:name="List Bullet 3" w:semiHidden="1" w:unhideWhenUsed="1"/>
+    <w:lsdException w:name="List Bullet 4" w:semiHidden="1" w:unhideWhenUsed="1"/>
+    <w:lsdException w:name="List Bullet 5" w:semiHidden="1" w:unhideWhenUsed="1"/>
+    <w:lsdException w:name="List Number 2" w:semiHidden="1" w:unhideWhenUsed="1"/>
+    <w:lsdException w:name="List Number 3" w:semiHidden="1" w:unhideWhenUsed="1"/>
+    <w:lsdException w:name="List Number 4" w:semiHidden="1" w:unhideWhenUsed="1"/>
+    <w:lsdException w:name="List Number 5" w:semiHidden="1" w:unhideWhenUsed="1"/>
+    <w:lsdException w:name="Title" w:uiPriority="10" w:qFormat="1"/>
+    <w:lsdException w:name="Closing" w:semiHidden="1" w:unhideWhenUsed="1"/>
+    <w:lsdException w:name="Signature" w:semiHidden="1" w:unhideWhenUsed="1"/>
+    <w:lsdException w:name="Default Paragraph Font" w:semiHidden="1" w:uiPriority="1" w:unhideWhenUsed="1"/>
+    <w:lsdException w:name="Body Text" w:semiHidden="1" w:unhideWhenUsed="1"/>
+    <w:lsdException w:name="Body Text Indent" w:semiHidden="1" w:unhideWhenUsed="1"/>
+    <w:lsdException w:name="List Continue" w:semiHidden="1" w:unhideWhenUsed="1"/>
+    <w:lsdException w:name="List Continue 2" w:semiHidden="1" w:unhideWhenUsed="1"/>
+    <w:lsdException w:name="List Continue 3" w:semiHidden="1" w:unhideWhenUsed="1"/>
+    <w:lsdException w:name="List Continue 4" w:semiHidden="1" w:unhideWhenUsed="1"/>
+    <w:lsdException w:name="List Continue 5" w:semiHidden="1" w:unhideWhenUsed="1"/>
+    <w:lsdException w:name="Message Header" w:semiHidden="1" w:unhideWhenUsed="1"/>
+    <w:lsdException w:name="Subtitle" w:uiPriority="11" w:qFormat="1"/>
+    <w:lsdException w:name="Salutation" w:semiHidden="1" w:unhideWhenUsed="1"/>
+    <w:lsdException w:name="Date" w:semiHidden="1" w:unhideWhenUsed="1"/>
+    <w:lsdException w:name="Body Text First Indent" w:semiHidden="1" w:unhideWhenUsed="1"/>
+    <w:lsdException w:name="Body Text First Indent 2" w:semiHidden="1" w:unhideWhenUsed="1"/>
+    <w:lsdException w:name="Note Heading" w:semiHidden="1" w:unhideWhenUsed="1"/>
+    <w:lsdException w:name="Body Text 2" w:semiHidden="1" w:unhideWhenUsed="1"/>
+    <w:lsdException w:name="Body Text 3" w:semiHidden="1" w:unhideWhenUsed="1"/>
+    <w:lsdException w:name="Body Text Indent 2" w:semiHidden="1" w:unhideWhenUsed="1"/>
+    <w:lsdException w:name="Body Text Indent 3" w:semiHidden="1" w:unhideWhenUsed="1"/>
+    <w:lsdException w:name="Block Text" w:semiHidden="1" w:unhideWhenUsed="1"/>
+    <w:lsdException w:name="Hyperlink" w:semiHidden="1" w:unhideWhenUsed="1"/>
+    <w:lsdException w:name="FollowedHyperlink" w:semiHidden="1" w:unhideWhenUsed="1"/>
+    <w:lsdException w:name="Strong" w:uiPriority="22" w:qFormat="1"/>
+    <w:lsdException w:name="Emphasis" w:uiPriority="20" w:qFormat="1"/>
+    <w:lsdException w:name="Document Map" w:semiHidden="1" w:unhideWhenUsed="1"/>
+    <w:lsdException w:name="Plain Text" w:semiHidden="1" w:unhideWhenUsed="1"/>
+    <w:lsdException w:name="E-mail Signature" w:semiHidden="1" w:unhideWhenUsed="1"/>
+    <w:lsdException w:name="HTML Top of Form" w:semiHidden="1" w:unhideWhenUsed="1"/>
+    <w:lsdException w:name="HTML Bottom of Form" w:semiHidden="1" w:unhideWhenUsed="1"/>
+    <w:lsdException w:name="Normal (Web)" w:semiHidden="1" w:unhideWhenUsed="1"/>
+    <w:lsdException w:name="HTML Acronym" w:semiHidden="1" w:unhideWhenUsed="1"/>
+    <w:lsdException w:name="HTML Address" w:semiHidden="1" w:unhideWhenUsed="1"/>
+    <w:lsdException w:name="HTML Cite" w:semiHidden="1" w:unhideWhenUsed="1"/>
+    <w:lsdException w:name="HTML Code" w:semiHidden="1" w:unhideWhenUsed="1"/>
+    <w:lsdException w:name="HTML Definition" w:semiHidden="1" w:unhideWhenUsed="1"/>
+    <w:lsdException w:name="HTML Keyboard" w:semiHidden="1" w:unhideWhenUsed="1"/>
+    <w:lsdException w:name="HTML Preformatted" w:semiHidden="1" w:unhideWhenUsed="1"/>
+    <w:lsdException w:name="HTML Sample" w:semiHidden="1" w:unhideWhenUsed="1"/>
+    <w:lsdException w:name="HTML Typewriter" w:semiHidden="1" w:unhideWhenUsed="1"/>
+    <w:lsdException w:name="HTML Variable" w:semiHidden="1" w:unhideWhenUsed="1"/>
+    <w:lsdException w:name="Normal Table" w:semiHidden="1" w:unhideWhenUsed="1"/>
+    <w:lsdException w:name="annotation subject" w:semiHidden="1" w:unhideWhenUsed="1"/>
+    <w:lsdException w:name="No List" w:semiHidden="1" w:unhideWhenUsed="1"/>
+    <w:lsdException w:name="Outline List 1" w:semiHidden="1" w:unhideWhenUsed="1"/>
+    <w:lsdException w:name="Outline List 2" w:semiHidden="1" w:unhideWhenUsed="1"/>
+    <w:lsdException w:name="Outline List 3" w:semiHidden="1" w:unhideWhenUsed="1"/>
+    <w:lsdException w:name="Table Simple 1" w:semiHidden="1" w:unhideWhenUsed="1"/>
+    <w:lsdException w:name="Table Simple 2" w:semiHidden="1" w:unhideWhenUsed="1"/>
+    <w:lsdException w:name="Table Simple 3" w:semiHidden="1" w:unhideWhenUsed="1"/>
+    <w:lsdException w:name="Table Classic 1" w:semiHidden="1" w:unhideWhenUsed="1"/>
+    <w:lsdException w:name="Table Classic 2" w:semiHidden="1" w:unhideWhenUsed="1"/>
+    <w:lsdException w:name="Table Classic 3" w:semiHidden="1" w:unhideWhenUsed="1"/>
+    <w:lsdException w:name="Table Classic 4" w:semiHidden="1" w:unhideWhenUsed="1"/>
+    <w:lsdException w:name="Table Colorful 1" w:semiHidden="1" w:unhideWhenUsed="1"/>
+    <w:lsdException w:name="Table Colorful 2" w:semiHidden="1" w:unhideWhenUsed="1"/>
+    <w:lsdException w:name="Table Colorful 3" w:semiHidden="1" w:unhideWhenUsed="1"/>
+    <w:lsdException w:name="Table Columns 1" w:semiHidden="1" w:unhideWhenUsed="1"/>
+    <w:lsdException w:name="Table Columns 2" w:semiHidden="1" w:unhideWhenUsed="1"/>
+    <w:lsdException w:name="Table Columns 3" w:semiHidden="1" w:unhideWhenUsed="1"/>
+    <w:lsdException w:name="Table Columns 4" w:semiHidden="1" w:unhideWhenUsed="1"/>
+    <w:lsdException w:name="Table Columns 5" w:semiHidden="1" w:unhideWhenUsed="1"/>
+    <w:lsdException w:name="Table Grid 1" w:semiHidden="1" w:unhideWhenUsed="1"/>
+    <w:lsdException w:name="Table Grid 2" w:semiHidden="1" w:unhideWhenUsed="1"/>
+    <w:lsdException w:name="Table Grid 3" w:semiHidden="1" w:unhideWhenUsed="1"/>
+    <w:lsdException w:name="Table Grid 4" w:semiHidden="1" w:unhideWhenUsed="1"/>
+    <w:lsdException w:name="Table Grid 5" w:semiHidden="1" w:unhideWhenUsed="1"/>
+    <w:lsdException w:name="Table Grid 6" w:semiHidden="1" w:unhideWhenUsed="1"/>
+    <w:lsdException w:name="Table Grid 7" w:semiHidden="1" w:unhideWhenUsed="1"/>
+    <w:lsdException w:name="Table Grid 8" w:semiHidden="1" w:unhideWhenUsed="1"/>
+    <w:lsdException w:name="Table List 1" w:semiHidden="1" w:unhideWhenUsed="1"/>
+    <w:lsdException w:name="Table List 2" w:semiHidden="1" w:unhideWhenUsed="1"/>
+    <w:lsdException w:name="Table List 3" w:semiHidden="1" w:unhideWhenUsed="1"/>
+    <w:lsdException w:name="Table List 4" w:semiHidden="1" w:unhideWhenUsed="1"/>
+    <w:lsdException w:name="Table List 5" w:semiHidden="1" w:unhideWhenUsed="1"/>
+    <w:lsdException w:name="Table List 6" w:semiHidden="1" w:unhideWhenUsed="1"/>
+    <w:lsdException w:name="Table List 7" w:semiHidden="1" w:unhideWhenUsed="1"/>
+    <w:lsdException w:name="Table List 8" w:semiHidden="1" w:unhideWhenUsed="1"/>
+    <w:lsdException w:name="Table 3D effects 1" w:semiHidden="1" w:unhideWhenUsed="1"/>
+    <w:lsdException w:name="Table 3D effects 2" w:semiHidden="1" w:unhideWhenUsed="1"/>
+    <w:lsdException w:name="Table 3D effects 3" w:semiHidden="1" w:unhideWhenUsed="1"/>
+    <w:lsdException w:name="Table Contemporary" w:semiHidden="1" w:unhideWhenUsed="1"/>
+    <w:lsdException w:name="Table Elegant" w:semiHidden="1" w:unhideWhenUsed="1"/>
+    <w:lsdException w:name="Table Professional" w:semiHidden="1" w:unhideWhenUsed="1"/>
+    <w:lsdException w:name="Table Subtle 1" w:semiHidden="1" w:unhideWhenUsed="1"/>
+    <w:lsdException w:name="Table Subtle 2" w:semiHidden="1" w:unhideWhenUsed="1"/>
+    <w:lsdException w:name="Table Web 1" w:semiHidden="1" w:unhideWhenUsed="1"/>
+    <w:lsdException w:name="Table Web 2" w:semiHidden="1" w:unhideWhenUsed="1"/>
+    <w:lsdException w:name="Table Web 3" w:semiHidden="1" w:unhideWhenUsed="1"/>
+    <w:lsdException w:name="Balloon Text" w:semiHidden="1" w:unhideWhenUsed="1"/>
+    <w:lsdException w:name="Table Grid" w:uiPriority="39"/>
+    <w:lsdException w:name="Table Theme" w:semiHidden="1" w:unhideWhenUsed="1"/>
+    <w:lsdException w:name="Placeholder Text" w:semiHidden="1"/>
+    <w:lsdException w:name="No Spacing" w:uiPriority="1" w:qFormat="1"/>
+    <w:lsdException w:name="Light Shading" w:uiPriority="60"/>
+    <w:lsdException w:name="Light List" w:uiPriority="61"/>
+    <w:lsdException w:name="Light Grid" w:uiPriority="62"/>
+    <w:lsdException w:name="Medium Shading 1" w:uiPriority="63"/>
+    <w:lsdException w:name="Medium Shading 2" w:uiPriority="64"/>
+    <w:lsdException w:name="Medium List 1" w:uiPriority="65"/>
+    <w:lsdException w:name="Medium List 2" w:uiPriority="66"/>
+    <w:lsdException w:name="Medium Grid 1" w:uiPriority="67"/>
+    <w:lsdException w:name="Medium Grid 2" w:uiPriority="68"/>
+    <w:lsdException w:name="Medium Grid 3" w:uiPriority="69"/>
+    <w:lsdException w:name="Dark List" w:uiPriority="70"/>
+    <w:lsdException w:name="Colorful Shading" w:uiPriority="71"/>
+    <w:lsdException w:name="Colorful List" w:uiPriority="72"/>
+    <w:lsdException w:name="Colorful Grid" w:uiPriority="73"/>
+    <w:lsdException w:name="Light Shading Accent 1" w:uiPriority="60"/>
+    <w:lsdException w:name="Light List Accent 1" w:uiPriority="61"/>
+    <w:lsdException w:name="Light Grid Accent 1" w:uiPriority="62"/>
+    <w:lsdException w:name="Medium Shading 1 Accent 1" w:uiPriority="63"/>
+    <w:lsdException w:name="Medium Shading 2 Accent 1" w:uiPriority="64"/>
+    <w:lsdException w:name="Medium List 1 Accent 1" w:uiPriority="65"/>
+    <w:lsdException w:name="Revision" w:semiHidden="1"/>
+    <w:lsdException w:name="List Paragraph" w:uiPriority="34" w:qFormat="1"/>
+    <w:lsdException w:name="Quote" w:uiPriority="29" w:qFormat="1"/>
+    <w:lsdException w:name="Intense Quote" w:uiPriority="30" w:qFormat="1"/>
+    <w:lsdException w:name="Medium List 2 Accent 1" w:uiPriority="66"/>
+    <w:lsdException w:name="Medium Grid 1 Accent 1" w:uiPriority="67"/>
+    <w:lsdException w:name="Medium Grid 2 Accent 1" w:uiPriority="68"/>
+    <w:lsdException w:name="Medium Grid 3 Accent 1" w:uiPriority="69"/>
+    <w:lsdException w:name="Dark List Accent 1" w:uiPriority="70"/>
+    <w:lsdException w:name="Colorful Shading Accent 1" w:uiPriority="71"/>
+    <w:lsdException w:name="Colorful List Accent 1" w:uiPriority="72"/>
+    <w:lsdException w:name="Colorful Grid Accent 1" w:uiPriority="73"/>
+    <w:lsdException w:name="Light Shading Accent 2" w:uiPriority="60"/>
+    <w:lsdException w:name="Light List Accent 2" w:uiPriority="61"/>
+    <w:lsdException w:name="Light Grid Accent 2" w:uiPriority="62"/>
+    <w:lsdException w:name="Medium Shading 1 Accent 2" w:uiPriority="63"/>
+    <w:lsdException w:name="Medium Shading 2 Accent 2" w:uiPriority="64"/>
+    <w:lsdException w:name="Medium List 1 Accent 2" w:uiPriority="65"/>
+    <w:lsdException w:name="Medium List 2 Accent 2" w:uiPriority="66"/>
+    <w:lsdException w:name="Medium Grid 1 Accent 2" w:uiPriority="67"/>
+    <w:lsdException w:name="Medium Grid 2 Accent 2" w:uiPriority="68"/>
+    <w:lsdException w:name="Medium Grid 3 Accent 2" w:uiPriority="69"/>
+    <w:lsdException w:name="Dark List Accent 2" w:uiPriority="70"/>
+    <w:lsdException w:name="Colorful Shading Accent 2" w:uiPriority="71"/>
+    <w:lsdException w:name="Colorful List Accent 2" w:uiPriority="72"/>
+    <w:lsdException w:name="Colorful Grid Accent 2" w:uiPriority="73"/>
+    <w:lsdException w:name="Light Shading Accent 3" w:uiPriority="60"/>
+    <w:lsdException w:name="Light List Accent 3" w:uiPriority="61"/>
+    <w:lsdException w:name="Light Grid Accent 3" w:uiPriority="62"/>
+    <w:lsdException w:name="Medium Shading 1 Accent 3" w:uiPriority="63"/>
+    <w:lsdException w:name="Medium Shading 2 Accent 3" w:uiPriority="64"/>
+    <w:lsdException w:name="Medium List 1 Accent 3" w:uiPriority="65"/>
+    <w:lsdException w:name="Medium List 2 Accent 3" w:uiPriority="66"/>
+    <w:lsdException w:name="Medium Grid 1 Accent 3" w:uiPriority="67"/>
+    <w:lsdException w:name="Medium Grid 2 Accent 3" w:uiPriority="68"/>
+    <w:lsdException w:name="Medium Grid 3 Accent 3" w:uiPriority="69"/>
+    <w:lsdException w:name="Dark List Accent 3" w:uiPriority="70"/>
+    <w:lsdException w:name="Colorful Shading Accent 3" w:uiPriority="71"/>
+    <w:lsdException w:name="Colorful List Accent 3" w:uiPriority="72"/>
+    <w:lsdException w:name="Colorful Grid Accent 3" w:uiPriority="73"/>
+    <w:lsdException w:name="Light Shading Accent 4" w:uiPriority="60"/>
+    <w:lsdException w:name="Light List Accent 4" w:uiPriority="61"/>
+    <w:lsdException w:name="Light Grid Accent 4" w:uiPriority="62"/>
+    <w:lsdException w:name="Medium Shading 1 Accent 4" w:uiPriority="63"/>
+    <w:lsdException w:name="Medium Shading 2 Accent 4" w:uiPriority="64"/>
+    <w:lsdException w:name="Medium List 1 Accent 4" w:uiPriority="65"/>
+    <w:lsdException w:name="Medium List 2 Accent 4" w:uiPriority="66"/>
+    <w:lsdException w:name="Medium Grid 1 Accent 4" w:uiPriority="67"/>
+    <w:lsdException w:name="Medium Grid 2 Accent 4" w:uiPriority="68"/>
+    <w:lsdException w:name="Medium Grid 3 Accent 4" w:uiPriority="69"/>
+    <w:lsdException w:name="Dark List Accent 4" w:uiPriority="70"/>
+    <w:lsdException w:name="Colorful Shading Accent 4" w:uiPriority="71"/>
+    <w:lsdException w:name="Colorful List Accent 4" w:uiPriority="72"/>
+    <w:lsdException w:name="Colorful Grid Accent 4" w:uiPriority="73"/>
+    <w:lsdException w:name="Light Shading Accent 5" w:uiPriority="60"/>
+    <w:lsdException w:name="Light List Accent 5" w:uiPriority="61"/>
+    <w:lsdException w:name="Light Grid Accent 5" w:uiPriority="62"/>
+    <w:lsdException w:name="Medium Shading 1 Accent 5" w:uiPriority="63"/>
+    <w:lsdException w:name="Medium Shading 2 Accent 5" w:uiPriority="64"/>
+    <w:lsdException w:name="Medium List 1 Accent 5" w:uiPriority="65"/>
+    <w:lsdException w:name="Medium List 2 Accent 5" w:uiPriority="66"/>
+    <w:lsdException w:name="Medium Grid 1 Accent 5" w:uiPriority="67"/>
+    <w:lsdException w:name="Medium Grid 2 Accent 5" w:uiPriority="68"/>
+    <w:lsdException w:name="Medium Grid 3 Accent 5" w:uiPriority="69"/>
+    <w:lsdException w:name="Dark List Accent 5" w:uiPriority="70"/>
+    <w:lsdException w:name="Colorful Shading Accent 5" w:uiPriority="71"/>
+    <w:lsdException w:name="Colorful List Accent 5" w:uiPriority="72"/>
+    <w:lsdException w:name="Colorful Grid Accent 5" w:uiPriority="73"/>
+    <w:lsdException w:name="Light Shading Accent 6" w:uiPriority="60"/>
+    <w:lsdException w:name="Light List Accent 6" w:uiPriority="61"/>
+    <w:lsdException w:name="Light Grid Accent 6" w:uiPriority="62"/>
+    <w:lsdException w:name="Medium Shading 1 Accent 6" w:uiPriority="63"/>
+    <w:lsdException w:name="Medium Shading 2 Accent 6" w:uiPriority="64"/>
+    <w:lsdException w:name="Medium List 1 Accent 6" w:uiPriority="65"/>
+    <w:lsdException w:name="Medium List 2 Accent 6" w:uiPriority="66"/>
+    <w:lsdException w:name="Medium Grid 1 Accent 6" w:uiPriority="67"/>
+    <w:lsdException w:name="Medium Grid 2 Accent 6" w:uiPriority="68"/>
+    <w:lsdException w:name="Medium Grid 3 Accent 6" w:uiPriority="69"/>
+    <w:lsdException w:name="Dark List Accent 6" w:uiPriority="70"/>
+    <w:lsdException w:name="Colorful Shading Accent 6" w:uiPriority="71"/>
+    <w:lsdException w:name="Colorful List Accent 6" w:uiPriority="72"/>
+    <w:lsdException w:name="Colorful Grid Accent 6" w:uiPriority="73"/>
+    <w:lsdException w:name="Subtle Emphasis" w:uiPriority="19" w:qFormat="1"/>
+    <w:lsdException w:name="Intense Emphasis" w:uiPriority="21" w:qFormat="1"/>
+    <w:lsdException w:name="Subtle Reference" w:uiPriority="31" w:qFormat="1"/>
+    <w:lsdException w:name="Intense Reference" w:uiPriority="32" w:qFormat="1"/>
+    <w:lsdException w:name="Book Title" w:uiPriority="33" w:qFormat="1"/>
+    <w:lsdException w:name="Bibliography" w:semiHidden="1" w:uiPriority="37" w:unhideWhenUsed="1"/>
+    <w:lsdException w:name="TOC Heading" w:semiHidden="1" w:uiPriority="39" w:unhideWhenUsed="1" w:qFormat="1"/>
+    <w:lsdException w:name="Plain Table 1" w:uiPriority="41"/>
+    <w:lsdException w:name="Plain Table 2" w:uiPriority="42"/>
+    <w:lsdException w:name="Plain Table 3" w:uiPriority="43"/>
+    <w:lsdException w:name="Plain Table 4" w:uiPriority="44"/>
+    <w:lsdException w:name="Plain Table 5" w:uiPriority="45"/>
+    <w:lsdException w:name="Grid Table Light" w:uiPriority="40"/>
+    <w:lsdException w:name="Grid Table 1 Light" w:uiPriority="46"/>
+    <w:lsdException w:name="Grid Table 2" w:uiPriority="47"/>
+    <w:lsdException w:name="Grid Table 3" w:uiPriority="48"/>
+    <w:lsdException w:name="Grid Table 4" w:uiPriority="49"/>
+    <w:lsdException w:name="Grid Table 5 Dark" w:uiPriority="50"/>
+    <w:lsdException w:name="Grid Table 6 Colorful" w:uiPriority="51"/>
+    <w:lsdException w:name="Grid Table 7 Colorful" w:uiPriority="52"/>
+    <w:lsdException w:name="Grid Table 1 Light Accent 1" w:uiPriority="46"/>
+    <w:lsdException w:name="Grid Table 2 Accent 1" w:uiPriority="47"/>
+    <w:lsdException w:name="Grid Table 3 Accent 1" w:uiPriority="48"/>
+    <w:lsdException w:name="Grid Table 4 Accent 1" w:uiPriority="49"/>
+    <w:lsdException w:name="Grid Table 5 Dark Accent 1" w:uiPriority="50"/>
+    <w:lsdException w:name="Grid Table 6 Colorful Accent 1" w:uiPriority="51"/>
+    <w:lsdException w:name="Grid Table 7 Colorful Accent 1" w:uiPriority="52"/>
+    <w:lsdException w:name="Grid Table 1 Light Accent 2" w:uiPriority="46"/>
+    <w:lsdException w:name="Grid Table 2 Accent 2" w:uiPriority="47"/>
+    <w:lsdException w:name="Grid Table 3 Accent 2" w:uiPriority="48"/>
+    <w:lsdException w:name="Grid Table 4 Accent 2" w:uiPriority="49"/>
+    <w:lsdException w:name="Grid Table 5 Dark Accent 2" w:uiPriority="50"/>
+    <w:lsdException w:name="Grid Table 6 Colorful Accent 2" w:uiPriority="51"/>
+    <w:lsdException w:name="Grid Table 7 Colorful Accent 2" w:uiPriority="52"/>
+    <w:lsdException w:name="Grid Table 1 Light Accent 3" w:uiPriority="46"/>
+    <w:lsdException w:name="Grid Table 2 Accent 3" w:uiPriority="47"/>
+    <w:lsdException w:name="Grid Table 3 Accent 3" w:uiPriority="48"/>
+    <w:lsdException w:name="Grid Table 4 Accent 3" w:uiPriority="49"/>
+    <w:lsdException w:name="Grid Table 5 Dark Accent 3" w:uiPriority="50"/>
+    <w:lsdException w:name="Grid Table 6 Colorful Accent 3" w:uiPriority="51"/>
+    <w:lsdException w:name="Grid Table 7 Colorful Accent 3" w:uiPriority="52"/>
+    <w:lsdException w:name="Grid Table 1 Light Accent 4" w:uiPriority="46"/>
+    <w:lsdException w:name="Grid Table 2 Accent 4" w:uiPriority="47"/>
+    <w:lsdException w:name="Grid Table 3 Accent 4" w:uiPriority="48"/>
+    <w:lsdException w:name="Grid Table 4 Accent 4" w:uiPriority="49"/>
+    <w:lsdException w:name="Grid Table 5 Dark Accent 4" w:uiPriority="50"/>
+    <w:lsdException w:name="Grid Table 6 Colorful Accent 4" w:uiPriority="51"/>
+    <w:lsdException w:name="Grid Table 7 Colorful Accent 4" w:uiPriority="52"/>
+    <w:lsdException w:name="Grid Table 1 Light Accent 5" w:uiPriority="46"/>
+    <w:lsdException w:name="Grid Table 2 Accent 5" w:uiPriority="47"/>
+    <w:lsdException w:name="Grid Table 3 Accent 5" w:uiPriority="48"/>
+    <w:lsdException w:name="Grid Table 4 Accent 5" w:uiPriority="49"/>
+    <w:lsdException w:name="Grid Table 5 Dark Accent 5" w:uiPriority="50"/>
+    <w:lsdException w:name="Grid Table 6 Colorful Accent 5" w:uiPriority="51"/>
+    <w:lsdException w:name="Grid Table 7 Colorful Accent 5" w:uiPriority="52"/>
+    <w:lsdException w:name="Grid Table 1 Light Accent 6" w:uiPriority="46"/>
+    <w:lsdException w:name="Grid Table 2 Accent 6" w:uiPriority="47"/>
+    <w:lsdException w:name="Grid Table 3 Accent 6" w:uiPriority="48"/>
+    <w:lsdException w:name="Grid Table 4 Accent 6" w:uiPriority="49"/>
+    <w:lsdException w:name="Grid Table 5 Dark Accent 6" w:uiPriority="50"/>
+    <w:lsdException w:name="Grid Table 6 Colorful Accent 6" w:uiPriority="51"/>
+    <w:lsdException w:name="Grid Table 7 Colorful Accent 6" w:uiPriority="52"/>
+    <w:lsdException w:name="List Table 1 Light" w:uiPriority="46"/>
+    <w:lsdException w:name="List Table 2" w:uiPriority="47"/>
+    <w:lsdException w:name="List Table 3" w:uiPriority="48"/>
+    <w:lsdException w:name="List Table 4" w:uiPriority="49"/>
+    <w:lsdException w:name="List Table 5 Dark" w:uiPriority="50"/>
+    <w:lsdException w:name="List Table 6 Colorful" w:uiPriority="51"/>
+    <w:lsdException w:name="List Table 7 Colorful" w:uiPriority="52"/>
+    <w:lsdException w:name="List Table 1 Light Accent 1" w:uiPriority="46"/>
+    <w:lsdException w:name="List Table 2 Accent 1" w:uiPriority="47"/>
+    <w:lsdException w:name="List Table 3 Accent 1" w:uiPriority="48"/>
+    <w:lsdException w:name="List Table 4 Accent 1" w:uiPriority="49"/>
+    <w:lsdException w:name="List Table 5 Dark Accent 1" w:uiPriority="50"/>
+    <w:lsdException w:name="List Table 6 Colorful Accent 1" w:uiPriority="51"/>
+    <w:lsdException w:name="List Table 7 Colorful Accent 1" w:uiPriority="52"/>
+    <w:lsdException w:name="List Table 1 Light Accent 2" w:uiPriority="46"/>
+    <w:lsdException w:name="List Table 2 Accent 2" w:uiPriority="47"/>
+    <w:lsdException w:name="List Table 3 Accent 2" w:uiPriority="48"/>
+    <w:lsdException w:name="List Table 4 Accent 2" w:uiPriority="49"/>
+    <w:lsdException w:name="List Table 5 Dark Accent 2" w:uiPriority="50"/>
+    <w:lsdException w:name="List Table 6 Colorful Accent 2" w:uiPriority="51"/>
+    <w:lsdException w:name="List Table 7 Colorful Accent 2" w:uiPriority="52"/>
+    <w:lsdException w:name="List Table 1 Light Accent 3" w:uiPriority="46"/>
+    <w:lsdException w:name="List Table 2 Accent 3" w:uiPriority="47"/>
+    <w:lsdException w:name="List Table 3 Accent 3" w:uiPriority="48"/>
+    <w:lsdException w:name="List Table 4 Accent 3" w:uiPriority="49"/>
+    <w:lsdException w:name="List Table 5 Dark Accent 3" w:uiPriority="50"/>
+    <w:lsdException w:name="List Table 6 Colorful Accent 3" w:uiPriority="51"/>
+    <w:lsdException w:name="List Table 7 Colorful Accent 3" w:uiPriority="52"/>
+    <w:lsdException w:name="List Table 1 Light Accent 4" w:uiPriority="46"/>
+    <w:lsdException w:name="List Table 2 Accent 4" w:uiPriority="47"/>
+    <w:lsdException w:name="List Table 3 Accent 4" w:uiPriority="48"/>
+    <w:lsdException w:name="List Table 4 Accent 4" w:uiPriority="49"/>
+    <w:lsdException w:name="List Table 5 Dark Accent 4" w:uiPriority="50"/>
+    <w:lsdException w:name="List Table 6 Colorful Accent 4" w:uiPriority="51"/>
+    <w:lsdException w:name="List Table 7 Colorful Accent 4" w:uiPriority="52"/>
+    <w:lsdException w:name="List Table 1 Light Accent 5" w:uiPriority="46"/>
+    <w:lsdException w:name="List Table 2 Accent 5" w:uiPriority="47"/>
+    <w:lsdException w:name="List Table 3 Accent 5" w:uiPriority="48"/>
+    <w:lsdException w:name="List Table 4 Accent 5" w:uiPriority="49"/>
+    <w:lsdException w:name="List Table 5 Dark Accent 5" w:uiPriority="50"/>
+    <w:lsdException w:name="List Table 6 Colorful Accent 5" w:uiPriority="51"/>
+    <w:lsdException w:name="List Table 7 Colorful Accent 5" w:uiPriority="52"/>
+    <w:lsdException w:name="List Table 1 Light Accent 6" w:uiPriority="46"/>
+    <w:lsdException w:name="List Table 2 Accent 6" w:uiPriority="47"/>
+    <w:lsdException w:name="List Table 3 Accent 6" w:uiPriority="48"/>
+    <w:lsdException w:name="List Table 4 Accent 6" w:uiPriority="49"/>
+    <w:lsdException w:name="List Table 5 Dark Accent 6" w:uiPriority="50"/>
+    <w:lsdException w:name="List Table 6 Colorful Accent 6" w:uiPriority="51"/>
+    <w:lsdException w:name="List Table 7 Colorful Accent 6" w:uiPriority="52"/>
+    <w:lsdException w:name="Mention" w:semiHidden="1" w:unhideWhenUsed="1"/>
+    <w:lsdException w:name="Smart Hyperlink" w:semiHidden="1" w:unhideWhenUsed="1"/>
+    <w:lsdException w:name="Hashtag" w:semiHidden="1" w:unhideWhenUsed="1"/>
+    <w:lsdException w:name="Unresolved Mention" w:semiHidden="1" w:unhideWhenUsed="1"/>
+    <w:lsdException w:name="Smart Link" w:semiHidden="1" w:unhideWhenUsed="1"/>
+  </w:latentStyles>
+  <w:style w:type="paragraph" w:default="1" w:styleId="Normale">
+    <w:name w:val="Normal"/>
+    <w:qFormat/>
   </w:style>
-  <w:style w:type="table" w:styleId="TableNormal" w:default="1">
-    <w:name w:val="Table Normal"/>
-  </w:style>
-  <w:style w:type="paragraph" w:styleId="Heading1">
+  <w:style w:type="paragraph" w:styleId="Titolo1">
     <w:name w:val="heading 1"/>
-    <w:basedOn w:val="Normal"/>
-    <w:next w:val="Normal"/>
+    <w:basedOn w:val="Normale"/>
+    <w:next w:val="Normale"/>
+    <w:uiPriority w:val="9"/>
+    <w:qFormat/>
     <w:pPr>
-      <w:keepNext w:val="1"/>
-      <w:keepLines w:val="1"/>
-      <w:pageBreakBefore w:val="0"/>
-      <w:spacing w:after="120" w:before="400" w:lineRule="auto"/>
+      <w:keepNext/>
+      <w:keepLines/>
+      <w:spacing w:before="400" w:after="120"/>
+      <w:outlineLvl w:val="0"/>
     </w:pPr>
     <w:rPr>
       <w:sz w:val="40"/>
       <w:szCs w:val="40"/>
     </w:rPr>
   </w:style>
-  <w:style w:type="paragraph" w:styleId="Heading2">
+  <w:style w:type="paragraph" w:styleId="Titolo2">
     <w:name w:val="heading 2"/>
-    <w:basedOn w:val="Normal"/>
-    <w:next w:val="Normal"/>
+    <w:basedOn w:val="Normale"/>
+    <w:next w:val="Normale"/>
+    <w:uiPriority w:val="9"/>
+    <w:unhideWhenUsed/>
+    <w:qFormat/>
     <w:pPr>
-      <w:keepNext w:val="1"/>
-      <w:keepLines w:val="1"/>
-      <w:pageBreakBefore w:val="0"/>
-      <w:spacing w:after="120" w:before="360" w:lineRule="auto"/>
+      <w:keepNext/>
+      <w:keepLines/>
+      <w:spacing w:before="360" w:after="120"/>
+      <w:outlineLvl w:val="1"/>
     </w:pPr>
     <w:rPr>
-      <w:b w:val="0"/>
       <w:sz w:val="32"/>
       <w:szCs w:val="32"/>
     </w:rPr>
   </w:style>
-  <w:style w:type="paragraph" w:styleId="Heading3">
+  <w:style w:type="paragraph" w:styleId="Titolo3">
     <w:name w:val="heading 3"/>
-    <w:basedOn w:val="Normal"/>
-    <w:next w:val="Normal"/>
+    <w:basedOn w:val="Normale"/>
+    <w:next w:val="Normale"/>
+    <w:uiPriority w:val="9"/>
+    <w:semiHidden/>
+    <w:unhideWhenUsed/>
+    <w:qFormat/>
     <w:pPr>
-      <w:keepNext w:val="1"/>
-      <w:keepLines w:val="1"/>
-      <w:pageBreakBefore w:val="0"/>
-      <w:spacing w:after="80" w:before="320" w:lineRule="auto"/>
+      <w:keepNext/>
+      <w:keepLines/>
+      <w:spacing w:before="320" w:after="80"/>
+      <w:outlineLvl w:val="2"/>
     </w:pPr>
     <w:rPr>
-      <w:b w:val="0"/>
       <w:color w:val="434343"/>
       <w:sz w:val="28"/>
       <w:szCs w:val="28"/>
     </w:rPr>
   </w:style>
-  <w:style w:type="paragraph" w:styleId="Heading4">
+  <w:style w:type="paragraph" w:styleId="Titolo4">
     <w:name w:val="heading 4"/>
-    <w:basedOn w:val="Normal"/>
-    <w:next w:val="Normal"/>
+    <w:basedOn w:val="Normale"/>
+    <w:next w:val="Normale"/>
+    <w:uiPriority w:val="9"/>
+    <w:semiHidden/>
+    <w:unhideWhenUsed/>
+    <w:qFormat/>
     <w:pPr>
-      <w:keepNext w:val="1"/>
-      <w:keepLines w:val="1"/>
-      <w:pageBreakBefore w:val="0"/>
-      <w:spacing w:after="80" w:before="280" w:lineRule="auto"/>
+      <w:keepNext/>
+      <w:keepLines/>
+      <w:spacing w:before="280" w:after="80"/>
+      <w:outlineLvl w:val="3"/>
     </w:pPr>
     <w:rPr>
       <w:color w:val="666666"/>
@@ -4921,67 +4561,109 @@
       <w:szCs w:val="24"/>
     </w:rPr>
   </w:style>
-  <w:style w:type="paragraph" w:styleId="Heading5">
+  <w:style w:type="paragraph" w:styleId="Titolo5">
     <w:name w:val="heading 5"/>
-    <w:basedOn w:val="Normal"/>
-    <w:next w:val="Normal"/>
+    <w:basedOn w:val="Normale"/>
+    <w:next w:val="Normale"/>
+    <w:uiPriority w:val="9"/>
+    <w:semiHidden/>
+    <w:unhideWhenUsed/>
+    <w:qFormat/>
     <w:pPr>
-      <w:keepNext w:val="1"/>
-      <w:keepLines w:val="1"/>
-      <w:pageBreakBefore w:val="0"/>
-      <w:spacing w:after="80" w:before="240" w:lineRule="auto"/>
+      <w:keepNext/>
+      <w:keepLines/>
+      <w:spacing w:before="240" w:after="80"/>
+      <w:outlineLvl w:val="4"/>
     </w:pPr>
     <w:rPr>
       <w:color w:val="666666"/>
-      <w:sz w:val="22"/>
-      <w:szCs w:val="22"/>
     </w:rPr>
   </w:style>
-  <w:style w:type="paragraph" w:styleId="Heading6">
+  <w:style w:type="paragraph" w:styleId="Titolo6">
     <w:name w:val="heading 6"/>
-    <w:basedOn w:val="Normal"/>
-    <w:next w:val="Normal"/>
+    <w:basedOn w:val="Normale"/>
+    <w:next w:val="Normale"/>
+    <w:uiPriority w:val="9"/>
+    <w:semiHidden/>
+    <w:unhideWhenUsed/>
+    <w:qFormat/>
     <w:pPr>
-      <w:keepNext w:val="1"/>
-      <w:keepLines w:val="1"/>
-      <w:pageBreakBefore w:val="0"/>
-      <w:spacing w:after="80" w:before="240" w:lineRule="auto"/>
+      <w:keepNext/>
+      <w:keepLines/>
+      <w:spacing w:before="240" w:after="80"/>
+      <w:outlineLvl w:val="5"/>
     </w:pPr>
     <w:rPr>
-      <w:i w:val="1"/>
+      <w:i/>
       <w:color w:val="666666"/>
-      <w:sz w:val="22"/>
-      <w:szCs w:val="22"/>
     </w:rPr>
   </w:style>
-  <w:style w:type="paragraph" w:styleId="Title">
+  <w:style w:type="character" w:default="1" w:styleId="Carpredefinitoparagrafo">
+    <w:name w:val="Default Paragraph Font"/>
+    <w:uiPriority w:val="1"/>
+    <w:semiHidden/>
+    <w:unhideWhenUsed/>
+  </w:style>
+  <w:style w:type="table" w:default="1" w:styleId="Tabellanormale">
+    <w:name w:val="Normal Table"/>
+    <w:uiPriority w:val="99"/>
+    <w:semiHidden/>
+    <w:unhideWhenUsed/>
+    <w:tblPr>
+      <w:tblInd w:w="0" w:type="dxa"/>
+      <w:tblCellMar>
+        <w:top w:w="0" w:type="dxa"/>
+        <w:left w:w="108" w:type="dxa"/>
+        <w:bottom w:w="0" w:type="dxa"/>
+        <w:right w:w="108" w:type="dxa"/>
+      </w:tblCellMar>
+    </w:tblPr>
+  </w:style>
+  <w:style w:type="numbering" w:default="1" w:styleId="Nessunelenco">
+    <w:name w:val="No List"/>
+    <w:uiPriority w:val="99"/>
+    <w:semiHidden/>
+    <w:unhideWhenUsed/>
+  </w:style>
+  <w:style w:type="table" w:customStyle="1" w:styleId="TableNormal">
+    <w:name w:val="Table Normal"/>
+    <w:tblPr>
+      <w:tblCellMar>
+        <w:top w:w="0" w:type="dxa"/>
+        <w:left w:w="0" w:type="dxa"/>
+        <w:bottom w:w="0" w:type="dxa"/>
+        <w:right w:w="0" w:type="dxa"/>
+      </w:tblCellMar>
+    </w:tblPr>
+  </w:style>
+  <w:style w:type="paragraph" w:styleId="Titolo">
     <w:name w:val="Title"/>
-    <w:basedOn w:val="Normal"/>
-    <w:next w:val="Normal"/>
+    <w:basedOn w:val="Normale"/>
+    <w:next w:val="Normale"/>
+    <w:uiPriority w:val="10"/>
+    <w:qFormat/>
     <w:pPr>
-      <w:keepNext w:val="1"/>
-      <w:keepLines w:val="1"/>
-      <w:pageBreakBefore w:val="0"/>
-      <w:spacing w:after="60" w:before="0" w:lineRule="auto"/>
+      <w:keepNext/>
+      <w:keepLines/>
+      <w:spacing w:after="60"/>
     </w:pPr>
     <w:rPr>
       <w:sz w:val="52"/>
       <w:szCs w:val="52"/>
     </w:rPr>
   </w:style>
-  <w:style w:type="paragraph" w:styleId="Subtitle">
+  <w:style w:type="paragraph" w:styleId="Sottotitolo">
     <w:name w:val="Subtitle"/>
-    <w:basedOn w:val="Normal"/>
-    <w:next w:val="Normal"/>
+    <w:basedOn w:val="Normale"/>
+    <w:next w:val="Normale"/>
+    <w:uiPriority w:val="11"/>
+    <w:qFormat/>
     <w:pPr>
-      <w:keepNext w:val="1"/>
-      <w:keepLines w:val="1"/>
-      <w:pageBreakBefore w:val="0"/>
-      <w:spacing w:after="320" w:before="0" w:lineRule="auto"/>
+      <w:keepNext/>
+      <w:keepLines/>
+      <w:spacing w:after="320"/>
     </w:pPr>
     <w:rPr>
-      <w:rFonts w:ascii="Arial" w:cs="Arial" w:eastAsia="Arial" w:hAnsi="Arial"/>
-      <w:i w:val="0"/>
       <w:color w:val="666666"/>
       <w:sz w:val="30"/>
       <w:szCs w:val="30"/>
